--- a/06-转换电路/02-数模转换DAC/电流舵型DAC电路/电流舵型DAC电路.docx
+++ b/06-转换电路/02-数模转换DAC/电流舵型DAC电路/电流舵型DAC电路.docx
@@ -2916,6 +2916,20 @@
     </w:p>
     <w:bookmarkEnd w:id="26"/>
     <w:bookmarkEnd w:id="27"/>
+    <w:p>
+      <w:pPr>
+        <w:spacing w:before="360"/>
+        <w:jc w:val="center"/>
+      </w:pPr>
+      <w:r>
+        <w:rPr>
+          <w:rFonts w:ascii="Times New Roman" w:hAnsi="Times New Roman"/>
+          <w:color w:val="555555"/>
+          <w:sz w:val="21"/>
+        </w:rPr>
+        <w:t>材料收集者：杜文杰</w:t>
+      </w:r>
+    </w:p>
     <w:sectPr>
       <w:headerReference r:id="rId9" w:type="default"/>
       <w:footerReference r:id="rId10" w:type="default"/>

--- a/06-转换电路/02-数模转换DAC/电流舵型DAC电路/电流舵型DAC电路.docx
+++ b/06-转换电路/02-数模转换DAC/电流舵型DAC电路/电流舵型DAC电路.docx
@@ -1,6 +1,6 @@
 
 <file path=word/document.xml><?xml version="1.0" encoding="utf-8"?>
-<w:document xmlns:w="http://schemas.openxmlformats.org/wordprocessingml/2006/main" xmlns:m="http://schemas.openxmlformats.org/officeDocument/2006/math" xmlns:r="http://schemas.openxmlformats.org/officeDocument/2006/relationships" xmlns:o="urn:schemas-microsoft-com:office:office" xmlns:v="urn:schemas-microsoft-com:vml" xmlns:w10="urn:schemas-microsoft-com:office:word" xmlns:a="http://schemas.openxmlformats.org/drawingml/2006/main" xmlns:pic="http://schemas.openxmlformats.org/drawingml/2006/picture" xmlns:wp="http://schemas.openxmlformats.org/drawingml/2006/wordprocessingDrawing">
+<w:document xmlns:m="http://schemas.openxmlformats.org/officeDocument/2006/math" xmlns:r="http://schemas.openxmlformats.org/officeDocument/2006/relationships" xmlns:w="http://schemas.openxmlformats.org/wordprocessingml/2006/main" xmlns:o="urn:schemas-microsoft-com:office:office" xmlns:v="urn:schemas-microsoft-com:vml" xmlns:w10="urn:schemas-microsoft-com:office:word" xmlns:a="http://schemas.openxmlformats.org/drawingml/2006/main" xmlns:pic="http://schemas.openxmlformats.org/drawingml/2006/picture" xmlns:wp="http://schemas.openxmlformats.org/drawingml/2006/wordprocessingDrawing">
   <w:body>
     <w:bookmarkStart w:id="27" w:name="电流舵型-dac-电路"/>
     <w:p>
@@ -9,16 +9,19 @@
       </w:pPr>
       <w:r>
         <w:rPr>
-          <w:rFonts w:hint="eastAsia"/>
+          <w:rFonts w:hint="eastAsia" w:eastAsia="黑体"/>
         </w:rPr>
         <w:t xml:space="preserve">电流舵型</w:t>
       </w:r>
       <w:r>
+        <w:rPr>
+          <w:rFonts w:eastAsia="黑体"/>
+        </w:rPr>
         <w:t xml:space="preserve"> DAC </w:t>
       </w:r>
       <w:r>
         <w:rPr>
-          <w:rFonts w:hint="eastAsia"/>
+          <w:rFonts w:hint="eastAsia" w:eastAsia="黑体"/>
         </w:rPr>
         <w:t xml:space="preserve">电路</w:t>
       </w:r>
@@ -30,7 +33,7 @@
       </w:pPr>
       <w:r>
         <w:rPr>
-          <w:rFonts w:hint="eastAsia"/>
+          <w:rFonts w:hint="eastAsia" w:eastAsia="黑体"/>
         </w:rPr>
         <w:t xml:space="preserve">拓扑描述</w:t>
       </w:r>
@@ -41,16 +44,19 @@
       </w:pPr>
       <w:r>
         <w:rPr>
-          <w:rFonts w:hint="eastAsia"/>
+          <w:rFonts w:hint="eastAsia" w:eastAsia="黑体"/>
         </w:rPr>
         <w:t xml:space="preserve">由</w:t>
       </w:r>
       <w:r>
+        <w:rPr>
+          <w:rFonts w:eastAsia="黑体"/>
+        </w:rPr>
         <w:t xml:space="preserve"> </w:t>
       </w:r>
       <w:r>
         <w:rPr>
-          <w:rFonts w:hint="eastAsia"/>
+          <w:rFonts w:hint="eastAsia" w:eastAsia="黑体"/>
           <w:b/>
           <w:bCs/>
         </w:rPr>
@@ -58,6 +64,7 @@
       </w:r>
       <w:r>
         <w:rPr>
+          <w:rFonts w:eastAsia="黑体"/>
           <w:b/>
           <w:bCs/>
         </w:rPr>
@@ -135,11 +142,14 @@
         </m:sSub>
       </m:oMath>
       <w:r>
+        <w:rPr>
+          <w:rFonts w:eastAsia="黑体"/>
+        </w:rPr>
         <w:t xml:space="preserve">、</w:t>
       </w:r>
       <w:r>
         <w:rPr>
-          <w:rFonts w:hint="eastAsia"/>
+          <w:rFonts w:hint="eastAsia" w:eastAsia="黑体"/>
           <w:b/>
           <w:bCs/>
         </w:rPr>
@@ -147,6 +157,7 @@
       </w:r>
       <w:r>
         <w:rPr>
+          <w:rFonts w:eastAsia="黑体"/>
           <w:b/>
           <w:bCs/>
         </w:rPr>
@@ -212,20 +223,26 @@
         </m:sSub>
       </m:oMath>
       <w:r>
+        <w:rPr>
+          <w:rFonts w:eastAsia="黑体"/>
+        </w:rPr>
         <w:t xml:space="preserve"> </w:t>
       </w:r>
       <w:r>
         <w:rPr>
-          <w:rFonts w:hint="eastAsia"/>
+          <w:rFonts w:hint="eastAsia" w:eastAsia="黑体"/>
         </w:rPr>
         <w:t xml:space="preserve">与</w:t>
       </w:r>
       <w:r>
+        <w:rPr>
+          <w:rFonts w:eastAsia="黑体"/>
+        </w:rPr>
         <w:t xml:space="preserve"> </w:t>
       </w:r>
       <w:r>
         <w:rPr>
-          <w:rFonts w:hint="eastAsia"/>
+          <w:rFonts w:hint="eastAsia" w:eastAsia="黑体"/>
           <w:b/>
           <w:bCs/>
         </w:rPr>
@@ -233,6 +250,7 @@
       </w:r>
       <w:r>
         <w:rPr>
+          <w:rFonts w:eastAsia="黑体"/>
           <w:b/>
           <w:bCs/>
         </w:rPr>
@@ -254,22 +272,25 @@
       </m:oMath>
       <w:r>
         <w:rPr>
-          <w:rFonts w:hint="eastAsia"/>
+          <w:rFonts w:hint="eastAsia" w:eastAsia="黑体"/>
         </w:rPr>
         <w:t xml:space="preserve">（常配合外接电阻或运放）组成。电路共有</w:t>
       </w:r>
       <w:r>
+        <w:rPr>
+          <w:rFonts w:eastAsia="黑体"/>
+        </w:rPr>
         <w:t xml:space="preserve"> 6 </w:t>
       </w:r>
       <w:r>
         <w:rPr>
-          <w:rFonts w:hint="eastAsia"/>
+          <w:rFonts w:hint="eastAsia" w:eastAsia="黑体"/>
         </w:rPr>
         <w:t xml:space="preserve">个关键节点：</w:t>
       </w:r>
       <w:r>
         <w:rPr>
-          <w:rFonts w:hint="eastAsia"/>
+          <w:rFonts w:hint="eastAsia" w:eastAsia="黑体"/>
           <w:b/>
           <w:bCs/>
         </w:rPr>
@@ -277,6 +298,7 @@
       </w:r>
       <w:r>
         <w:rPr>
+          <w:rFonts w:eastAsia="黑体"/>
           <w:b/>
           <w:bCs/>
         </w:rPr>
@@ -284,7 +306,7 @@
       </w:r>
       <w:r>
         <w:rPr>
-          <w:rFonts w:hint="eastAsia"/>
+          <w:rFonts w:hint="eastAsia" w:eastAsia="黑体"/>
           <w:b/>
           <w:bCs/>
         </w:rPr>
@@ -292,7 +314,7 @@
       </w:r>
       <w:r>
         <w:rPr>
-          <w:rFonts w:hint="eastAsia"/>
+          <w:rFonts w:hint="eastAsia" w:eastAsia="黑体"/>
         </w:rPr>
         <w:t xml:space="preserve">（</w:t>
       </w:r>
@@ -302,15 +324,21 @@
         </m:r>
       </m:oMath>
       <w:r>
+        <w:rPr>
+          <w:rFonts w:eastAsia="黑体"/>
+        </w:rPr>
         <w:t xml:space="preserve"> </w:t>
       </w:r>
       <w:r>
         <w:rPr>
-          <w:rFonts w:hint="eastAsia"/>
+          <w:rFonts w:hint="eastAsia" w:eastAsia="黑体"/>
         </w:rPr>
         <w:t xml:space="preserve">位码</w:t>
       </w:r>
       <w:r>
+        <w:rPr>
+          <w:rFonts w:eastAsia="黑体"/>
+        </w:rPr>
         <w:t xml:space="preserve"> </w:t>
       </w:r>
       <m:oMath>
@@ -319,17 +347,20 @@
         </m:r>
       </m:oMath>
       <w:r>
+        <w:rPr>
+          <w:rFonts w:eastAsia="黑体"/>
+        </w:rPr>
         <w:t xml:space="preserve"> </w:t>
       </w:r>
       <w:r>
         <w:rPr>
-          <w:rFonts w:hint="eastAsia"/>
+          <w:rFonts w:hint="eastAsia" w:eastAsia="黑体"/>
         </w:rPr>
         <w:t xml:space="preserve">送各差分开关控制端）；</w:t>
       </w:r>
       <w:r>
         <w:rPr>
-          <w:rFonts w:hint="eastAsia"/>
+          <w:rFonts w:hint="eastAsia" w:eastAsia="黑体"/>
           <w:b/>
           <w:bCs/>
         </w:rPr>
@@ -337,6 +368,7 @@
       </w:r>
       <w:r>
         <w:rPr>
+          <w:rFonts w:eastAsia="黑体"/>
           <w:b/>
           <w:bCs/>
         </w:rPr>
@@ -344,7 +376,7 @@
       </w:r>
       <w:r>
         <w:rPr>
-          <w:rFonts w:hint="eastAsia"/>
+          <w:rFonts w:hint="eastAsia" w:eastAsia="黑体"/>
           <w:b/>
           <w:bCs/>
         </w:rPr>
@@ -352,7 +384,7 @@
       </w:r>
       <w:r>
         <w:rPr>
-          <w:rFonts w:hint="eastAsia"/>
+          <w:rFonts w:hint="eastAsia" w:eastAsia="黑体"/>
         </w:rPr>
         <w:t xml:space="preserve">（</w:t>
       </w:r>
@@ -384,13 +416,13 @@
       </m:oMath>
       <w:r>
         <w:rPr>
-          <w:rFonts w:hint="eastAsia"/>
+          <w:rFonts w:hint="eastAsia" w:eastAsia="黑体"/>
         </w:rPr>
         <w:t xml:space="preserve">，各开关的正触点汇入）；</w:t>
       </w:r>
       <w:r>
         <w:rPr>
-          <w:rFonts w:hint="eastAsia"/>
+          <w:rFonts w:hint="eastAsia" w:eastAsia="黑体"/>
           <w:b/>
           <w:bCs/>
         </w:rPr>
@@ -398,6 +430,7 @@
       </w:r>
       <w:r>
         <w:rPr>
+          <w:rFonts w:eastAsia="黑体"/>
           <w:b/>
           <w:bCs/>
         </w:rPr>
@@ -405,7 +438,7 @@
       </w:r>
       <w:r>
         <w:rPr>
-          <w:rFonts w:hint="eastAsia"/>
+          <w:rFonts w:hint="eastAsia" w:eastAsia="黑体"/>
           <w:b/>
           <w:bCs/>
         </w:rPr>
@@ -413,7 +446,7 @@
       </w:r>
       <w:r>
         <w:rPr>
-          <w:rFonts w:hint="eastAsia"/>
+          <w:rFonts w:hint="eastAsia" w:eastAsia="黑体"/>
         </w:rPr>
         <w:t xml:space="preserve">（</w:t>
       </w:r>
@@ -445,13 +478,13 @@
       </m:oMath>
       <w:r>
         <w:rPr>
-          <w:rFonts w:hint="eastAsia"/>
+          <w:rFonts w:hint="eastAsia" w:eastAsia="黑体"/>
         </w:rPr>
         <w:t xml:space="preserve">，各开关的负触点汇入）；</w:t>
       </w:r>
       <w:r>
         <w:rPr>
-          <w:rFonts w:hint="eastAsia"/>
+          <w:rFonts w:hint="eastAsia" w:eastAsia="黑体"/>
           <w:b/>
           <w:bCs/>
         </w:rPr>
@@ -459,6 +492,7 @@
       </w:r>
       <w:r>
         <w:rPr>
+          <w:rFonts w:eastAsia="黑体"/>
           <w:b/>
           <w:bCs/>
         </w:rPr>
@@ -466,7 +500,7 @@
       </w:r>
       <w:r>
         <w:rPr>
-          <w:rFonts w:hint="eastAsia"/>
+          <w:rFonts w:hint="eastAsia" w:eastAsia="黑体"/>
           <w:b/>
           <w:bCs/>
         </w:rPr>
@@ -474,11 +508,14 @@
       </w:r>
       <w:r>
         <w:rPr>
-          <w:rFonts w:hint="eastAsia"/>
+          <w:rFonts w:hint="eastAsia" w:eastAsia="黑体"/>
         </w:rPr>
         <w:t xml:space="preserve">（各恒流源公共端接</w:t>
       </w:r>
       <w:r>
+        <w:rPr>
+          <w:rFonts w:eastAsia="黑体"/>
+        </w:rPr>
         <w:t xml:space="preserve"> </w:t>
       </w:r>
       <m:oMath>
@@ -500,13 +537,13 @@
       </m:oMath>
       <w:r>
         <w:rPr>
-          <w:rFonts w:hint="eastAsia"/>
+          <w:rFonts w:hint="eastAsia" w:eastAsia="黑体"/>
         </w:rPr>
         <w:t xml:space="preserve">）；</w:t>
       </w:r>
       <w:r>
         <w:rPr>
-          <w:rFonts w:hint="eastAsia"/>
+          <w:rFonts w:hint="eastAsia" w:eastAsia="黑体"/>
           <w:b/>
           <w:bCs/>
         </w:rPr>
@@ -514,6 +551,7 @@
       </w:r>
       <w:r>
         <w:rPr>
+          <w:rFonts w:eastAsia="黑体"/>
           <w:b/>
           <w:bCs/>
         </w:rPr>
@@ -521,7 +559,7 @@
       </w:r>
       <w:r>
         <w:rPr>
-          <w:rFonts w:hint="eastAsia"/>
+          <w:rFonts w:hint="eastAsia" w:eastAsia="黑体"/>
           <w:b/>
           <w:bCs/>
         </w:rPr>
@@ -529,22 +567,25 @@
       </w:r>
       <w:r>
         <w:rPr>
-          <w:rFonts w:hint="eastAsia"/>
+          <w:rFonts w:hint="eastAsia" w:eastAsia="黑体"/>
         </w:rPr>
         <w:t xml:space="preserve">（恒流源基准设定端与负载下端接</w:t>
       </w:r>
       <w:r>
+        <w:rPr>
+          <w:rFonts w:eastAsia="黑体"/>
+        </w:rPr>
         <w:t xml:space="preserve"> </w:t>
       </w:r>
       <w:r>
         <w:rPr>
-          <w:rFonts w:hint="eastAsia"/>
+          <w:rFonts w:hint="eastAsia" w:eastAsia="黑体"/>
         </w:rPr>
         <w:t xml:space="preserve">GND）；</w:t>
       </w:r>
       <w:r>
         <w:rPr>
-          <w:rFonts w:hint="eastAsia"/>
+          <w:rFonts w:hint="eastAsia" w:eastAsia="黑体"/>
           <w:b/>
           <w:bCs/>
         </w:rPr>
@@ -552,6 +593,7 @@
       </w:r>
       <w:r>
         <w:rPr>
+          <w:rFonts w:eastAsia="黑体"/>
           <w:b/>
           <w:bCs/>
         </w:rPr>
@@ -559,7 +601,7 @@
       </w:r>
       <w:r>
         <w:rPr>
-          <w:rFonts w:hint="eastAsia"/>
+          <w:rFonts w:hint="eastAsia" w:eastAsia="黑体"/>
           <w:b/>
           <w:bCs/>
         </w:rPr>
@@ -567,11 +609,14 @@
       </w:r>
       <w:r>
         <w:rPr>
-          <w:rFonts w:hint="eastAsia"/>
+          <w:rFonts w:hint="eastAsia" w:eastAsia="黑体"/>
         </w:rPr>
         <w:t xml:space="preserve">（总电流经负载</w:t>
       </w:r>
       <w:r>
+        <w:rPr>
+          <w:rFonts w:eastAsia="黑体"/>
+        </w:rPr>
         <w:t xml:space="preserve"> </w:t>
       </w:r>
       <m:oMath>
@@ -589,15 +634,21 @@
         </m:sSub>
       </m:oMath>
       <w:r>
+        <w:rPr>
+          <w:rFonts w:eastAsia="黑体"/>
+        </w:rPr>
         <w:t xml:space="preserve"> </w:t>
       </w:r>
       <w:r>
         <w:rPr>
-          <w:rFonts w:hint="eastAsia"/>
+          <w:rFonts w:hint="eastAsia" w:eastAsia="黑体"/>
         </w:rPr>
         <w:t xml:space="preserve">得到的</w:t>
       </w:r>
       <w:r>
+        <w:rPr>
+          <w:rFonts w:eastAsia="黑体"/>
+        </w:rPr>
         <w:t xml:space="preserve"> </w:t>
       </w:r>
       <m:oMath>
@@ -622,7 +673,7 @@
       </m:oMath>
       <w:r>
         <w:rPr>
-          <w:rFonts w:hint="eastAsia"/>
+          <w:rFonts w:hint="eastAsia" w:eastAsia="黑体"/>
         </w:rPr>
         <w:t xml:space="preserve">）。</w:t>
       </w:r>
@@ -631,7 +682,7 @@
       <w:pPr/>
       <w:r>
         <w:rPr>
-          <w:rFonts w:hint="eastAsia"/>
+          <w:rFonts w:hint="eastAsia" w:eastAsia="黑体"/>
         </w:rPr>
         <w:t xml:space="preserve">各管脚连接：</w:t>
       </w:r>
@@ -654,7 +705,7 @@
       </m:oMath>
       <w:r>
         <w:rPr>
-          <w:rFonts w:hint="eastAsia"/>
+          <w:rFonts w:hint="eastAsia" w:eastAsia="黑体"/>
         </w:rPr>
         <w:t xml:space="preserve">（</w:t>
       </w:r>
@@ -704,11 +755,14 @@
       </m:oMath>
       <w:r>
         <w:rPr>
-          <w:rFonts w:hint="eastAsia"/>
+          <w:rFonts w:hint="eastAsia" w:eastAsia="黑体"/>
         </w:rPr>
         <w:t xml:space="preserve">）的控制端接节点①中对应位、公共端接恒流源</w:t>
       </w:r>
       <w:r>
+        <w:rPr>
+          <w:rFonts w:eastAsia="黑体"/>
+        </w:rPr>
         <w:t xml:space="preserve"> </w:t>
       </w:r>
       <m:oMath>
@@ -727,7 +781,7 @@
       </m:oMath>
       <w:r>
         <w:rPr>
-          <w:rFonts w:hint="eastAsia"/>
+          <w:rFonts w:hint="eastAsia" w:eastAsia="黑体"/>
         </w:rPr>
         <w:t xml:space="preserve">、正触点接节点②（</w:t>
       </w:r>
@@ -759,7 +813,7 @@
       </m:oMath>
       <w:r>
         <w:rPr>
-          <w:rFonts w:hint="eastAsia"/>
+          <w:rFonts w:hint="eastAsia" w:eastAsia="黑体"/>
         </w:rPr>
         <w:t xml:space="preserve">）、负触点接节点③（</w:t>
       </w:r>
@@ -791,7 +845,7 @@
       </m:oMath>
       <w:r>
         <w:rPr>
-          <w:rFonts w:hint="eastAsia"/>
+          <w:rFonts w:hint="eastAsia" w:eastAsia="黑体"/>
         </w:rPr>
         <w:t xml:space="preserve">）；</w:t>
       </w:r>
@@ -810,15 +864,21 @@
         </m:sSub>
       </m:oMath>
       <w:r>
+        <w:rPr>
+          <w:rFonts w:eastAsia="黑体"/>
+        </w:rPr>
         <w:t xml:space="preserve"> </w:t>
       </w:r>
       <w:r>
         <w:rPr>
-          <w:rFonts w:hint="eastAsia"/>
+          <w:rFonts w:hint="eastAsia" w:eastAsia="黑体"/>
         </w:rPr>
         <w:t xml:space="preserve">一端接</w:t>
       </w:r>
       <w:r>
+        <w:rPr>
+          <w:rFonts w:eastAsia="黑体"/>
+        </w:rPr>
         <w:t xml:space="preserve"> </w:t>
       </w:r>
       <m:oMath>
@@ -839,11 +899,14 @@
         </m:sSub>
       </m:oMath>
       <w:r>
+        <w:rPr>
+          <w:rFonts w:eastAsia="黑体"/>
+        </w:rPr>
         <w:t xml:space="preserve"> </w:t>
       </w:r>
       <w:r>
         <w:rPr>
-          <w:rFonts w:hint="eastAsia"/>
+          <w:rFonts w:hint="eastAsia" w:eastAsia="黑体"/>
         </w:rPr>
         <w:t xml:space="preserve">公共端、另一端接节点④（</w:t>
       </w:r>
@@ -866,7 +929,7 @@
       </m:oMath>
       <w:r>
         <w:rPr>
-          <w:rFonts w:hint="eastAsia"/>
+          <w:rFonts w:hint="eastAsia" w:eastAsia="黑体"/>
         </w:rPr>
         <w:t xml:space="preserve">），其基准设定端接节点⑤；</w:t>
       </w:r>
@@ -885,11 +948,14 @@
         </m:sSub>
       </m:oMath>
       <w:r>
+        <w:rPr>
+          <w:rFonts w:eastAsia="黑体"/>
+        </w:rPr>
         <w:t xml:space="preserve"> </w:t>
       </w:r>
       <w:r>
         <w:rPr>
-          <w:rFonts w:hint="eastAsia"/>
+          <w:rFonts w:hint="eastAsia" w:eastAsia="黑体"/>
         </w:rPr>
         <w:t xml:space="preserve">一端接节点②（</w:t>
       </w:r>
@@ -921,11 +987,14 @@
       </m:oMath>
       <w:r>
         <w:rPr>
-          <w:rFonts w:hint="eastAsia"/>
+          <w:rFonts w:hint="eastAsia" w:eastAsia="黑体"/>
         </w:rPr>
         <w:t xml:space="preserve">）、另一端接节点⑤（GND），总电流在此转成</w:t>
       </w:r>
       <w:r>
+        <w:rPr>
+          <w:rFonts w:eastAsia="黑体"/>
+        </w:rPr>
         <w:t xml:space="preserve"> </w:t>
       </w:r>
       <m:oMath>
@@ -986,7 +1055,7 @@
       </m:oMath>
       <w:r>
         <w:rPr>
-          <w:rFonts w:hint="eastAsia"/>
+          <w:rFonts w:hint="eastAsia" w:eastAsia="黑体"/>
         </w:rPr>
         <w:t xml:space="preserve">；若外接运放转电压，则其反相输入接节点②、同相输入接节点⑤（GND）、输出接节点⑥。</w:t>
       </w:r>
@@ -995,20 +1064,26 @@
       <w:pPr/>
       <w:r>
         <w:rPr>
-          <w:rFonts w:hint="eastAsia"/>
+          <w:rFonts w:hint="eastAsia" w:eastAsia="黑体"/>
         </w:rPr>
         <w:t xml:space="preserve">由此构成”各位恒流源由差分开关舵向正或负输出、各单元电流在输出节点按权重求和、再经负载电阻转成电压”的电流舵型</w:t>
       </w:r>
       <w:r>
+        <w:rPr>
+          <w:rFonts w:eastAsia="黑体"/>
+        </w:rPr>
         <w:t xml:space="preserve"> DAC </w:t>
       </w:r>
       <w:r>
         <w:rPr>
-          <w:rFonts w:hint="eastAsia"/>
+          <w:rFonts w:hint="eastAsia" w:eastAsia="黑体"/>
         </w:rPr>
         <w:t xml:space="preserve">组态，输出</w:t>
       </w:r>
       <w:r>
+        <w:rPr>
+          <w:rFonts w:eastAsia="黑体"/>
+        </w:rPr>
         <w:t xml:space="preserve"> </w:t>
       </w:r>
       <m:oMath>
@@ -1066,16 +1141,19 @@
       </m:oMath>
       <w:r>
         <w:rPr>
-          <w:rFonts w:hint="eastAsia"/>
+          <w:rFonts w:hint="eastAsia" w:eastAsia="黑体"/>
         </w:rPr>
         <w:t xml:space="preserve">，是高速</w:t>
       </w:r>
       <w:r>
+        <w:rPr>
+          <w:rFonts w:eastAsia="黑体"/>
+        </w:rPr>
         <w:t xml:space="preserve"> DAC </w:t>
       </w:r>
       <w:r>
         <w:rPr>
-          <w:rFonts w:hint="eastAsia"/>
+          <w:rFonts w:hint="eastAsia" w:eastAsia="黑体"/>
         </w:rPr>
         <w:t xml:space="preserve">的主要结构。</w:t>
       </w:r>
@@ -1088,7 +1166,7 @@
       </w:pPr>
       <w:r>
         <w:rPr>
-          <w:rFonts w:hint="eastAsia"/>
+          <w:rFonts w:hint="eastAsia" w:eastAsia="黑体"/>
         </w:rPr>
         <w:t xml:space="preserve">工作原理</w:t>
       </w:r>
@@ -1099,11 +1177,14 @@
       </w:pPr>
       <w:r>
         <w:rPr>
-          <w:rFonts w:hint="eastAsia"/>
+          <w:rFonts w:hint="eastAsia" w:eastAsia="黑体"/>
         </w:rPr>
         <w:t xml:space="preserve">每一位对应的恒流单元由一对差分开关把电流切换到</w:t>
       </w:r>
       <w:r>
+        <w:rPr>
+          <w:rFonts w:eastAsia="黑体"/>
+        </w:rPr>
         <w:t xml:space="preserve"> </w:t>
       </w:r>
       <m:oMath>
@@ -1133,15 +1214,21 @@
         </m:sSub>
       </m:oMath>
       <w:r>
+        <w:rPr>
+          <w:rFonts w:eastAsia="黑体"/>
+        </w:rPr>
         <w:t xml:space="preserve"> </w:t>
       </w:r>
       <w:r>
         <w:rPr>
-          <w:rFonts w:hint="eastAsia"/>
+          <w:rFonts w:hint="eastAsia" w:eastAsia="黑体"/>
         </w:rPr>
         <w:t xml:space="preserve">或</w:t>
       </w:r>
       <w:r>
+        <w:rPr>
+          <w:rFonts w:eastAsia="黑体"/>
+        </w:rPr>
         <w:t xml:space="preserve"> </w:t>
       </w:r>
       <m:oMath>
@@ -1172,7 +1259,7 @@
       </m:oMath>
       <w:r>
         <w:rPr>
-          <w:rFonts w:hint="eastAsia"/>
+          <w:rFonts w:hint="eastAsia" w:eastAsia="黑体"/>
         </w:rPr>
         <w:t xml:space="preserve">。所有单元的电流在输出节点按权重求和，经输出电阻或运放转换为与数字码成正比的电压/电流。</w:t>
       </w:r>
@@ -1185,7 +1272,7 @@
       </w:pPr>
       <w:r>
         <w:rPr>
-          <w:rFonts w:hint="eastAsia"/>
+          <w:rFonts w:hint="eastAsia" w:eastAsia="黑体"/>
         </w:rPr>
         <w:t xml:space="preserve">关键计算公式</w:t>
       </w:r>
@@ -1199,7 +1286,7 @@
       </w:pPr>
       <w:r>
         <w:rPr>
-          <w:rFonts w:hint="eastAsia"/>
+          <w:rFonts w:hint="eastAsia" w:eastAsia="黑体"/>
         </w:rPr>
         <w:t xml:space="preserve">输出电流：</w:t>
       </w:r>
@@ -1277,7 +1364,7 @@
       </w:pPr>
       <w:r>
         <w:rPr>
-          <w:rFonts w:hint="eastAsia"/>
+          <w:rFonts w:hint="eastAsia" w:eastAsia="黑体"/>
         </w:rPr>
         <w:t xml:space="preserve">单位电流：</w:t>
       </w:r>
@@ -1364,11 +1451,14 @@
       </w:pPr>
       <w:r>
         <w:rPr>
-          <w:rFonts w:hint="eastAsia"/>
+          <w:rFonts w:hint="eastAsia" w:eastAsia="黑体"/>
         </w:rPr>
         <w:t xml:space="preserve">输出电压（外接负载电阻</w:t>
       </w:r>
       <w:r>
+        <w:rPr>
+          <w:rFonts w:eastAsia="黑体"/>
+        </w:rPr>
         <w:t xml:space="preserve"> </w:t>
       </w:r>
       <m:oMath>
@@ -1387,7 +1477,7 @@
       </m:oMath>
       <w:r>
         <w:rPr>
-          <w:rFonts w:hint="eastAsia"/>
+          <w:rFonts w:hint="eastAsia" w:eastAsia="黑体"/>
         </w:rPr>
         <w:t xml:space="preserve">）：</w:t>
       </w:r>
@@ -1474,7 +1564,7 @@
       </w:pPr>
       <w:r>
         <w:rPr>
-          <w:rFonts w:hint="eastAsia"/>
+          <w:rFonts w:hint="eastAsia" w:eastAsia="黑体"/>
         </w:rPr>
         <w:t xml:space="preserve">满量程电流：</w:t>
       </w:r>
@@ -1573,7 +1663,7 @@
       </w:pPr>
       <w:r>
         <w:rPr>
-          <w:rFonts w:hint="eastAsia"/>
+          <w:rFonts w:hint="eastAsia" w:eastAsia="黑体"/>
         </w:rPr>
         <w:t xml:space="preserve">输出摆率（大信号建立）：</w:t>
       </w:r>
@@ -1688,7 +1778,7 @@
             </w:pPr>
             <w:r>
               <w:rPr>
-                <w:rFonts w:hint="eastAsia"/>
+                <w:rFonts w:hint="eastAsia" w:eastAsia="黑体"/>
               </w:rPr>
               <w:t xml:space="preserve">符号</w:t>
             </w:r>
@@ -1702,7 +1792,7 @@
             </w:pPr>
             <w:r>
               <w:rPr>
-                <w:rFonts w:hint="eastAsia"/>
+                <w:rFonts w:hint="eastAsia" w:eastAsia="黑体"/>
               </w:rPr>
               <w:t xml:space="preserve">含义</w:t>
             </w:r>
@@ -1716,7 +1806,7 @@
             </w:pPr>
             <w:r>
               <w:rPr>
-                <w:rFonts w:hint="eastAsia"/>
+                <w:rFonts w:hint="eastAsia" w:eastAsia="黑体"/>
               </w:rPr>
               <w:t xml:space="preserve">单位</w:t>
             </w:r>
@@ -1751,6 +1841,9 @@
               </m:sSub>
             </m:oMath>
             <w:r>
+              <w:rPr>
+                <w:rFonts w:eastAsia="黑体"/>
+              </w:rPr>
               <w:t xml:space="preserve">​</w:t>
             </w:r>
           </w:p>
@@ -1763,7 +1856,7 @@
             </w:pPr>
             <w:r>
               <w:rPr>
-                <w:rFonts w:hint="eastAsia"/>
+                <w:rFonts w:hint="eastAsia" w:eastAsia="黑体"/>
               </w:rPr>
               <w:t xml:space="preserve">输出电流</w:t>
             </w:r>
@@ -1776,6 +1869,9 @@
               <w:pStyle w:val="Compact"/>
             </w:pPr>
             <w:r>
+              <w:rPr>
+                <w:rFonts w:eastAsia="黑体"/>
+              </w:rPr>
               <w:t xml:space="preserve">A</w:t>
             </w:r>
           </w:p>
@@ -1809,6 +1905,9 @@
               </m:sSub>
             </m:oMath>
             <w:r>
+              <w:rPr>
+                <w:rFonts w:eastAsia="黑体"/>
+              </w:rPr>
               <w:t xml:space="preserve">​</w:t>
             </w:r>
           </w:p>
@@ -1821,7 +1920,7 @@
             </w:pPr>
             <w:r>
               <w:rPr>
-                <w:rFonts w:hint="eastAsia"/>
+                <w:rFonts w:hint="eastAsia" w:eastAsia="黑体"/>
               </w:rPr>
               <w:t xml:space="preserve">单位（LSB）电流</w:t>
             </w:r>
@@ -1834,6 +1933,9 @@
               <w:pStyle w:val="Compact"/>
             </w:pPr>
             <w:r>
+              <w:rPr>
+                <w:rFonts w:eastAsia="黑体"/>
+              </w:rPr>
               <w:t xml:space="preserve">A</w:t>
             </w:r>
           </w:p>
@@ -1864,6 +1966,9 @@
               </m:sSub>
             </m:oMath>
             <w:r>
+              <w:rPr>
+                <w:rFonts w:eastAsia="黑体"/>
+              </w:rPr>
               <w:t xml:space="preserve">​</w:t>
             </w:r>
           </w:p>
@@ -1876,7 +1981,7 @@
             </w:pPr>
             <w:r>
               <w:rPr>
-                <w:rFonts w:hint="eastAsia"/>
+                <w:rFonts w:hint="eastAsia" w:eastAsia="黑体"/>
               </w:rPr>
               <w:t xml:space="preserve">满量程电流</w:t>
             </w:r>
@@ -1889,6 +1994,9 @@
               <w:pStyle w:val="Compact"/>
             </w:pPr>
             <w:r>
+              <w:rPr>
+                <w:rFonts w:eastAsia="黑体"/>
+              </w:rPr>
               <w:t xml:space="preserve">A</w:t>
             </w:r>
           </w:p>
@@ -1907,6 +2015,9 @@
               </m:r>
             </m:oMath>
             <w:r>
+              <w:rPr>
+                <w:rFonts w:eastAsia="黑体"/>
+              </w:rPr>
               <w:t xml:space="preserve">​</w:t>
             </w:r>
           </w:p>
@@ -1919,7 +2030,7 @@
             </w:pPr>
             <w:r>
               <w:rPr>
-                <w:rFonts w:hint="eastAsia"/>
+                <w:rFonts w:hint="eastAsia" w:eastAsia="黑体"/>
               </w:rPr>
               <w:t xml:space="preserve">数字输入码</w:t>
             </w:r>
@@ -1932,6 +2043,9 @@
               <w:pStyle w:val="Compact"/>
             </w:pPr>
             <w:r>
+              <w:rPr>
+                <w:rFonts w:eastAsia="黑体"/>
+              </w:rPr>
               <w:t xml:space="preserve">—</w:t>
             </w:r>
           </w:p>
@@ -1950,6 +2064,9 @@
               </m:r>
             </m:oMath>
             <w:r>
+              <w:rPr>
+                <w:rFonts w:eastAsia="黑体"/>
+              </w:rPr>
               <w:t xml:space="preserve">​</w:t>
             </w:r>
           </w:p>
@@ -1962,7 +2079,7 @@
             </w:pPr>
             <w:r>
               <w:rPr>
-                <w:rFonts w:hint="eastAsia"/>
+                <w:rFonts w:hint="eastAsia" w:eastAsia="黑体"/>
               </w:rPr>
               <w:t xml:space="preserve">位数</w:t>
             </w:r>
@@ -1975,6 +2092,9 @@
               <w:pStyle w:val="Compact"/>
             </w:pPr>
             <w:r>
+              <w:rPr>
+                <w:rFonts w:eastAsia="黑体"/>
+              </w:rPr>
               <w:t xml:space="preserve">bit</w:t>
             </w:r>
           </w:p>
@@ -2002,6 +2122,9 @@
               </m:sSub>
             </m:oMath>
             <w:r>
+              <w:rPr>
+                <w:rFonts w:eastAsia="黑体"/>
+              </w:rPr>
               <w:t xml:space="preserve">​</w:t>
             </w:r>
           </w:p>
@@ -2014,7 +2137,7 @@
             </w:pPr>
             <w:r>
               <w:rPr>
-                <w:rFonts w:hint="eastAsia"/>
+                <w:rFonts w:hint="eastAsia" w:eastAsia="黑体"/>
               </w:rPr>
               <w:t xml:space="preserve">负载电阻</w:t>
             </w:r>
@@ -2027,6 +2150,9 @@
               <w:pStyle w:val="Compact"/>
             </w:pPr>
             <w:r>
+              <w:rPr>
+                <w:rFonts w:eastAsia="黑体"/>
+              </w:rPr>
               <w:t xml:space="preserve">Ω</w:t>
             </w:r>
           </w:p>
@@ -2063,6 +2189,9 @@
               </m:sSub>
             </m:oMath>
             <w:r>
+              <w:rPr>
+                <w:rFonts w:eastAsia="黑体"/>
+              </w:rPr>
               <w:t xml:space="preserve">​</w:t>
             </w:r>
           </w:p>
@@ -2075,7 +2204,7 @@
             </w:pPr>
             <w:r>
               <w:rPr>
-                <w:rFonts w:hint="eastAsia"/>
+                <w:rFonts w:hint="eastAsia" w:eastAsia="黑体"/>
               </w:rPr>
               <w:t xml:space="preserve">负载电容</w:t>
             </w:r>
@@ -2088,6 +2217,9 @@
               <w:pStyle w:val="Compact"/>
             </w:pPr>
             <w:r>
+              <w:rPr>
+                <w:rFonts w:eastAsia="黑体"/>
+              </w:rPr>
               <w:t xml:space="preserve">F</w:t>
             </w:r>
           </w:p>
@@ -2102,7 +2234,7 @@
       </w:pPr>
       <w:r>
         <w:rPr>
-          <w:rFonts w:hint="eastAsia"/>
+          <w:rFonts w:hint="eastAsia" w:eastAsia="黑体"/>
         </w:rPr>
         <w:t xml:space="preserve">元件调整影响</w:t>
       </w:r>
@@ -2117,7 +2249,7 @@
       </w:pPr>
       <w:r>
         <w:rPr>
-          <w:rFonts w:hint="eastAsia"/>
+          <w:rFonts w:hint="eastAsia" w:eastAsia="黑体"/>
           <w:b/>
           <w:bCs/>
         </w:rPr>
@@ -2125,6 +2257,7 @@
       </w:r>
       <w:r>
         <w:rPr>
+          <w:rFonts w:eastAsia="黑体"/>
           <w:b/>
           <w:bCs/>
         </w:rPr>
@@ -2152,6 +2285,7 @@
       </m:oMath>
       <w:r>
         <w:rPr>
+          <w:rFonts w:eastAsia="黑体"/>
           <w:b/>
           <w:bCs/>
         </w:rPr>
@@ -2159,21 +2293,27 @@
       </w:r>
       <w:r>
         <w:rPr>
-          <w:rFonts w:hint="eastAsia"/>
+          <w:rFonts w:hint="eastAsia" w:eastAsia="黑体"/>
           <w:b/>
           <w:bCs/>
         </w:rPr>
         <w:t xml:space="preserve">增大</w:t>
       </w:r>
       <w:r>
+        <w:rPr>
+          <w:rFonts w:eastAsia="黑体"/>
+        </w:rPr>
         <w:t xml:space="preserve"> </w:t>
       </w:r>
       <w:r>
+        <w:rPr>
+          <w:rFonts w:eastAsia="黑体"/>
+        </w:rPr>
         <w:t xml:space="preserve">→ </w:t>
       </w:r>
       <w:r>
         <w:rPr>
-          <w:rFonts w:hint="eastAsia"/>
+          <w:rFonts w:hint="eastAsia" w:eastAsia="黑体"/>
         </w:rPr>
         <w:t xml:space="preserve">输出幅度增大、速度提升，但功耗与噪声增大。</w:t>
       </w:r>
@@ -2188,7 +2328,7 @@
       </w:pPr>
       <w:r>
         <w:rPr>
-          <w:rFonts w:hint="eastAsia"/>
+          <w:rFonts w:hint="eastAsia" w:eastAsia="黑体"/>
           <w:b/>
           <w:bCs/>
         </w:rPr>
@@ -2196,6 +2336,7 @@
       </w:r>
       <w:r>
         <w:rPr>
+          <w:rFonts w:eastAsia="黑体"/>
           <w:b/>
           <w:bCs/>
         </w:rPr>
@@ -2217,6 +2358,7 @@
       </m:oMath>
       <w:r>
         <w:rPr>
+          <w:rFonts w:eastAsia="黑体"/>
           <w:b/>
           <w:bCs/>
         </w:rPr>
@@ -2224,21 +2366,27 @@
       </w:r>
       <w:r>
         <w:rPr>
-          <w:rFonts w:hint="eastAsia"/>
+          <w:rFonts w:hint="eastAsia" w:eastAsia="黑体"/>
           <w:b/>
           <w:bCs/>
         </w:rPr>
         <w:t xml:space="preserve">增大</w:t>
       </w:r>
       <w:r>
+        <w:rPr>
+          <w:rFonts w:eastAsia="黑体"/>
+        </w:rPr>
         <w:t xml:space="preserve"> </w:t>
       </w:r>
       <w:r>
+        <w:rPr>
+          <w:rFonts w:eastAsia="黑体"/>
+        </w:rPr>
         <w:t xml:space="preserve">→ </w:t>
       </w:r>
       <w:r>
         <w:rPr>
-          <w:rFonts w:hint="eastAsia"/>
+          <w:rFonts w:hint="eastAsia" w:eastAsia="黑体"/>
         </w:rPr>
         <w:t xml:space="preserve">电压输出幅度增大，但输出摆幅受限、速度变慢。</w:t>
       </w:r>
@@ -2253,7 +2401,7 @@
       </w:pPr>
       <w:r>
         <w:rPr>
-          <w:rFonts w:hint="eastAsia"/>
+          <w:rFonts w:hint="eastAsia" w:eastAsia="黑体"/>
           <w:b/>
           <w:bCs/>
         </w:rPr>
@@ -2261,6 +2409,7 @@
       </w:r>
       <w:r>
         <w:rPr>
+          <w:rFonts w:eastAsia="黑体"/>
           <w:b/>
           <w:bCs/>
         </w:rPr>
@@ -2291,6 +2440,7 @@
       </m:oMath>
       <w:r>
         <w:rPr>
+          <w:rFonts w:eastAsia="黑体"/>
           <w:b/>
           <w:bCs/>
         </w:rPr>
@@ -2298,21 +2448,27 @@
       </w:r>
       <w:r>
         <w:rPr>
-          <w:rFonts w:hint="eastAsia"/>
+          <w:rFonts w:hint="eastAsia" w:eastAsia="黑体"/>
           <w:b/>
           <w:bCs/>
         </w:rPr>
         <w:t xml:space="preserve">减小</w:t>
       </w:r>
       <w:r>
+        <w:rPr>
+          <w:rFonts w:eastAsia="黑体"/>
+        </w:rPr>
         <w:t xml:space="preserve"> </w:t>
       </w:r>
       <w:r>
+        <w:rPr>
+          <w:rFonts w:eastAsia="黑体"/>
+        </w:rPr>
         <w:t xml:space="preserve">→ </w:t>
       </w:r>
       <w:r>
         <w:rPr>
-          <w:rFonts w:hint="eastAsia"/>
+          <w:rFonts w:hint="eastAsia" w:eastAsia="黑体"/>
         </w:rPr>
         <w:t xml:space="preserve">建立时间缩短，工作速度提高。</w:t>
       </w:r>
@@ -2327,7 +2483,7 @@
       </w:pPr>
       <w:r>
         <w:rPr>
-          <w:rFonts w:hint="eastAsia"/>
+          <w:rFonts w:hint="eastAsia" w:eastAsia="黑体"/>
           <w:b/>
           <w:bCs/>
         </w:rPr>
@@ -2335,6 +2491,7 @@
       </w:r>
       <w:r>
         <w:rPr>
+          <w:rFonts w:eastAsia="黑体"/>
           <w:b/>
           <w:bCs/>
         </w:rPr>
@@ -2342,21 +2499,27 @@
       </w:r>
       <w:r>
         <w:rPr>
-          <w:rFonts w:hint="eastAsia"/>
+          <w:rFonts w:hint="eastAsia" w:eastAsia="黑体"/>
           <w:b/>
           <w:bCs/>
         </w:rPr>
         <w:t xml:space="preserve">增多</w:t>
       </w:r>
       <w:r>
+        <w:rPr>
+          <w:rFonts w:eastAsia="黑体"/>
+        </w:rPr>
         <w:t xml:space="preserve"> </w:t>
       </w:r>
       <w:r>
+        <w:rPr>
+          <w:rFonts w:eastAsia="黑体"/>
+        </w:rPr>
         <w:t xml:space="preserve">→ </w:t>
       </w:r>
       <w:r>
         <w:rPr>
-          <w:rFonts w:hint="eastAsia"/>
+          <w:rFonts w:hint="eastAsia" w:eastAsia="黑体"/>
         </w:rPr>
         <w:t xml:space="preserve">分辨率提高，但电流源匹配与版图要求急剧上升。</w:t>
       </w:r>
@@ -2371,7 +2534,7 @@
       </w:pPr>
       <w:r>
         <w:rPr>
-          <w:rFonts w:hint="eastAsia"/>
+          <w:rFonts w:hint="eastAsia" w:eastAsia="黑体"/>
         </w:rPr>
         <w:t xml:space="preserve">温度计码分段减少毛刺，但所需单元数增加。</w:t>
       </w:r>
@@ -2384,7 +2547,7 @@
       </w:pPr>
       <w:r>
         <w:rPr>
-          <w:rFonts w:hint="eastAsia"/>
+          <w:rFonts w:hint="eastAsia" w:eastAsia="黑体"/>
         </w:rPr>
         <w:t xml:space="preserve">典型参数示例</w:t>
       </w:r>
@@ -2399,11 +2562,14 @@
       </w:pPr>
       <w:r>
         <w:rPr>
-          <w:rFonts w:hint="eastAsia"/>
+          <w:rFonts w:hint="eastAsia" w:eastAsia="黑体"/>
         </w:rPr>
         <w:t xml:space="preserve">取</w:t>
       </w:r>
       <w:r>
+        <w:rPr>
+          <w:rFonts w:eastAsia="黑体"/>
+        </w:rPr>
         <w:t xml:space="preserve"> </w:t>
       </w:r>
       <m:oMath>
@@ -2421,6 +2587,9 @@
         </m:r>
       </m:oMath>
       <w:r>
+        <w:rPr>
+          <w:rFonts w:eastAsia="黑体"/>
+        </w:rPr>
         <w:t xml:space="preserve">、</w:t>
       </w:r>
       <m:oMath>
@@ -2461,7 +2630,7 @@
       </m:oMath>
       <w:r>
         <w:rPr>
-          <w:rFonts w:hint="eastAsia"/>
+          <w:rFonts w:hint="eastAsia" w:eastAsia="黑体"/>
         </w:rPr>
         <w:t xml:space="preserve">：</w:t>
       </w:r>
@@ -2553,6 +2722,9 @@
         </m:r>
       </m:oMath>
       <w:r>
+        <w:rPr>
+          <w:rFonts w:eastAsia="黑体"/>
+        </w:rPr>
         <w:t xml:space="preserve">。</w:t>
       </w:r>
     </w:p>
@@ -2566,11 +2738,14 @@
       </w:pPr>
       <w:r>
         <w:rPr>
-          <w:rFonts w:hint="eastAsia"/>
+          <w:rFonts w:hint="eastAsia" w:eastAsia="黑体"/>
         </w:rPr>
         <w:t xml:space="preserve">取</w:t>
       </w:r>
       <w:r>
+        <w:rPr>
+          <w:rFonts w:eastAsia="黑体"/>
+        </w:rPr>
         <w:t xml:space="preserve"> </w:t>
       </w:r>
       <m:oMath>
@@ -2606,6 +2781,9 @@
         </m:r>
       </m:oMath>
       <w:r>
+        <w:rPr>
+          <w:rFonts w:eastAsia="黑体"/>
+        </w:rPr>
         <w:t xml:space="preserve">、</w:t>
       </w:r>
       <m:oMath>
@@ -2614,11 +2792,14 @@
         </m:r>
       </m:oMath>
       <w:r>
+        <w:rPr>
+          <w:rFonts w:eastAsia="黑体"/>
+        </w:rPr>
         <w:t xml:space="preserve"> </w:t>
       </w:r>
       <w:r>
         <w:rPr>
-          <w:rFonts w:hint="eastAsia"/>
+          <w:rFonts w:hint="eastAsia" w:eastAsia="黑体"/>
         </w:rPr>
         <w:t xml:space="preserve">满量程：</w:t>
       </w:r>
@@ -2704,6 +2885,9 @@
         </m:r>
       </m:oMath>
       <w:r>
+        <w:rPr>
+          <w:rFonts w:eastAsia="黑体"/>
+        </w:rPr>
         <w:t xml:space="preserve">。</w:t>
       </w:r>
     </w:p>
@@ -2715,7 +2899,7 @@
       </w:pPr>
       <w:r>
         <w:rPr>
-          <w:rFonts w:hint="eastAsia"/>
+          <w:rFonts w:hint="eastAsia" w:eastAsia="黑体"/>
         </w:rPr>
         <w:t xml:space="preserve">常见器件型号</w:t>
       </w:r>
@@ -2730,34 +2914,43 @@
       </w:pPr>
       <w:r>
         <w:rPr>
-          <w:rFonts w:hint="eastAsia"/>
+          <w:rFonts w:hint="eastAsia" w:eastAsia="黑体"/>
         </w:rPr>
         <w:t xml:space="preserve">高速电流舵</w:t>
       </w:r>
       <w:r>
+        <w:rPr>
+          <w:rFonts w:eastAsia="黑体"/>
+        </w:rPr>
         <w:t xml:space="preserve"> </w:t>
       </w:r>
       <w:r>
         <w:rPr>
-          <w:rFonts w:hint="eastAsia"/>
+          <w:rFonts w:hint="eastAsia" w:eastAsia="黑体"/>
         </w:rPr>
         <w:t xml:space="preserve">DAC：AD9779（16</w:t>
       </w:r>
       <w:r>
+        <w:rPr>
+          <w:rFonts w:eastAsia="黑体"/>
+        </w:rPr>
         <w:t xml:space="preserve"> </w:t>
       </w:r>
       <w:r>
         <w:rPr>
-          <w:rFonts w:hint="eastAsia"/>
+          <w:rFonts w:hint="eastAsia" w:eastAsia="黑体"/>
         </w:rPr>
         <w:t xml:space="preserve">位</w:t>
       </w:r>
       <w:r>
+        <w:rPr>
+          <w:rFonts w:eastAsia="黑体"/>
+        </w:rPr>
         <w:t xml:space="preserve"> GHz </w:t>
       </w:r>
       <w:r>
         <w:rPr>
-          <w:rFonts w:hint="eastAsia"/>
+          <w:rFonts w:hint="eastAsia" w:eastAsia="黑体"/>
         </w:rPr>
         <w:t xml:space="preserve">级）、AD9744、MAX5885。</w:t>
       </w:r>
@@ -2772,16 +2965,19 @@
       </w:pPr>
       <w:r>
         <w:rPr>
-          <w:rFonts w:hint="eastAsia"/>
+          <w:rFonts w:hint="eastAsia" w:eastAsia="黑体"/>
         </w:rPr>
         <w:t xml:space="preserve">视频/通信</w:t>
       </w:r>
       <w:r>
+        <w:rPr>
+          <w:rFonts w:eastAsia="黑体"/>
+        </w:rPr>
         <w:t xml:space="preserve"> </w:t>
       </w:r>
       <w:r>
         <w:rPr>
-          <w:rFonts w:hint="eastAsia"/>
+          <w:rFonts w:hint="eastAsia" w:eastAsia="黑体"/>
         </w:rPr>
         <w:t xml:space="preserve">DAC：DAC5672。</w:t>
       </w:r>
@@ -2794,7 +2990,7 @@
       </w:pPr>
       <w:r>
         <w:rPr>
-          <w:rFonts w:hint="eastAsia"/>
+          <w:rFonts w:hint="eastAsia" w:eastAsia="黑体"/>
         </w:rPr>
         <w:t xml:space="preserve">注意事项</w:t>
       </w:r>
@@ -2809,7 +3005,7 @@
       </w:pPr>
       <w:r>
         <w:rPr>
-          <w:rFonts w:hint="eastAsia"/>
+          <w:rFonts w:hint="eastAsia" w:eastAsia="黑体"/>
         </w:rPr>
         <w:t xml:space="preserve">电流源输出阻抗与匹配决定线性度，需版图对称设计。</w:t>
       </w:r>
@@ -2824,7 +3020,7 @@
       </w:pPr>
       <w:r>
         <w:rPr>
-          <w:rFonts w:hint="eastAsia"/>
+          <w:rFonts w:hint="eastAsia" w:eastAsia="黑体"/>
         </w:rPr>
         <w:t xml:space="preserve">输出为电流型，接运放转电压时注意带宽与噪声。</w:t>
       </w:r>
@@ -2839,16 +3035,19 @@
       </w:pPr>
       <w:r>
         <w:rPr>
-          <w:rFonts w:hint="eastAsia"/>
+          <w:rFonts w:hint="eastAsia" w:eastAsia="黑体"/>
         </w:rPr>
         <w:t xml:space="preserve">开关切换毛刺（glitch）影响</w:t>
       </w:r>
       <w:r>
+        <w:rPr>
+          <w:rFonts w:eastAsia="黑体"/>
+        </w:rPr>
         <w:t xml:space="preserve"> </w:t>
       </w:r>
       <w:r>
         <w:rPr>
-          <w:rFonts w:hint="eastAsia"/>
+          <w:rFonts w:hint="eastAsia" w:eastAsia="黑体"/>
         </w:rPr>
         <w:t xml:space="preserve">SFDR，常采用温度计编码或退化处理。</w:t>
       </w:r>
@@ -2861,7 +3060,7 @@
       </w:pPr>
       <w:r>
         <w:rPr>
-          <w:rFonts w:hint="eastAsia"/>
+          <w:rFonts w:hint="eastAsia" w:eastAsia="黑体"/>
         </w:rPr>
         <w:t xml:space="preserve">参考资料</w:t>
       </w:r>
@@ -2875,6 +3074,9 @@
         </w:numPr>
       </w:pPr>
       <w:r>
+        <w:rPr>
+          <w:rFonts w:eastAsia="黑体"/>
+        </w:rPr>
         <w:t xml:space="preserve">Wikipedia: Current steering DAC。</w:t>
       </w:r>
     </w:p>
@@ -2887,11 +3089,14 @@
         </w:numPr>
       </w:pPr>
       <w:r>
+        <w:rPr>
+          <w:rFonts w:eastAsia="黑体"/>
+        </w:rPr>
         <w:t xml:space="preserve">ADI </w:t>
       </w:r>
       <w:r>
         <w:rPr>
-          <w:rFonts w:hint="eastAsia"/>
+          <w:rFonts w:hint="eastAsia" w:eastAsia="黑体"/>
         </w:rPr>
         <w:t xml:space="preserve">产品页：AD9779。</w:t>
       </w:r>
@@ -2905,11 +3110,14 @@
         </w:numPr>
       </w:pPr>
       <w:r>
+        <w:rPr>
+          <w:rFonts w:eastAsia="黑体"/>
+        </w:rPr>
         <w:t xml:space="preserve">《CMOS </w:t>
       </w:r>
       <w:r>
         <w:rPr>
-          <w:rFonts w:hint="eastAsia"/>
+          <w:rFonts w:hint="eastAsia" w:eastAsia="黑体"/>
         </w:rPr>
         <w:t xml:space="preserve">模拟集成电路设计》（拉扎维）。</w:t>
       </w:r>
@@ -2923,11 +3131,11 @@
       </w:pPr>
       <w:r>
         <w:rPr>
-          <w:rFonts w:ascii="Times New Roman" w:hAnsi="Times New Roman"/>
+          <w:rFonts w:ascii="Times New Roman" w:hAnsi="Times New Roman" w:eastAsia="黑体"/>
           <w:color w:val="555555"/>
           <w:sz w:val="21"/>
         </w:rPr>
-        <w:t>材料收集者：杜文杰</w:t>
+        <w:t>材料收集者：杜文杰，WX手机：19519196569，QQ:3478827729</w:t>
       </w:r>
     </w:p>
     <w:sectPr>
@@ -2947,7 +3155,7 @@
 </file>
 
 <file path=word/footer1.xml><?xml version="1.0" encoding="utf-8"?>
-<w:ftr xmlns:m="http://schemas.openxmlformats.org/officeDocument/2006/math" xmlns:mc="http://schemas.openxmlformats.org/markup-compatibility/2006" xmlns:mo="http://schemas.microsoft.com/office/mac/office/2008/main" xmlns:mv="urn:schemas-microsoft-com:mac:vml" xmlns:o="urn:schemas-microsoft-com:office:office" xmlns:r="http://schemas.openxmlformats.org/officeDocument/2006/relationships" xmlns:v="urn:schemas-microsoft-com:vml" xmlns:w10="urn:schemas-microsoft-com:office:word" xmlns:w14="http://schemas.microsoft.com/office/word/2010/wordml" xmlns:w="http://schemas.openxmlformats.org/wordprocessingml/2006/main" xmlns:wne="http://schemas.microsoft.com/office/word/2006/wordml" xmlns:wp14="http://schemas.microsoft.com/office/word/2010/wordprocessingDrawing" xmlns:wp="http://schemas.openxmlformats.org/drawingml/2006/wordprocessingDrawing" xmlns:wpc="http://schemas.microsoft.com/office/word/2010/wordprocessingCanvas" xmlns:wpg="http://schemas.microsoft.com/office/word/2010/wordprocessingGroup" xmlns:wpi="http://schemas.microsoft.com/office/word/2010/wordprocessingInk" xmlns:wps="http://schemas.microsoft.com/office/word/2010/wordprocessingShape" mc:Ignorable="w14 wp14">
+<w:ftr xmlns:mc="http://schemas.openxmlformats.org/markup-compatibility/2006" xmlns:w="http://schemas.openxmlformats.org/wordprocessingml/2006/main" xmlns:m="http://schemas.openxmlformats.org/officeDocument/2006/math" xmlns:mo="http://schemas.microsoft.com/office/mac/office/2008/main" xmlns:mv="urn:schemas-microsoft-com:mac:vml" xmlns:o="urn:schemas-microsoft-com:office:office" xmlns:r="http://schemas.openxmlformats.org/officeDocument/2006/relationships" xmlns:v="urn:schemas-microsoft-com:vml" xmlns:w10="urn:schemas-microsoft-com:office:word" xmlns:w14="http://schemas.microsoft.com/office/word/2010/wordml" xmlns:wne="http://schemas.microsoft.com/office/word/2006/wordml" xmlns:wp14="http://schemas.microsoft.com/office/word/2010/wordprocessingDrawing" xmlns:wp="http://schemas.openxmlformats.org/drawingml/2006/wordprocessingDrawing" xmlns:wpc="http://schemas.microsoft.com/office/word/2010/wordprocessingCanvas" xmlns:wpg="http://schemas.microsoft.com/office/word/2010/wordprocessingGroup" xmlns:wpi="http://schemas.microsoft.com/office/word/2010/wordprocessingInk" xmlns:wps="http://schemas.microsoft.com/office/word/2010/wordprocessingShape" mc:Ignorable="w14 wp14">
   <w:p>
     <w:pPr>
       <w:pStyle w:val="Footer"/>
@@ -2955,12 +3163,14 @@
     </w:pPr>
     <w:r>
       <w:rPr>
+        <w:rFonts w:eastAsia="黑体"/>
         <w:sz w:val="18"/>
       </w:rPr>
       <w:t xml:space="preserve">第 </w:t>
     </w:r>
     <w:r>
       <w:rPr>
+        <w:rFonts w:eastAsia="黑体"/>
         <w:sz w:val="18"/>
       </w:rPr>
       <w:fldChar w:fldCharType="begin"/>
@@ -2969,6 +3179,7 @@
     </w:r>
     <w:r>
       <w:rPr>
+        <w:rFonts w:eastAsia="黑体"/>
         <w:sz w:val="18"/>
       </w:rPr>
       <w:t xml:space="preserve"> 页</w:t>
@@ -2982,6 +3193,9 @@
   <w:footnote w:type="continuationSeparator" w:id="0">
     <w:p>
       <w:r>
+        <w:rPr>
+          <w:rFonts w:eastAsia="黑体"/>
+        </w:rPr>
         <w:continuationSeparator/>
       </w:r>
     </w:p>
@@ -2989,6 +3203,9 @@
   <w:footnote w:type="separator" w:id="-1">
     <w:p>
       <w:r>
+        <w:rPr>
+          <w:rFonts w:eastAsia="黑体"/>
+        </w:rPr>
         <w:separator/>
       </w:r>
     </w:p>
@@ -2997,7 +3214,7 @@
 </file>
 
 <file path=word/header1.xml><?xml version="1.0" encoding="utf-8"?>
-<w:hdr xmlns:m="http://schemas.openxmlformats.org/officeDocument/2006/math" xmlns:mc="http://schemas.openxmlformats.org/markup-compatibility/2006" xmlns:mo="http://schemas.microsoft.com/office/mac/office/2008/main" xmlns:mv="urn:schemas-microsoft-com:mac:vml" xmlns:o="urn:schemas-microsoft-com:office:office" xmlns:r="http://schemas.openxmlformats.org/officeDocument/2006/relationships" xmlns:v="urn:schemas-microsoft-com:vml" xmlns:w10="urn:schemas-microsoft-com:office:word" xmlns:w14="http://schemas.microsoft.com/office/word/2010/wordml" xmlns:w="http://schemas.openxmlformats.org/wordprocessingml/2006/main" xmlns:wne="http://schemas.microsoft.com/office/word/2006/wordml" xmlns:wp14="http://schemas.microsoft.com/office/word/2010/wordprocessingDrawing" xmlns:wp="http://schemas.openxmlformats.org/drawingml/2006/wordprocessingDrawing" xmlns:wpc="http://schemas.microsoft.com/office/word/2010/wordprocessingCanvas" xmlns:wpg="http://schemas.microsoft.com/office/word/2010/wordprocessingGroup" xmlns:wpi="http://schemas.microsoft.com/office/word/2010/wordprocessingInk" xmlns:wps="http://schemas.microsoft.com/office/word/2010/wordprocessingShape" mc:Ignorable="w14 wp14">
+<w:hdr xmlns:mc="http://schemas.openxmlformats.org/markup-compatibility/2006" xmlns:w="http://schemas.openxmlformats.org/wordprocessingml/2006/main" xmlns:m="http://schemas.openxmlformats.org/officeDocument/2006/math" xmlns:mo="http://schemas.microsoft.com/office/mac/office/2008/main" xmlns:mv="urn:schemas-microsoft-com:mac:vml" xmlns:o="urn:schemas-microsoft-com:office:office" xmlns:r="http://schemas.openxmlformats.org/officeDocument/2006/relationships" xmlns:v="urn:schemas-microsoft-com:vml" xmlns:w10="urn:schemas-microsoft-com:office:word" xmlns:w14="http://schemas.microsoft.com/office/word/2010/wordml" xmlns:wne="http://schemas.microsoft.com/office/word/2006/wordml" xmlns:wp14="http://schemas.microsoft.com/office/word/2010/wordprocessingDrawing" xmlns:wp="http://schemas.openxmlformats.org/drawingml/2006/wordprocessingDrawing" xmlns:wpc="http://schemas.microsoft.com/office/word/2010/wordprocessingCanvas" xmlns:wpg="http://schemas.microsoft.com/office/word/2010/wordprocessingGroup" xmlns:wpi="http://schemas.microsoft.com/office/word/2010/wordprocessingInk" xmlns:wps="http://schemas.microsoft.com/office/word/2010/wordprocessingShape" mc:Ignorable="w14 wp14">
   <w:p>
     <w:pPr>
       <w:pStyle w:val="Header"/>
@@ -3005,7 +3222,7 @@
     </w:pPr>
     <w:r>
       <w:rPr>
-        <w:rFonts w:ascii="Times New Roman" w:hAnsi="Times New Roman"/>
+        <w:rFonts w:ascii="Times New Roman" w:hAnsi="Times New Roman" w:eastAsia="黑体"/>
         <w:sz w:val="18"/>
         <w:rFonts w:eastAsia="黑体"/>
         <w:rFonts w:eastAsia="黑体"/>
@@ -3017,7 +3234,7 @@
 </file>
 
 <file path=word/numbering.xml><?xml version="1.0" encoding="utf-8"?>
-<w:numbering xmlns:m="http://schemas.openxmlformats.org/officeDocument/2006/math" xmlns:mc="http://schemas.openxmlformats.org/markup-compatibility/2006" xmlns:mo="http://schemas.microsoft.com/office/mac/office/2008/main" xmlns:mv="urn:schemas-microsoft-com:mac:vml" xmlns:o="urn:schemas-microsoft-com:office:office" xmlns:r="http://schemas.openxmlformats.org/officeDocument/2006/relationships" xmlns:v="urn:schemas-microsoft-com:vml" xmlns:w="http://schemas.openxmlformats.org/wordprocessingml/2006/main" xmlns:w10="urn:schemas-microsoft-com:office:word" xmlns:w14="http://schemas.microsoft.com/office/word/2010/wordml" xmlns:wne="http://schemas.microsoft.com/office/word/2006/wordml" xmlns:wp="http://schemas.openxmlformats.org/drawingml/2006/wordprocessingDrawing" xmlns:wp14="http://schemas.microsoft.com/office/word/2010/wordprocessingDrawing" xmlns:wpc="http://schemas.microsoft.com/office/word/2010/wordprocessingCanvas" xmlns:wpg="http://schemas.microsoft.com/office/word/2010/wordprocessingGroup" xmlns:wpi="http://schemas.microsoft.com/office/word/2010/wordprocessingInk" xmlns:wps="http://schemas.microsoft.com/office/word/2010/wordprocessingShape" mc:Ignorable="w14 wp14">
+<w:numbering xmlns:mc="http://schemas.openxmlformats.org/markup-compatibility/2006" xmlns:w="http://schemas.openxmlformats.org/wordprocessingml/2006/main" xmlns:m="http://schemas.openxmlformats.org/officeDocument/2006/math" xmlns:mo="http://schemas.microsoft.com/office/mac/office/2008/main" xmlns:mv="urn:schemas-microsoft-com:mac:vml" xmlns:o="urn:schemas-microsoft-com:office:office" xmlns:r="http://schemas.openxmlformats.org/officeDocument/2006/relationships" xmlns:v="urn:schemas-microsoft-com:vml" xmlns:w10="urn:schemas-microsoft-com:office:word" xmlns:w14="http://schemas.microsoft.com/office/word/2010/wordml" xmlns:wne="http://schemas.microsoft.com/office/word/2006/wordml" xmlns:wp="http://schemas.openxmlformats.org/drawingml/2006/wordprocessingDrawing" xmlns:wp14="http://schemas.microsoft.com/office/word/2010/wordprocessingDrawing" xmlns:wpc="http://schemas.microsoft.com/office/word/2010/wordprocessingCanvas" xmlns:wpg="http://schemas.microsoft.com/office/word/2010/wordprocessingGroup" xmlns:wpi="http://schemas.microsoft.com/office/word/2010/wordprocessingInk" xmlns:wps="http://schemas.microsoft.com/office/word/2010/wordprocessingShape" mc:Ignorable="w14 wp14">
   <w:abstractNum w:abstractNumId="0">
     <w:nsid w:val="FFFFFF7C"/>
     <w:multiLevelType w:val="singleLevel"/>
@@ -3104,7 +3321,7 @@
         <w:ind w:hanging="360" w:left="1440"/>
       </w:pPr>
       <w:rPr>
-        <w:rFonts w:ascii="Symbol" w:hAnsi="Symbol" w:hint="default"/>
+        <w:rFonts w:ascii="Symbol" w:hAnsi="Symbol" w:hint="default" w:eastAsia="黑体"/>
       </w:rPr>
     </w:lvl>
   </w:abstractNum>
@@ -3125,7 +3342,7 @@
         <w:ind w:hanging="360" w:left="1080"/>
       </w:pPr>
       <w:rPr>
-        <w:rFonts w:ascii="Symbol" w:hAnsi="Symbol" w:hint="default"/>
+        <w:rFonts w:ascii="Symbol" w:hAnsi="Symbol" w:hint="default" w:eastAsia="黑体"/>
       </w:rPr>
     </w:lvl>
   </w:abstractNum>
@@ -3146,7 +3363,7 @@
         <w:ind w:hanging="360" w:left="720"/>
       </w:pPr>
       <w:rPr>
-        <w:rFonts w:ascii="Symbol" w:hAnsi="Symbol" w:hint="default"/>
+        <w:rFonts w:ascii="Symbol" w:hAnsi="Symbol" w:hint="default" w:eastAsia="黑体"/>
       </w:rPr>
     </w:lvl>
   </w:abstractNum>
@@ -3185,7 +3402,7 @@
         <w:ind w:hanging="360" w:left="360"/>
       </w:pPr>
       <w:rPr>
-        <w:rFonts w:ascii="Symbol" w:hAnsi="Symbol" w:hint="default"/>
+        <w:rFonts w:ascii="Symbol" w:hAnsi="Symbol" w:hint="default" w:eastAsia="黑体"/>
       </w:rPr>
     </w:lvl>
   </w:abstractNum>
@@ -3276,7 +3493,7 @@
         <w:ind w:left="720" w:hanging="360"/>
       </w:pPr>
       <w:rPr>
-        <w:rFonts w:ascii="Symbol" w:hAnsi="Symbol" w:cs="Symbol" w:hint="default"/>
+        <w:rFonts w:ascii="Symbol" w:hAnsi="Symbol" w:cs="Symbol" w:hint="default" w:eastAsia="黑体"/>
       </w:rPr>
     </w:lvl>
     <w:lvl w:ilvl="1">
@@ -3287,7 +3504,7 @@
         <w:ind w:left="1440" w:hanging="360"/>
       </w:pPr>
       <w:rPr>
-        <w:rFonts w:ascii="Courier New" w:hAnsi="Courier New" w:cs="Courier New" w:hint="default"/>
+        <w:rFonts w:ascii="Courier New" w:hAnsi="Courier New" w:cs="Courier New" w:hint="default" w:eastAsia="黑体"/>
       </w:rPr>
     </w:lvl>
     <w:lvl w:ilvl="2">
@@ -3298,7 +3515,7 @@
         <w:ind w:left="2160" w:hanging="360"/>
       </w:pPr>
       <w:rPr>
-        <w:rFonts w:ascii="Wingdings" w:hAnsi="Wingdings" w:cs="Wingdings" w:hint="default"/>
+        <w:rFonts w:ascii="Wingdings" w:hAnsi="Wingdings" w:cs="Wingdings" w:hint="default" w:eastAsia="黑体"/>
       </w:rPr>
     </w:lvl>
     <w:lvl w:ilvl="3">
@@ -3309,7 +3526,7 @@
         <w:ind w:left="2880" w:hanging="360"/>
       </w:pPr>
       <w:rPr>
-        <w:rFonts w:ascii="Symbol" w:hAnsi="Symbol" w:cs="Symbol" w:hint="default"/>
+        <w:rFonts w:ascii="Symbol" w:hAnsi="Symbol" w:cs="Symbol" w:hint="default" w:eastAsia="黑体"/>
       </w:rPr>
     </w:lvl>
     <w:lvl w:ilvl="4">
@@ -3320,7 +3537,7 @@
         <w:ind w:left="3600" w:hanging="360"/>
       </w:pPr>
       <w:rPr>
-        <w:rFonts w:ascii="Courier New" w:hAnsi="Courier New" w:cs="Courier New" w:hint="default"/>
+        <w:rFonts w:ascii="Courier New" w:hAnsi="Courier New" w:cs="Courier New" w:hint="default" w:eastAsia="黑体"/>
       </w:rPr>
     </w:lvl>
     <w:lvl w:ilvl="5">
@@ -3331,7 +3548,7 @@
         <w:ind w:left="4320" w:hanging="360"/>
       </w:pPr>
       <w:rPr>
-        <w:rFonts w:ascii="Wingdings" w:hAnsi="Wingdings" w:cs="Wingdings" w:hint="default"/>
+        <w:rFonts w:ascii="Wingdings" w:hAnsi="Wingdings" w:cs="Wingdings" w:hint="default" w:eastAsia="黑体"/>
       </w:rPr>
     </w:lvl>
     <w:lvl w:ilvl="6">
@@ -3342,7 +3559,7 @@
         <w:ind w:left="5040" w:hanging="360"/>
       </w:pPr>
       <w:rPr>
-        <w:rFonts w:ascii="Symbol" w:hAnsi="Symbol" w:cs="Symbol" w:hint="default"/>
+        <w:rFonts w:ascii="Symbol" w:hAnsi="Symbol" w:cs="Symbol" w:hint="default" w:eastAsia="黑体"/>
       </w:rPr>
     </w:lvl>
     <w:lvl w:ilvl="7">
@@ -3353,7 +3570,7 @@
         <w:ind w:left="5760" w:hanging="360"/>
       </w:pPr>
       <w:rPr>
-        <w:rFonts w:ascii="Courier New" w:hAnsi="Courier New" w:cs="Courier New" w:hint="default"/>
+        <w:rFonts w:ascii="Courier New" w:hAnsi="Courier New" w:cs="Courier New" w:hint="default" w:eastAsia="黑体"/>
       </w:rPr>
     </w:lvl>
     <w:lvl w:ilvl="8">
@@ -3364,7 +3581,7 @@
         <w:ind w:left="6480" w:hanging="360"/>
       </w:pPr>
       <w:rPr>
-        <w:rFonts w:ascii="Wingdings" w:hAnsi="Wingdings" w:cs="Wingdings" w:hint="default"/>
+        <w:rFonts w:ascii="Wingdings" w:hAnsi="Wingdings" w:cs="Wingdings" w:hint="default" w:eastAsia="黑体"/>
       </w:rPr>
     </w:lvl>
   </w:abstractNum>
@@ -3420,11 +3637,11 @@
 </file>
 
 <file path=word/styles.xml><?xml version="1.0" encoding="utf-8"?>
-<w:styles xmlns:mc="http://schemas.openxmlformats.org/markup-compatibility/2006" xmlns:r="http://schemas.openxmlformats.org/officeDocument/2006/relationships" xmlns:w="http://schemas.openxmlformats.org/wordprocessingml/2006/main" xmlns:w14="http://schemas.microsoft.com/office/word/2010/wordml" mc:Ignorable="w14">
+<w:styles xmlns:mc="http://schemas.openxmlformats.org/markup-compatibility/2006" xmlns:w="http://schemas.openxmlformats.org/wordprocessingml/2006/main" xmlns:r="http://schemas.openxmlformats.org/officeDocument/2006/relationships" xmlns:w14="http://schemas.microsoft.com/office/word/2010/wordml" mc:Ignorable="w14">
   <w:docDefaults>
     <w:rPrDefault>
       <w:rPr>
-        <w:rFonts w:asciiTheme="minorHAnsi" w:cstheme="minorBidi" w:eastAsiaTheme="minorEastAsia" w:hAnsiTheme="minorHAnsi"/>
+        <w:rFonts w:asciiTheme="minorHAnsi" w:cstheme="minorBidi" w:hAnsiTheme="minorHAnsi" w:eastAsia="黑体"/>
         <w:sz w:val="22"/>
         <w:szCs w:val="22"/>
         <w:lang w:bidi="ar-SA" w:eastAsia="en-US" w:val="en-US"/>
@@ -3646,7 +3863,7 @@
       <w:outlineLvl w:val="0"/>
     </w:pPr>
     <w:rPr>
-      <w:rFonts w:ascii="Times New Roman" w:asciiTheme="majorHAnsi" w:cstheme="majorBidi" w:eastAsia="黑体" w:eastAsiaTheme="majorEastAsia" w:hAnsi="Times New Roman" w:hAnsiTheme="majorHAnsi"/>
+      <w:rFonts w:ascii="Times New Roman" w:asciiTheme="majorHAnsi" w:cstheme="majorBidi" w:eastAsia="黑体" w:hAnsi="Times New Roman" w:hAnsiTheme="majorHAnsi"/>
       <w:b/>
       <w:bCs/>
       <w:color w:val="1F3864"/>
@@ -3670,7 +3887,7 @@
       <w:outlineLvl w:val="1"/>
     </w:pPr>
     <w:rPr>
-      <w:rFonts w:ascii="Times New Roman" w:asciiTheme="majorHAnsi" w:cstheme="majorBidi" w:eastAsia="黑体" w:eastAsiaTheme="majorEastAsia" w:hAnsi="Times New Roman" w:hAnsiTheme="majorHAnsi"/>
+      <w:rFonts w:ascii="Times New Roman" w:asciiTheme="majorHAnsi" w:cstheme="majorBidi" w:eastAsia="黑体" w:hAnsi="Times New Roman" w:hAnsiTheme="majorHAnsi"/>
       <w:b/>
       <w:bCs/>
       <w:color w:val="2E4E7E"/>
@@ -3694,7 +3911,7 @@
       <w:outlineLvl w:val="2"/>
     </w:pPr>
     <w:rPr>
-      <w:rFonts w:ascii="Times New Roman" w:asciiTheme="majorHAnsi" w:cstheme="majorBidi" w:eastAsia="黑体" w:eastAsiaTheme="majorEastAsia" w:hAnsi="Times New Roman" w:hAnsiTheme="majorHAnsi"/>
+      <w:rFonts w:ascii="Times New Roman" w:asciiTheme="majorHAnsi" w:cstheme="majorBidi" w:eastAsia="黑体" w:hAnsi="Times New Roman" w:hAnsiTheme="majorHAnsi"/>
       <w:b/>
       <w:bCs/>
       <w:color w:val="2E4E7E"/>
@@ -3718,7 +3935,7 @@
       <w:outlineLvl w:val="3"/>
     </w:pPr>
     <w:rPr>
-      <w:rFonts w:ascii="Times New Roman" w:asciiTheme="majorHAnsi" w:cstheme="majorBidi" w:eastAsia="黑体" w:eastAsiaTheme="majorEastAsia" w:hAnsi="Times New Roman" w:hAnsiTheme="majorHAnsi"/>
+      <w:rFonts w:ascii="Times New Roman" w:asciiTheme="majorHAnsi" w:cstheme="majorBidi" w:eastAsia="黑体" w:hAnsi="Times New Roman" w:hAnsiTheme="majorHAnsi"/>
       <w:b/>
       <w:bCs/>
       <w:i/>
@@ -3744,7 +3961,7 @@
       <w:outlineLvl w:val="4"/>
     </w:pPr>
     <w:rPr>
-      <w:rFonts w:ascii="Times New Roman" w:asciiTheme="majorHAnsi" w:cstheme="majorBidi" w:eastAsia="黑体" w:eastAsiaTheme="majorEastAsia" w:hAnsi="Times New Roman" w:hAnsiTheme="majorHAnsi"/>
+      <w:rFonts w:ascii="Times New Roman" w:asciiTheme="majorHAnsi" w:cstheme="majorBidi" w:eastAsia="黑体" w:hAnsi="Times New Roman" w:hAnsiTheme="majorHAnsi"/>
       <w:b/>
       <w:color w:val="333333"/>
       <w:sz w:val="22"/>
@@ -3767,7 +3984,7 @@
       <w:outlineLvl w:val="5"/>
     </w:pPr>
     <w:rPr>
-      <w:rFonts w:asciiTheme="majorHAnsi" w:cstheme="majorBidi" w:eastAsiaTheme="majorEastAsia" w:hAnsiTheme="majorHAnsi"/>
+      <w:rFonts w:asciiTheme="majorHAnsi" w:cstheme="majorBidi" w:hAnsiTheme="majorHAnsi" w:eastAsia="黑体"/>
       <w:i/>
       <w:iCs/>
       <w:color w:themeColor="accent1" w:themeShade="7F" w:val="243F60"/>
@@ -3790,7 +4007,7 @@
       <w:outlineLvl w:val="6"/>
     </w:pPr>
     <w:rPr>
-      <w:rFonts w:asciiTheme="majorHAnsi" w:cstheme="majorBidi" w:eastAsiaTheme="majorEastAsia" w:hAnsiTheme="majorHAnsi"/>
+      <w:rFonts w:asciiTheme="majorHAnsi" w:cstheme="majorBidi" w:hAnsiTheme="majorHAnsi" w:eastAsia="黑体"/>
       <w:i/>
       <w:iCs/>
       <w:color w:themeColor="text1" w:themeTint="BF" w:val="404040"/>
@@ -3813,7 +4030,7 @@
       <w:outlineLvl w:val="7"/>
     </w:pPr>
     <w:rPr>
-      <w:rFonts w:asciiTheme="majorHAnsi" w:cstheme="majorBidi" w:eastAsiaTheme="majorEastAsia" w:hAnsiTheme="majorHAnsi"/>
+      <w:rFonts w:asciiTheme="majorHAnsi" w:cstheme="majorBidi" w:hAnsiTheme="majorHAnsi" w:eastAsia="黑体"/>
       <w:color w:themeColor="accent1" w:val="4F81BD"/>
       <w:sz w:val="20"/>
       <w:szCs w:val="20"/>
@@ -3836,7 +4053,7 @@
       <w:outlineLvl w:val="8"/>
     </w:pPr>
     <w:rPr>
-      <w:rFonts w:asciiTheme="majorHAnsi" w:cstheme="majorBidi" w:eastAsiaTheme="majorEastAsia" w:hAnsiTheme="majorHAnsi"/>
+      <w:rFonts w:asciiTheme="majorHAnsi" w:cstheme="majorBidi" w:hAnsiTheme="majorHAnsi" w:eastAsia="黑体"/>
       <w:i/>
       <w:iCs/>
       <w:color w:themeColor="text1" w:themeTint="BF" w:val="404040"/>
@@ -3887,7 +4104,7 @@
     <w:uiPriority w:val="9"/>
     <w:rsid w:val="00FC693F"/>
     <w:rPr>
-      <w:rFonts w:asciiTheme="majorHAnsi" w:cstheme="majorBidi" w:eastAsiaTheme="majorEastAsia" w:hAnsiTheme="majorHAnsi"/>
+      <w:rFonts w:asciiTheme="majorHAnsi" w:cstheme="majorBidi" w:hAnsiTheme="majorHAnsi" w:eastAsia="黑体"/>
       <w:b/>
       <w:bCs/>
       <w:color w:themeColor="accent1" w:themeShade="BF" w:val="365F91"/>
@@ -3902,7 +4119,7 @@
     <w:uiPriority w:val="9"/>
     <w:rsid w:val="00FC693F"/>
     <w:rPr>
-      <w:rFonts w:asciiTheme="majorHAnsi" w:cstheme="majorBidi" w:eastAsiaTheme="majorEastAsia" w:hAnsiTheme="majorHAnsi"/>
+      <w:rFonts w:asciiTheme="majorHAnsi" w:cstheme="majorBidi" w:hAnsiTheme="majorHAnsi" w:eastAsia="黑体"/>
       <w:b/>
       <w:bCs/>
       <w:color w:themeColor="accent1" w:val="4F81BD"/>
@@ -3917,7 +4134,7 @@
     <w:uiPriority w:val="9"/>
     <w:rsid w:val="00FC693F"/>
     <w:rPr>
-      <w:rFonts w:asciiTheme="majorHAnsi" w:cstheme="majorBidi" w:eastAsiaTheme="majorEastAsia" w:hAnsiTheme="majorHAnsi"/>
+      <w:rFonts w:asciiTheme="majorHAnsi" w:cstheme="majorBidi" w:hAnsiTheme="majorHAnsi" w:eastAsia="黑体"/>
       <w:b/>
       <w:bCs/>
       <w:color w:themeColor="accent1" w:val="4F81BD"/>
@@ -3940,7 +4157,7 @@
       <w:contextualSpacing/>
     </w:pPr>
     <w:rPr>
-      <w:rFonts w:ascii="Times New Roman" w:asciiTheme="majorHAnsi" w:cstheme="majorBidi" w:eastAsia="黑体" w:eastAsiaTheme="majorEastAsia" w:hAnsi="Times New Roman" w:hAnsiTheme="majorHAnsi"/>
+      <w:rFonts w:ascii="Times New Roman" w:asciiTheme="majorHAnsi" w:cstheme="majorBidi" w:eastAsia="黑体" w:hAnsi="Times New Roman" w:hAnsiTheme="majorHAnsi"/>
       <w:b/>
       <w:color w:val="1F3864"/>
       <w:spacing w:val="5"/>
@@ -3956,7 +4173,7 @@
     <w:uiPriority w:val="10"/>
     <w:rsid w:val="00FC693F"/>
     <w:rPr>
-      <w:rFonts w:asciiTheme="majorHAnsi" w:cstheme="majorBidi" w:eastAsiaTheme="majorEastAsia" w:hAnsiTheme="majorHAnsi"/>
+      <w:rFonts w:asciiTheme="majorHAnsi" w:cstheme="majorBidi" w:hAnsiTheme="majorHAnsi" w:eastAsia="黑体"/>
       <w:color w:themeColor="text2" w:themeShade="BF" w:val="17365D"/>
       <w:spacing w:val="5"/>
       <w:kern w:val="28"/>
@@ -3978,7 +4195,7 @@
       </w:numPr>
     </w:pPr>
     <w:rPr>
-      <w:rFonts w:asciiTheme="majorHAnsi" w:cstheme="majorBidi" w:eastAsiaTheme="majorEastAsia" w:hAnsiTheme="majorHAnsi"/>
+      <w:rFonts w:asciiTheme="majorHAnsi" w:cstheme="majorBidi" w:hAnsiTheme="majorHAnsi" w:eastAsia="黑体"/>
       <w:i/>
       <w:iCs/>
       <w:color w:themeColor="accent1" w:val="4F81BD"/>
@@ -3994,7 +4211,7 @@
     <w:uiPriority w:val="11"/>
     <w:rsid w:val="00FC693F"/>
     <w:rPr>
-      <w:rFonts w:asciiTheme="majorHAnsi" w:cstheme="majorBidi" w:eastAsiaTheme="majorEastAsia" w:hAnsiTheme="majorHAnsi"/>
+      <w:rFonts w:asciiTheme="majorHAnsi" w:cstheme="majorBidi" w:hAnsiTheme="majorHAnsi" w:eastAsia="黑体"/>
       <w:i/>
       <w:iCs/>
       <w:color w:themeColor="accent1" w:val="4F81BD"/>
@@ -4061,6 +4278,7 @@
       <w:spacing w:after="120"/>
     </w:pPr>
     <w:rPr>
+      <w:rFonts w:eastAsia="黑体"/>
       <w:sz w:val="16"/>
       <w:szCs w:val="16"/>
     </w:rPr>
@@ -4072,6 +4290,7 @@
     <w:uiPriority w:val="99"/>
     <w:rsid w:val="00AA1D8D"/>
     <w:rPr>
+      <w:rFonts w:eastAsia="黑体"/>
       <w:sz w:val="16"/>
       <w:szCs w:val="16"/>
     </w:rPr>
@@ -4241,7 +4460,7 @@
       </w:tabs>
     </w:pPr>
     <w:rPr>
-      <w:rFonts w:ascii="Courier" w:hAnsi="Courier"/>
+      <w:rFonts w:ascii="Courier" w:hAnsi="Courier" w:eastAsia="黑体"/>
       <w:sz w:val="20"/>
       <w:szCs w:val="20"/>
     </w:rPr>
@@ -4253,7 +4472,7 @@
     <w:uiPriority w:val="99"/>
     <w:rsid w:val="0029639D"/>
     <w:rPr>
-      <w:rFonts w:ascii="Courier" w:hAnsi="Courier"/>
+      <w:rFonts w:ascii="Courier" w:hAnsi="Courier" w:eastAsia="黑体"/>
       <w:sz w:val="20"/>
       <w:szCs w:val="20"/>
     </w:rPr>
@@ -4289,6 +4508,7 @@
     <w:uiPriority w:val="29"/>
     <w:rsid w:val="00FC693F"/>
     <w:rPr>
+      <w:rFonts w:eastAsia="黑体"/>
       <w:i/>
       <w:iCs/>
       <w:color w:themeColor="text1" w:val="000000"/>
@@ -4302,7 +4522,7 @@
     <w:semiHidden/>
     <w:rsid w:val="00FC693F"/>
     <w:rPr>
-      <w:rFonts w:asciiTheme="majorHAnsi" w:cstheme="majorBidi" w:eastAsiaTheme="majorEastAsia" w:hAnsiTheme="majorHAnsi"/>
+      <w:rFonts w:asciiTheme="majorHAnsi" w:cstheme="majorBidi" w:hAnsiTheme="majorHAnsi" w:eastAsia="黑体"/>
       <w:b/>
       <w:bCs/>
       <w:i/>
@@ -4318,7 +4538,7 @@
     <w:semiHidden/>
     <w:rsid w:val="00FC693F"/>
     <w:rPr>
-      <w:rFonts w:asciiTheme="majorHAnsi" w:cstheme="majorBidi" w:eastAsiaTheme="majorEastAsia" w:hAnsiTheme="majorHAnsi"/>
+      <w:rFonts w:asciiTheme="majorHAnsi" w:cstheme="majorBidi" w:hAnsiTheme="majorHAnsi" w:eastAsia="黑体"/>
       <w:color w:themeColor="accent1" w:themeShade="7F" w:val="243F60"/>
     </w:rPr>
   </w:style>
@@ -4330,7 +4550,7 @@
     <w:semiHidden/>
     <w:rsid w:val="00FC693F"/>
     <w:rPr>
-      <w:rFonts w:asciiTheme="majorHAnsi" w:cstheme="majorBidi" w:eastAsiaTheme="majorEastAsia" w:hAnsiTheme="majorHAnsi"/>
+      <w:rFonts w:asciiTheme="majorHAnsi" w:cstheme="majorBidi" w:hAnsiTheme="majorHAnsi" w:eastAsia="黑体"/>
       <w:i/>
       <w:iCs/>
       <w:color w:themeColor="accent1" w:themeShade="7F" w:val="243F60"/>
@@ -4344,7 +4564,7 @@
     <w:semiHidden/>
     <w:rsid w:val="00FC693F"/>
     <w:rPr>
-      <w:rFonts w:asciiTheme="majorHAnsi" w:cstheme="majorBidi" w:eastAsiaTheme="majorEastAsia" w:hAnsiTheme="majorHAnsi"/>
+      <w:rFonts w:asciiTheme="majorHAnsi" w:cstheme="majorBidi" w:hAnsiTheme="majorHAnsi" w:eastAsia="黑体"/>
       <w:i/>
       <w:iCs/>
       <w:color w:themeColor="text1" w:themeTint="BF" w:val="404040"/>
@@ -4358,7 +4578,7 @@
     <w:semiHidden/>
     <w:rsid w:val="00FC693F"/>
     <w:rPr>
-      <w:rFonts w:asciiTheme="majorHAnsi" w:cstheme="majorBidi" w:eastAsiaTheme="majorEastAsia" w:hAnsiTheme="majorHAnsi"/>
+      <w:rFonts w:asciiTheme="majorHAnsi" w:cstheme="majorBidi" w:hAnsiTheme="majorHAnsi" w:eastAsia="黑体"/>
       <w:color w:themeColor="accent1" w:val="4F81BD"/>
       <w:sz w:val="20"/>
       <w:szCs w:val="20"/>
@@ -4372,7 +4592,7 @@
     <w:semiHidden/>
     <w:rsid w:val="00FC693F"/>
     <w:rPr>
-      <w:rFonts w:asciiTheme="majorHAnsi" w:cstheme="majorBidi" w:eastAsiaTheme="majorEastAsia" w:hAnsiTheme="majorHAnsi"/>
+      <w:rFonts w:asciiTheme="majorHAnsi" w:cstheme="majorBidi" w:hAnsiTheme="majorHAnsi" w:eastAsia="黑体"/>
       <w:i/>
       <w:iCs/>
       <w:color w:themeColor="text1" w:themeTint="BF" w:val="404040"/>
@@ -4393,6 +4613,7 @@
       <w:spacing w:line="240" w:lineRule="auto"/>
     </w:pPr>
     <w:rPr>
+      <w:rFonts w:eastAsia="黑体"/>
       <w:b/>
       <w:bCs/>
       <w:color w:themeColor="accent1" w:val="4F81BD"/>
@@ -4407,6 +4628,7 @@
     <w:qFormat/>
     <w:rsid w:val="00FC693F"/>
     <w:rPr>
+      <w:rFonts w:eastAsia="黑体"/>
       <w:b/>
       <w:bCs/>
     </w:rPr>
@@ -4418,6 +4640,7 @@
     <w:qFormat/>
     <w:rsid w:val="00FC693F"/>
     <w:rPr>
+      <w:rFonts w:eastAsia="黑体"/>
       <w:i/>
       <w:iCs/>
     </w:rPr>
@@ -4438,6 +4661,7 @@
       <w:ind w:left="936" w:right="936"/>
     </w:pPr>
     <w:rPr>
+      <w:rFonts w:eastAsia="黑体"/>
       <w:b/>
       <w:bCs/>
       <w:i/>
@@ -4452,6 +4676,7 @@
     <w:uiPriority w:val="30"/>
     <w:rsid w:val="00FC693F"/>
     <w:rPr>
+      <w:rFonts w:eastAsia="黑体"/>
       <w:b/>
       <w:bCs/>
       <w:i/>
@@ -4466,6 +4691,7 @@
     <w:qFormat/>
     <w:rsid w:val="00FC693F"/>
     <w:rPr>
+      <w:rFonts w:eastAsia="黑体"/>
       <w:i/>
       <w:iCs/>
       <w:color w:themeColor="text1" w:themeTint="7F" w:val="808080"/>
@@ -4478,6 +4704,7 @@
     <w:qFormat/>
     <w:rsid w:val="00FC693F"/>
     <w:rPr>
+      <w:rFonts w:eastAsia="黑体"/>
       <w:b/>
       <w:bCs/>
       <w:i/>
@@ -4492,6 +4719,7 @@
     <w:qFormat/>
     <w:rsid w:val="00FC693F"/>
     <w:rPr>
+      <w:rFonts w:eastAsia="黑体"/>
       <w:smallCaps/>
       <w:color w:themeColor="accent2" w:val="C0504D"/>
       <w:u w:val="single"/>
@@ -4504,6 +4732,7 @@
     <w:qFormat/>
     <w:rsid w:val="00FC693F"/>
     <w:rPr>
+      <w:rFonts w:eastAsia="黑体"/>
       <w:b/>
       <w:bCs/>
       <w:smallCaps/>
@@ -4519,6 +4748,7 @@
     <w:qFormat/>
     <w:rsid w:val="00FC693F"/>
     <w:rPr>
+      <w:rFonts w:eastAsia="黑体"/>
       <w:b/>
       <w:bCs/>
       <w:smallCaps/>
@@ -4573,6 +4803,7 @@
       <w:spacing w:after="0" w:line="240" w:lineRule="auto"/>
     </w:pPr>
     <w:rPr>
+      <w:rFonts w:eastAsia="黑体"/>
       <w:color w:themeColor="text1" w:themeShade="BF" w:val="000000"/>
     </w:rPr>
     <w:tblPr>
@@ -4595,6 +4826,7 @@
         <w:spacing w:after="0" w:before="0" w:line="240" w:lineRule="auto"/>
       </w:pPr>
       <w:rPr>
+        <w:rFonts w:eastAsia="黑体"/>
         <w:b/>
         <w:bCs/>
       </w:rPr>
@@ -4615,6 +4847,7 @@
         <w:spacing w:after="0" w:before="0" w:line="240" w:lineRule="auto"/>
       </w:pPr>
       <w:rPr>
+        <w:rFonts w:eastAsia="黑体"/>
         <w:b/>
         <w:bCs/>
       </w:rPr>
@@ -4632,12 +4865,14 @@
     </w:tblStylePr>
     <w:tblStylePr w:type="firstCol">
       <w:rPr>
+        <w:rFonts w:eastAsia="黑体"/>
         <w:b/>
         <w:bCs/>
       </w:rPr>
     </w:tblStylePr>
     <w:tblStylePr w:type="lastCol">
       <w:rPr>
+        <w:rFonts w:eastAsia="黑体"/>
         <w:b/>
         <w:bCs/>
       </w:rPr>
@@ -4676,6 +4911,7 @@
       <w:spacing w:after="0" w:line="240" w:lineRule="auto"/>
     </w:pPr>
     <w:rPr>
+      <w:rFonts w:eastAsia="黑体"/>
       <w:color w:themeColor="accent1" w:themeShade="BF" w:val="365F91"/>
     </w:rPr>
     <w:tblPr>
@@ -4698,6 +4934,7 @@
         <w:spacing w:after="0" w:before="0" w:line="240" w:lineRule="auto"/>
       </w:pPr>
       <w:rPr>
+        <w:rFonts w:eastAsia="黑体"/>
         <w:b/>
         <w:bCs/>
       </w:rPr>
@@ -4718,6 +4955,7 @@
         <w:spacing w:after="0" w:before="0" w:line="240" w:lineRule="auto"/>
       </w:pPr>
       <w:rPr>
+        <w:rFonts w:eastAsia="黑体"/>
         <w:b/>
         <w:bCs/>
       </w:rPr>
@@ -4735,12 +4973,14 @@
     </w:tblStylePr>
     <w:tblStylePr w:type="firstCol">
       <w:rPr>
+        <w:rFonts w:eastAsia="黑体"/>
         <w:b/>
         <w:bCs/>
       </w:rPr>
     </w:tblStylePr>
     <w:tblStylePr w:type="lastCol">
       <w:rPr>
+        <w:rFonts w:eastAsia="黑体"/>
         <w:b/>
         <w:bCs/>
       </w:rPr>
@@ -4779,6 +5019,7 @@
       <w:spacing w:after="0" w:line="240" w:lineRule="auto"/>
     </w:pPr>
     <w:rPr>
+      <w:rFonts w:eastAsia="黑体"/>
       <w:color w:themeColor="accent2" w:themeShade="BF" w:val="943634"/>
     </w:rPr>
     <w:tblPr>
@@ -4801,6 +5042,7 @@
         <w:spacing w:after="0" w:before="0" w:line="240" w:lineRule="auto"/>
       </w:pPr>
       <w:rPr>
+        <w:rFonts w:eastAsia="黑体"/>
         <w:b/>
         <w:bCs/>
       </w:rPr>
@@ -4821,6 +5063,7 @@
         <w:spacing w:after="0" w:before="0" w:line="240" w:lineRule="auto"/>
       </w:pPr>
       <w:rPr>
+        <w:rFonts w:eastAsia="黑体"/>
         <w:b/>
         <w:bCs/>
       </w:rPr>
@@ -4838,12 +5081,14 @@
     </w:tblStylePr>
     <w:tblStylePr w:type="firstCol">
       <w:rPr>
+        <w:rFonts w:eastAsia="黑体"/>
         <w:b/>
         <w:bCs/>
       </w:rPr>
     </w:tblStylePr>
     <w:tblStylePr w:type="lastCol">
       <w:rPr>
+        <w:rFonts w:eastAsia="黑体"/>
         <w:b/>
         <w:bCs/>
       </w:rPr>
@@ -4882,6 +5127,7 @@
       <w:spacing w:after="0" w:line="240" w:lineRule="auto"/>
     </w:pPr>
     <w:rPr>
+      <w:rFonts w:eastAsia="黑体"/>
       <w:color w:themeColor="accent3" w:themeShade="BF" w:val="76923C"/>
     </w:rPr>
     <w:tblPr>
@@ -4904,6 +5150,7 @@
         <w:spacing w:after="0" w:before="0" w:line="240" w:lineRule="auto"/>
       </w:pPr>
       <w:rPr>
+        <w:rFonts w:eastAsia="黑体"/>
         <w:b/>
         <w:bCs/>
       </w:rPr>
@@ -4924,6 +5171,7 @@
         <w:spacing w:after="0" w:before="0" w:line="240" w:lineRule="auto"/>
       </w:pPr>
       <w:rPr>
+        <w:rFonts w:eastAsia="黑体"/>
         <w:b/>
         <w:bCs/>
       </w:rPr>
@@ -4941,12 +5189,14 @@
     </w:tblStylePr>
     <w:tblStylePr w:type="firstCol">
       <w:rPr>
+        <w:rFonts w:eastAsia="黑体"/>
         <w:b/>
         <w:bCs/>
       </w:rPr>
     </w:tblStylePr>
     <w:tblStylePr w:type="lastCol">
       <w:rPr>
+        <w:rFonts w:eastAsia="黑体"/>
         <w:b/>
         <w:bCs/>
       </w:rPr>
@@ -4985,6 +5235,7 @@
       <w:spacing w:after="0" w:line="240" w:lineRule="auto"/>
     </w:pPr>
     <w:rPr>
+      <w:rFonts w:eastAsia="黑体"/>
       <w:color w:themeColor="accent4" w:themeShade="BF" w:val="5F497A"/>
     </w:rPr>
     <w:tblPr>
@@ -5007,6 +5258,7 @@
         <w:spacing w:after="0" w:before="0" w:line="240" w:lineRule="auto"/>
       </w:pPr>
       <w:rPr>
+        <w:rFonts w:eastAsia="黑体"/>
         <w:b/>
         <w:bCs/>
       </w:rPr>
@@ -5027,6 +5279,7 @@
         <w:spacing w:after="0" w:before="0" w:line="240" w:lineRule="auto"/>
       </w:pPr>
       <w:rPr>
+        <w:rFonts w:eastAsia="黑体"/>
         <w:b/>
         <w:bCs/>
       </w:rPr>
@@ -5044,12 +5297,14 @@
     </w:tblStylePr>
     <w:tblStylePr w:type="firstCol">
       <w:rPr>
+        <w:rFonts w:eastAsia="黑体"/>
         <w:b/>
         <w:bCs/>
       </w:rPr>
     </w:tblStylePr>
     <w:tblStylePr w:type="lastCol">
       <w:rPr>
+        <w:rFonts w:eastAsia="黑体"/>
         <w:b/>
         <w:bCs/>
       </w:rPr>
@@ -5088,6 +5343,7 @@
       <w:spacing w:after="0" w:line="240" w:lineRule="auto"/>
     </w:pPr>
     <w:rPr>
+      <w:rFonts w:eastAsia="黑体"/>
       <w:color w:themeColor="accent5" w:themeShade="BF" w:val="31849B"/>
     </w:rPr>
     <w:tblPr>
@@ -5110,6 +5366,7 @@
         <w:spacing w:after="0" w:before="0" w:line="240" w:lineRule="auto"/>
       </w:pPr>
       <w:rPr>
+        <w:rFonts w:eastAsia="黑体"/>
         <w:b/>
         <w:bCs/>
       </w:rPr>
@@ -5130,6 +5387,7 @@
         <w:spacing w:after="0" w:before="0" w:line="240" w:lineRule="auto"/>
       </w:pPr>
       <w:rPr>
+        <w:rFonts w:eastAsia="黑体"/>
         <w:b/>
         <w:bCs/>
       </w:rPr>
@@ -5147,12 +5405,14 @@
     </w:tblStylePr>
     <w:tblStylePr w:type="firstCol">
       <w:rPr>
+        <w:rFonts w:eastAsia="黑体"/>
         <w:b/>
         <w:bCs/>
       </w:rPr>
     </w:tblStylePr>
     <w:tblStylePr w:type="lastCol">
       <w:rPr>
+        <w:rFonts w:eastAsia="黑体"/>
         <w:b/>
         <w:bCs/>
       </w:rPr>
@@ -5191,6 +5451,7 @@
       <w:spacing w:after="0" w:line="240" w:lineRule="auto"/>
     </w:pPr>
     <w:rPr>
+      <w:rFonts w:eastAsia="黑体"/>
       <w:color w:themeColor="accent6" w:themeShade="BF" w:val="E36C0A"/>
     </w:rPr>
     <w:tblPr>
@@ -5213,6 +5474,7 @@
         <w:spacing w:after="0" w:before="0" w:line="240" w:lineRule="auto"/>
       </w:pPr>
       <w:rPr>
+        <w:rFonts w:eastAsia="黑体"/>
         <w:b/>
         <w:bCs/>
       </w:rPr>
@@ -5233,6 +5495,7 @@
         <w:spacing w:after="0" w:before="0" w:line="240" w:lineRule="auto"/>
       </w:pPr>
       <w:rPr>
+        <w:rFonts w:eastAsia="黑体"/>
         <w:b/>
         <w:bCs/>
       </w:rPr>
@@ -5250,12 +5513,14 @@
     </w:tblStylePr>
     <w:tblStylePr w:type="firstCol">
       <w:rPr>
+        <w:rFonts w:eastAsia="黑体"/>
         <w:b/>
         <w:bCs/>
       </w:rPr>
     </w:tblStylePr>
     <w:tblStylePr w:type="lastCol">
       <w:rPr>
+        <w:rFonts w:eastAsia="黑体"/>
         <w:b/>
         <w:bCs/>
       </w:rPr>
@@ -5315,6 +5580,7 @@
         <w:spacing w:after="0" w:before="0" w:line="240" w:lineRule="auto"/>
       </w:pPr>
       <w:rPr>
+        <w:rFonts w:eastAsia="黑体"/>
         <w:b/>
         <w:bCs/>
         <w:color w:themeColor="background1" w:val="FFFFFF"/>
@@ -5329,6 +5595,7 @@
         <w:spacing w:after="0" w:before="0" w:line="240" w:lineRule="auto"/>
       </w:pPr>
       <w:rPr>
+        <w:rFonts w:eastAsia="黑体"/>
         <w:b/>
         <w:bCs/>
       </w:rPr>
@@ -5344,12 +5611,14 @@
     </w:tblStylePr>
     <w:tblStylePr w:type="firstCol">
       <w:rPr>
+        <w:rFonts w:eastAsia="黑体"/>
         <w:b/>
         <w:bCs/>
       </w:rPr>
     </w:tblStylePr>
     <w:tblStylePr w:type="lastCol">
       <w:rPr>
+        <w:rFonts w:eastAsia="黑体"/>
         <w:b/>
         <w:bCs/>
       </w:rPr>
@@ -5407,6 +5676,7 @@
         <w:spacing w:after="0" w:before="0" w:line="240" w:lineRule="auto"/>
       </w:pPr>
       <w:rPr>
+        <w:rFonts w:eastAsia="黑体"/>
         <w:b/>
         <w:bCs/>
         <w:color w:themeColor="background1" w:val="FFFFFF"/>
@@ -5421,6 +5691,7 @@
         <w:spacing w:after="0" w:before="0" w:line="240" w:lineRule="auto"/>
       </w:pPr>
       <w:rPr>
+        <w:rFonts w:eastAsia="黑体"/>
         <w:b/>
         <w:bCs/>
       </w:rPr>
@@ -5436,12 +5707,14 @@
     </w:tblStylePr>
     <w:tblStylePr w:type="firstCol">
       <w:rPr>
+        <w:rFonts w:eastAsia="黑体"/>
         <w:b/>
         <w:bCs/>
       </w:rPr>
     </w:tblStylePr>
     <w:tblStylePr w:type="lastCol">
       <w:rPr>
+        <w:rFonts w:eastAsia="黑体"/>
         <w:b/>
         <w:bCs/>
       </w:rPr>
@@ -5499,6 +5772,7 @@
         <w:spacing w:after="0" w:before="0" w:line="240" w:lineRule="auto"/>
       </w:pPr>
       <w:rPr>
+        <w:rFonts w:eastAsia="黑体"/>
         <w:b/>
         <w:bCs/>
         <w:color w:themeColor="background1" w:val="FFFFFF"/>
@@ -5513,6 +5787,7 @@
         <w:spacing w:after="0" w:before="0" w:line="240" w:lineRule="auto"/>
       </w:pPr>
       <w:rPr>
+        <w:rFonts w:eastAsia="黑体"/>
         <w:b/>
         <w:bCs/>
       </w:rPr>
@@ -5528,12 +5803,14 @@
     </w:tblStylePr>
     <w:tblStylePr w:type="firstCol">
       <w:rPr>
+        <w:rFonts w:eastAsia="黑体"/>
         <w:b/>
         <w:bCs/>
       </w:rPr>
     </w:tblStylePr>
     <w:tblStylePr w:type="lastCol">
       <w:rPr>
+        <w:rFonts w:eastAsia="黑体"/>
         <w:b/>
         <w:bCs/>
       </w:rPr>
@@ -5591,6 +5868,7 @@
         <w:spacing w:after="0" w:before="0" w:line="240" w:lineRule="auto"/>
       </w:pPr>
       <w:rPr>
+        <w:rFonts w:eastAsia="黑体"/>
         <w:b/>
         <w:bCs/>
         <w:color w:themeColor="background1" w:val="FFFFFF"/>
@@ -5605,6 +5883,7 @@
         <w:spacing w:after="0" w:before="0" w:line="240" w:lineRule="auto"/>
       </w:pPr>
       <w:rPr>
+        <w:rFonts w:eastAsia="黑体"/>
         <w:b/>
         <w:bCs/>
       </w:rPr>
@@ -5620,12 +5899,14 @@
     </w:tblStylePr>
     <w:tblStylePr w:type="firstCol">
       <w:rPr>
+        <w:rFonts w:eastAsia="黑体"/>
         <w:b/>
         <w:bCs/>
       </w:rPr>
     </w:tblStylePr>
     <w:tblStylePr w:type="lastCol">
       <w:rPr>
+        <w:rFonts w:eastAsia="黑体"/>
         <w:b/>
         <w:bCs/>
       </w:rPr>
@@ -5683,6 +5964,7 @@
         <w:spacing w:after="0" w:before="0" w:line="240" w:lineRule="auto"/>
       </w:pPr>
       <w:rPr>
+        <w:rFonts w:eastAsia="黑体"/>
         <w:b/>
         <w:bCs/>
         <w:color w:themeColor="background1" w:val="FFFFFF"/>
@@ -5697,6 +5979,7 @@
         <w:spacing w:after="0" w:before="0" w:line="240" w:lineRule="auto"/>
       </w:pPr>
       <w:rPr>
+        <w:rFonts w:eastAsia="黑体"/>
         <w:b/>
         <w:bCs/>
       </w:rPr>
@@ -5712,12 +5995,14 @@
     </w:tblStylePr>
     <w:tblStylePr w:type="firstCol">
       <w:rPr>
+        <w:rFonts w:eastAsia="黑体"/>
         <w:b/>
         <w:bCs/>
       </w:rPr>
     </w:tblStylePr>
     <w:tblStylePr w:type="lastCol">
       <w:rPr>
+        <w:rFonts w:eastAsia="黑体"/>
         <w:b/>
         <w:bCs/>
       </w:rPr>
@@ -5775,6 +6060,7 @@
         <w:spacing w:after="0" w:before="0" w:line="240" w:lineRule="auto"/>
       </w:pPr>
       <w:rPr>
+        <w:rFonts w:eastAsia="黑体"/>
         <w:b/>
         <w:bCs/>
         <w:color w:themeColor="background1" w:val="FFFFFF"/>
@@ -5789,6 +6075,7 @@
         <w:spacing w:after="0" w:before="0" w:line="240" w:lineRule="auto"/>
       </w:pPr>
       <w:rPr>
+        <w:rFonts w:eastAsia="黑体"/>
         <w:b/>
         <w:bCs/>
       </w:rPr>
@@ -5804,12 +6091,14 @@
     </w:tblStylePr>
     <w:tblStylePr w:type="firstCol">
       <w:rPr>
+        <w:rFonts w:eastAsia="黑体"/>
         <w:b/>
         <w:bCs/>
       </w:rPr>
     </w:tblStylePr>
     <w:tblStylePr w:type="lastCol">
       <w:rPr>
+        <w:rFonts w:eastAsia="黑体"/>
         <w:b/>
         <w:bCs/>
       </w:rPr>
@@ -5867,6 +6156,7 @@
         <w:spacing w:after="0" w:before="0" w:line="240" w:lineRule="auto"/>
       </w:pPr>
       <w:rPr>
+        <w:rFonts w:eastAsia="黑体"/>
         <w:b/>
         <w:bCs/>
         <w:color w:themeColor="background1" w:val="FFFFFF"/>
@@ -5881,6 +6171,7 @@
         <w:spacing w:after="0" w:before="0" w:line="240" w:lineRule="auto"/>
       </w:pPr>
       <w:rPr>
+        <w:rFonts w:eastAsia="黑体"/>
         <w:b/>
         <w:bCs/>
       </w:rPr>
@@ -5896,12 +6187,14 @@
     </w:tblStylePr>
     <w:tblStylePr w:type="firstCol">
       <w:rPr>
+        <w:rFonts w:eastAsia="黑体"/>
         <w:b/>
         <w:bCs/>
       </w:rPr>
     </w:tblStylePr>
     <w:tblStylePr w:type="lastCol">
       <w:rPr>
+        <w:rFonts w:eastAsia="黑体"/>
         <w:b/>
         <w:bCs/>
       </w:rPr>
@@ -5961,7 +6254,7 @@
         <w:spacing w:after="0" w:before="0" w:line="240" w:lineRule="auto"/>
       </w:pPr>
       <w:rPr>
-        <w:rFonts w:asciiTheme="majorHAnsi" w:cstheme="majorBidi" w:eastAsiaTheme="majorEastAsia" w:hAnsiTheme="majorHAnsi"/>
+        <w:rFonts w:asciiTheme="majorHAnsi" w:cstheme="majorBidi" w:hAnsiTheme="majorHAnsi" w:eastAsia="黑体"/>
         <w:b/>
         <w:bCs/>
       </w:rPr>
@@ -5982,7 +6275,7 @@
         <w:spacing w:after="0" w:before="0" w:line="240" w:lineRule="auto"/>
       </w:pPr>
       <w:rPr>
-        <w:rFonts w:asciiTheme="majorHAnsi" w:cstheme="majorBidi" w:eastAsiaTheme="majorEastAsia" w:hAnsiTheme="majorHAnsi"/>
+        <w:rFonts w:asciiTheme="majorHAnsi" w:cstheme="majorBidi" w:hAnsiTheme="majorHAnsi" w:eastAsia="黑体"/>
         <w:b/>
         <w:bCs/>
       </w:rPr>
@@ -6000,14 +6293,14 @@
     </w:tblStylePr>
     <w:tblStylePr w:type="firstCol">
       <w:rPr>
-        <w:rFonts w:asciiTheme="majorHAnsi" w:cstheme="majorBidi" w:eastAsiaTheme="majorEastAsia" w:hAnsiTheme="majorHAnsi"/>
+        <w:rFonts w:asciiTheme="majorHAnsi" w:cstheme="majorBidi" w:hAnsiTheme="majorHAnsi" w:eastAsia="黑体"/>
         <w:b/>
         <w:bCs/>
       </w:rPr>
     </w:tblStylePr>
     <w:tblStylePr w:type="lastCol">
       <w:rPr>
-        <w:rFonts w:asciiTheme="majorHAnsi" w:cstheme="majorBidi" w:eastAsiaTheme="majorEastAsia" w:hAnsiTheme="majorHAnsi"/>
+        <w:rFonts w:asciiTheme="majorHAnsi" w:cstheme="majorBidi" w:hAnsiTheme="majorHAnsi" w:eastAsia="黑体"/>
         <w:b/>
         <w:bCs/>
       </w:rPr>
@@ -6091,7 +6384,7 @@
         <w:spacing w:after="0" w:before="0" w:line="240" w:lineRule="auto"/>
       </w:pPr>
       <w:rPr>
-        <w:rFonts w:asciiTheme="majorHAnsi" w:cstheme="majorBidi" w:eastAsiaTheme="majorEastAsia" w:hAnsiTheme="majorHAnsi"/>
+        <w:rFonts w:asciiTheme="majorHAnsi" w:cstheme="majorBidi" w:hAnsiTheme="majorHAnsi" w:eastAsia="黑体"/>
         <w:b/>
         <w:bCs/>
       </w:rPr>
@@ -6112,7 +6405,7 @@
         <w:spacing w:after="0" w:before="0" w:line="240" w:lineRule="auto"/>
       </w:pPr>
       <w:rPr>
-        <w:rFonts w:asciiTheme="majorHAnsi" w:cstheme="majorBidi" w:eastAsiaTheme="majorEastAsia" w:hAnsiTheme="majorHAnsi"/>
+        <w:rFonts w:asciiTheme="majorHAnsi" w:cstheme="majorBidi" w:hAnsiTheme="majorHAnsi" w:eastAsia="黑体"/>
         <w:b/>
         <w:bCs/>
       </w:rPr>
@@ -6130,14 +6423,14 @@
     </w:tblStylePr>
     <w:tblStylePr w:type="firstCol">
       <w:rPr>
-        <w:rFonts w:asciiTheme="majorHAnsi" w:cstheme="majorBidi" w:eastAsiaTheme="majorEastAsia" w:hAnsiTheme="majorHAnsi"/>
+        <w:rFonts w:asciiTheme="majorHAnsi" w:cstheme="majorBidi" w:hAnsiTheme="majorHAnsi" w:eastAsia="黑体"/>
         <w:b/>
         <w:bCs/>
       </w:rPr>
     </w:tblStylePr>
     <w:tblStylePr w:type="lastCol">
       <w:rPr>
-        <w:rFonts w:asciiTheme="majorHAnsi" w:cstheme="majorBidi" w:eastAsiaTheme="majorEastAsia" w:hAnsiTheme="majorHAnsi"/>
+        <w:rFonts w:asciiTheme="majorHAnsi" w:cstheme="majorBidi" w:hAnsiTheme="majorHAnsi" w:eastAsia="黑体"/>
         <w:b/>
         <w:bCs/>
       </w:rPr>
@@ -6221,7 +6514,7 @@
         <w:spacing w:after="0" w:before="0" w:line="240" w:lineRule="auto"/>
       </w:pPr>
       <w:rPr>
-        <w:rFonts w:asciiTheme="majorHAnsi" w:cstheme="majorBidi" w:eastAsiaTheme="majorEastAsia" w:hAnsiTheme="majorHAnsi"/>
+        <w:rFonts w:asciiTheme="majorHAnsi" w:cstheme="majorBidi" w:hAnsiTheme="majorHAnsi" w:eastAsia="黑体"/>
         <w:b/>
         <w:bCs/>
       </w:rPr>
@@ -6242,7 +6535,7 @@
         <w:spacing w:after="0" w:before="0" w:line="240" w:lineRule="auto"/>
       </w:pPr>
       <w:rPr>
-        <w:rFonts w:asciiTheme="majorHAnsi" w:cstheme="majorBidi" w:eastAsiaTheme="majorEastAsia" w:hAnsiTheme="majorHAnsi"/>
+        <w:rFonts w:asciiTheme="majorHAnsi" w:cstheme="majorBidi" w:hAnsiTheme="majorHAnsi" w:eastAsia="黑体"/>
         <w:b/>
         <w:bCs/>
       </w:rPr>
@@ -6260,14 +6553,14 @@
     </w:tblStylePr>
     <w:tblStylePr w:type="firstCol">
       <w:rPr>
-        <w:rFonts w:asciiTheme="majorHAnsi" w:cstheme="majorBidi" w:eastAsiaTheme="majorEastAsia" w:hAnsiTheme="majorHAnsi"/>
+        <w:rFonts w:asciiTheme="majorHAnsi" w:cstheme="majorBidi" w:hAnsiTheme="majorHAnsi" w:eastAsia="黑体"/>
         <w:b/>
         <w:bCs/>
       </w:rPr>
     </w:tblStylePr>
     <w:tblStylePr w:type="lastCol">
       <w:rPr>
-        <w:rFonts w:asciiTheme="majorHAnsi" w:cstheme="majorBidi" w:eastAsiaTheme="majorEastAsia" w:hAnsiTheme="majorHAnsi"/>
+        <w:rFonts w:asciiTheme="majorHAnsi" w:cstheme="majorBidi" w:hAnsiTheme="majorHAnsi" w:eastAsia="黑体"/>
         <w:b/>
         <w:bCs/>
       </w:rPr>
@@ -6351,7 +6644,7 @@
         <w:spacing w:after="0" w:before="0" w:line="240" w:lineRule="auto"/>
       </w:pPr>
       <w:rPr>
-        <w:rFonts w:asciiTheme="majorHAnsi" w:cstheme="majorBidi" w:eastAsiaTheme="majorEastAsia" w:hAnsiTheme="majorHAnsi"/>
+        <w:rFonts w:asciiTheme="majorHAnsi" w:cstheme="majorBidi" w:hAnsiTheme="majorHAnsi" w:eastAsia="黑体"/>
         <w:b/>
         <w:bCs/>
       </w:rPr>
@@ -6372,7 +6665,7 @@
         <w:spacing w:after="0" w:before="0" w:line="240" w:lineRule="auto"/>
       </w:pPr>
       <w:rPr>
-        <w:rFonts w:asciiTheme="majorHAnsi" w:cstheme="majorBidi" w:eastAsiaTheme="majorEastAsia" w:hAnsiTheme="majorHAnsi"/>
+        <w:rFonts w:asciiTheme="majorHAnsi" w:cstheme="majorBidi" w:hAnsiTheme="majorHAnsi" w:eastAsia="黑体"/>
         <w:b/>
         <w:bCs/>
       </w:rPr>
@@ -6390,14 +6683,14 @@
     </w:tblStylePr>
     <w:tblStylePr w:type="firstCol">
       <w:rPr>
-        <w:rFonts w:asciiTheme="majorHAnsi" w:cstheme="majorBidi" w:eastAsiaTheme="majorEastAsia" w:hAnsiTheme="majorHAnsi"/>
+        <w:rFonts w:asciiTheme="majorHAnsi" w:cstheme="majorBidi" w:hAnsiTheme="majorHAnsi" w:eastAsia="黑体"/>
         <w:b/>
         <w:bCs/>
       </w:rPr>
     </w:tblStylePr>
     <w:tblStylePr w:type="lastCol">
       <w:rPr>
-        <w:rFonts w:asciiTheme="majorHAnsi" w:cstheme="majorBidi" w:eastAsiaTheme="majorEastAsia" w:hAnsiTheme="majorHAnsi"/>
+        <w:rFonts w:asciiTheme="majorHAnsi" w:cstheme="majorBidi" w:hAnsiTheme="majorHAnsi" w:eastAsia="黑体"/>
         <w:b/>
         <w:bCs/>
       </w:rPr>
@@ -6481,7 +6774,7 @@
         <w:spacing w:after="0" w:before="0" w:line="240" w:lineRule="auto"/>
       </w:pPr>
       <w:rPr>
-        <w:rFonts w:asciiTheme="majorHAnsi" w:cstheme="majorBidi" w:eastAsiaTheme="majorEastAsia" w:hAnsiTheme="majorHAnsi"/>
+        <w:rFonts w:asciiTheme="majorHAnsi" w:cstheme="majorBidi" w:hAnsiTheme="majorHAnsi" w:eastAsia="黑体"/>
         <w:b/>
         <w:bCs/>
       </w:rPr>
@@ -6502,7 +6795,7 @@
         <w:spacing w:after="0" w:before="0" w:line="240" w:lineRule="auto"/>
       </w:pPr>
       <w:rPr>
-        <w:rFonts w:asciiTheme="majorHAnsi" w:cstheme="majorBidi" w:eastAsiaTheme="majorEastAsia" w:hAnsiTheme="majorHAnsi"/>
+        <w:rFonts w:asciiTheme="majorHAnsi" w:cstheme="majorBidi" w:hAnsiTheme="majorHAnsi" w:eastAsia="黑体"/>
         <w:b/>
         <w:bCs/>
       </w:rPr>
@@ -6520,14 +6813,14 @@
     </w:tblStylePr>
     <w:tblStylePr w:type="firstCol">
       <w:rPr>
-        <w:rFonts w:asciiTheme="majorHAnsi" w:cstheme="majorBidi" w:eastAsiaTheme="majorEastAsia" w:hAnsiTheme="majorHAnsi"/>
+        <w:rFonts w:asciiTheme="majorHAnsi" w:cstheme="majorBidi" w:hAnsiTheme="majorHAnsi" w:eastAsia="黑体"/>
         <w:b/>
         <w:bCs/>
       </w:rPr>
     </w:tblStylePr>
     <w:tblStylePr w:type="lastCol">
       <w:rPr>
-        <w:rFonts w:asciiTheme="majorHAnsi" w:cstheme="majorBidi" w:eastAsiaTheme="majorEastAsia" w:hAnsiTheme="majorHAnsi"/>
+        <w:rFonts w:asciiTheme="majorHAnsi" w:cstheme="majorBidi" w:hAnsiTheme="majorHAnsi" w:eastAsia="黑体"/>
         <w:b/>
         <w:bCs/>
       </w:rPr>
@@ -6611,7 +6904,7 @@
         <w:spacing w:after="0" w:before="0" w:line="240" w:lineRule="auto"/>
       </w:pPr>
       <w:rPr>
-        <w:rFonts w:asciiTheme="majorHAnsi" w:cstheme="majorBidi" w:eastAsiaTheme="majorEastAsia" w:hAnsiTheme="majorHAnsi"/>
+        <w:rFonts w:asciiTheme="majorHAnsi" w:cstheme="majorBidi" w:hAnsiTheme="majorHAnsi" w:eastAsia="黑体"/>
         <w:b/>
         <w:bCs/>
       </w:rPr>
@@ -6632,7 +6925,7 @@
         <w:spacing w:after="0" w:before="0" w:line="240" w:lineRule="auto"/>
       </w:pPr>
       <w:rPr>
-        <w:rFonts w:asciiTheme="majorHAnsi" w:cstheme="majorBidi" w:eastAsiaTheme="majorEastAsia" w:hAnsiTheme="majorHAnsi"/>
+        <w:rFonts w:asciiTheme="majorHAnsi" w:cstheme="majorBidi" w:hAnsiTheme="majorHAnsi" w:eastAsia="黑体"/>
         <w:b/>
         <w:bCs/>
       </w:rPr>
@@ -6650,14 +6943,14 @@
     </w:tblStylePr>
     <w:tblStylePr w:type="firstCol">
       <w:rPr>
-        <w:rFonts w:asciiTheme="majorHAnsi" w:cstheme="majorBidi" w:eastAsiaTheme="majorEastAsia" w:hAnsiTheme="majorHAnsi"/>
+        <w:rFonts w:asciiTheme="majorHAnsi" w:cstheme="majorBidi" w:hAnsiTheme="majorHAnsi" w:eastAsia="黑体"/>
         <w:b/>
         <w:bCs/>
       </w:rPr>
     </w:tblStylePr>
     <w:tblStylePr w:type="lastCol">
       <w:rPr>
-        <w:rFonts w:asciiTheme="majorHAnsi" w:cstheme="majorBidi" w:eastAsiaTheme="majorEastAsia" w:hAnsiTheme="majorHAnsi"/>
+        <w:rFonts w:asciiTheme="majorHAnsi" w:cstheme="majorBidi" w:hAnsiTheme="majorHAnsi" w:eastAsia="黑体"/>
         <w:b/>
         <w:bCs/>
       </w:rPr>
@@ -6741,7 +7034,7 @@
         <w:spacing w:after="0" w:before="0" w:line="240" w:lineRule="auto"/>
       </w:pPr>
       <w:rPr>
-        <w:rFonts w:asciiTheme="majorHAnsi" w:cstheme="majorBidi" w:eastAsiaTheme="majorEastAsia" w:hAnsiTheme="majorHAnsi"/>
+        <w:rFonts w:asciiTheme="majorHAnsi" w:cstheme="majorBidi" w:hAnsiTheme="majorHAnsi" w:eastAsia="黑体"/>
         <w:b/>
         <w:bCs/>
       </w:rPr>
@@ -6762,7 +7055,7 @@
         <w:spacing w:after="0" w:before="0" w:line="240" w:lineRule="auto"/>
       </w:pPr>
       <w:rPr>
-        <w:rFonts w:asciiTheme="majorHAnsi" w:cstheme="majorBidi" w:eastAsiaTheme="majorEastAsia" w:hAnsiTheme="majorHAnsi"/>
+        <w:rFonts w:asciiTheme="majorHAnsi" w:cstheme="majorBidi" w:hAnsiTheme="majorHAnsi" w:eastAsia="黑体"/>
         <w:b/>
         <w:bCs/>
       </w:rPr>
@@ -6780,14 +7073,14 @@
     </w:tblStylePr>
     <w:tblStylePr w:type="firstCol">
       <w:rPr>
-        <w:rFonts w:asciiTheme="majorHAnsi" w:cstheme="majorBidi" w:eastAsiaTheme="majorEastAsia" w:hAnsiTheme="majorHAnsi"/>
+        <w:rFonts w:asciiTheme="majorHAnsi" w:cstheme="majorBidi" w:hAnsiTheme="majorHAnsi" w:eastAsia="黑体"/>
         <w:b/>
         <w:bCs/>
       </w:rPr>
     </w:tblStylePr>
     <w:tblStylePr w:type="lastCol">
       <w:rPr>
-        <w:rFonts w:asciiTheme="majorHAnsi" w:cstheme="majorBidi" w:eastAsiaTheme="majorEastAsia" w:hAnsiTheme="majorHAnsi"/>
+        <w:rFonts w:asciiTheme="majorHAnsi" w:cstheme="majorBidi" w:hAnsiTheme="majorHAnsi" w:eastAsia="黑体"/>
         <w:b/>
         <w:bCs/>
       </w:rPr>
@@ -6870,6 +7163,7 @@
         <w:spacing w:after="0" w:before="0" w:line="240" w:lineRule="auto"/>
       </w:pPr>
       <w:rPr>
+        <w:rFonts w:eastAsia="黑体"/>
         <w:b/>
         <w:bCs/>
         <w:color w:themeColor="background1" w:val="FFFFFF"/>
@@ -6892,6 +7186,7 @@
         <w:spacing w:after="0" w:before="0" w:line="240" w:lineRule="auto"/>
       </w:pPr>
       <w:rPr>
+        <w:rFonts w:eastAsia="黑体"/>
         <w:b/>
         <w:bCs/>
       </w:rPr>
@@ -6909,12 +7204,14 @@
     </w:tblStylePr>
     <w:tblStylePr w:type="firstCol">
       <w:rPr>
+        <w:rFonts w:eastAsia="黑体"/>
         <w:b/>
         <w:bCs/>
       </w:rPr>
     </w:tblStylePr>
     <w:tblStylePr w:type="lastCol">
       <w:rPr>
+        <w:rFonts w:eastAsia="黑体"/>
         <w:b/>
         <w:bCs/>
       </w:rPr>
@@ -6976,6 +7273,7 @@
         <w:spacing w:after="0" w:before="0" w:line="240" w:lineRule="auto"/>
       </w:pPr>
       <w:rPr>
+        <w:rFonts w:eastAsia="黑体"/>
         <w:b/>
         <w:bCs/>
         <w:color w:themeColor="background1" w:val="FFFFFF"/>
@@ -6998,6 +7296,7 @@
         <w:spacing w:after="0" w:before="0" w:line="240" w:lineRule="auto"/>
       </w:pPr>
       <w:rPr>
+        <w:rFonts w:eastAsia="黑体"/>
         <w:b/>
         <w:bCs/>
       </w:rPr>
@@ -7015,12 +7314,14 @@
     </w:tblStylePr>
     <w:tblStylePr w:type="firstCol">
       <w:rPr>
+        <w:rFonts w:eastAsia="黑体"/>
         <w:b/>
         <w:bCs/>
       </w:rPr>
     </w:tblStylePr>
     <w:tblStylePr w:type="lastCol">
       <w:rPr>
+        <w:rFonts w:eastAsia="黑体"/>
         <w:b/>
         <w:bCs/>
       </w:rPr>
@@ -7082,6 +7383,7 @@
         <w:spacing w:after="0" w:before="0" w:line="240" w:lineRule="auto"/>
       </w:pPr>
       <w:rPr>
+        <w:rFonts w:eastAsia="黑体"/>
         <w:b/>
         <w:bCs/>
         <w:color w:themeColor="background1" w:val="FFFFFF"/>
@@ -7104,6 +7406,7 @@
         <w:spacing w:after="0" w:before="0" w:line="240" w:lineRule="auto"/>
       </w:pPr>
       <w:rPr>
+        <w:rFonts w:eastAsia="黑体"/>
         <w:b/>
         <w:bCs/>
       </w:rPr>
@@ -7121,12 +7424,14 @@
     </w:tblStylePr>
     <w:tblStylePr w:type="firstCol">
       <w:rPr>
+        <w:rFonts w:eastAsia="黑体"/>
         <w:b/>
         <w:bCs/>
       </w:rPr>
     </w:tblStylePr>
     <w:tblStylePr w:type="lastCol">
       <w:rPr>
+        <w:rFonts w:eastAsia="黑体"/>
         <w:b/>
         <w:bCs/>
       </w:rPr>
@@ -7188,6 +7493,7 @@
         <w:spacing w:after="0" w:before="0" w:line="240" w:lineRule="auto"/>
       </w:pPr>
       <w:rPr>
+        <w:rFonts w:eastAsia="黑体"/>
         <w:b/>
         <w:bCs/>
         <w:color w:themeColor="background1" w:val="FFFFFF"/>
@@ -7210,6 +7516,7 @@
         <w:spacing w:after="0" w:before="0" w:line="240" w:lineRule="auto"/>
       </w:pPr>
       <w:rPr>
+        <w:rFonts w:eastAsia="黑体"/>
         <w:b/>
         <w:bCs/>
       </w:rPr>
@@ -7227,12 +7534,14 @@
     </w:tblStylePr>
     <w:tblStylePr w:type="firstCol">
       <w:rPr>
+        <w:rFonts w:eastAsia="黑体"/>
         <w:b/>
         <w:bCs/>
       </w:rPr>
     </w:tblStylePr>
     <w:tblStylePr w:type="lastCol">
       <w:rPr>
+        <w:rFonts w:eastAsia="黑体"/>
         <w:b/>
         <w:bCs/>
       </w:rPr>
@@ -7294,6 +7603,7 @@
         <w:spacing w:after="0" w:before="0" w:line="240" w:lineRule="auto"/>
       </w:pPr>
       <w:rPr>
+        <w:rFonts w:eastAsia="黑体"/>
         <w:b/>
         <w:bCs/>
         <w:color w:themeColor="background1" w:val="FFFFFF"/>
@@ -7316,6 +7626,7 @@
         <w:spacing w:after="0" w:before="0" w:line="240" w:lineRule="auto"/>
       </w:pPr>
       <w:rPr>
+        <w:rFonts w:eastAsia="黑体"/>
         <w:b/>
         <w:bCs/>
       </w:rPr>
@@ -7333,12 +7644,14 @@
     </w:tblStylePr>
     <w:tblStylePr w:type="firstCol">
       <w:rPr>
+        <w:rFonts w:eastAsia="黑体"/>
         <w:b/>
         <w:bCs/>
       </w:rPr>
     </w:tblStylePr>
     <w:tblStylePr w:type="lastCol">
       <w:rPr>
+        <w:rFonts w:eastAsia="黑体"/>
         <w:b/>
         <w:bCs/>
       </w:rPr>
@@ -7400,6 +7713,7 @@
         <w:spacing w:after="0" w:before="0" w:line="240" w:lineRule="auto"/>
       </w:pPr>
       <w:rPr>
+        <w:rFonts w:eastAsia="黑体"/>
         <w:b/>
         <w:bCs/>
         <w:color w:themeColor="background1" w:val="FFFFFF"/>
@@ -7422,6 +7736,7 @@
         <w:spacing w:after="0" w:before="0" w:line="240" w:lineRule="auto"/>
       </w:pPr>
       <w:rPr>
+        <w:rFonts w:eastAsia="黑体"/>
         <w:b/>
         <w:bCs/>
       </w:rPr>
@@ -7439,12 +7754,14 @@
     </w:tblStylePr>
     <w:tblStylePr w:type="firstCol">
       <w:rPr>
+        <w:rFonts w:eastAsia="黑体"/>
         <w:b/>
         <w:bCs/>
       </w:rPr>
     </w:tblStylePr>
     <w:tblStylePr w:type="lastCol">
       <w:rPr>
+        <w:rFonts w:eastAsia="黑体"/>
         <w:b/>
         <w:bCs/>
       </w:rPr>
@@ -7506,6 +7823,7 @@
         <w:spacing w:after="0" w:before="0" w:line="240" w:lineRule="auto"/>
       </w:pPr>
       <w:rPr>
+        <w:rFonts w:eastAsia="黑体"/>
         <w:b/>
         <w:bCs/>
         <w:color w:themeColor="background1" w:val="FFFFFF"/>
@@ -7528,6 +7846,7 @@
         <w:spacing w:after="0" w:before="0" w:line="240" w:lineRule="auto"/>
       </w:pPr>
       <w:rPr>
+        <w:rFonts w:eastAsia="黑体"/>
         <w:b/>
         <w:bCs/>
       </w:rPr>
@@ -7545,12 +7864,14 @@
     </w:tblStylePr>
     <w:tblStylePr w:type="firstCol">
       <w:rPr>
+        <w:rFonts w:eastAsia="黑体"/>
         <w:b/>
         <w:bCs/>
       </w:rPr>
     </w:tblStylePr>
     <w:tblStylePr w:type="lastCol">
       <w:rPr>
+        <w:rFonts w:eastAsia="黑体"/>
         <w:b/>
         <w:bCs/>
       </w:rPr>
@@ -7609,6 +7930,7 @@
         <w:spacing w:after="0" w:before="0" w:line="240" w:lineRule="auto"/>
       </w:pPr>
       <w:rPr>
+        <w:rFonts w:eastAsia="黑体"/>
         <w:b/>
         <w:bCs/>
         <w:color w:themeColor="background1" w:val="FFFFFF"/>
@@ -7631,6 +7953,7 @@
         <w:spacing w:after="0" w:before="0" w:line="240" w:lineRule="auto"/>
       </w:pPr>
       <w:rPr>
+        <w:rFonts w:eastAsia="黑体"/>
         <w:color w:val="auto"/>
       </w:rPr>
       <w:tblPr/>
@@ -7648,6 +7971,7 @@
     </w:tblStylePr>
     <w:tblStylePr w:type="firstCol">
       <w:rPr>
+        <w:rFonts w:eastAsia="黑体"/>
         <w:b/>
         <w:bCs/>
         <w:color w:themeColor="background1" w:val="FFFFFF"/>
@@ -7667,6 +7991,7 @@
     </w:tblStylePr>
     <w:tblStylePr w:type="lastCol">
       <w:rPr>
+        <w:rFonts w:eastAsia="黑体"/>
         <w:b/>
         <w:bCs/>
         <w:color w:themeColor="background1" w:val="FFFFFF"/>
@@ -7715,6 +8040,7 @@
     </w:tblStylePr>
     <w:tblStylePr w:type="nwCell">
       <w:rPr>
+        <w:rFonts w:eastAsia="黑体"/>
         <w:color w:themeColor="background1" w:val="FFFFFF"/>
       </w:rPr>
       <w:tblPr/>
@@ -7758,6 +8084,7 @@
         <w:spacing w:after="0" w:before="0" w:line="240" w:lineRule="auto"/>
       </w:pPr>
       <w:rPr>
+        <w:rFonts w:eastAsia="黑体"/>
         <w:b/>
         <w:bCs/>
         <w:color w:themeColor="background1" w:val="FFFFFF"/>
@@ -7780,6 +8107,7 @@
         <w:spacing w:after="0" w:before="0" w:line="240" w:lineRule="auto"/>
       </w:pPr>
       <w:rPr>
+        <w:rFonts w:eastAsia="黑体"/>
         <w:color w:val="auto"/>
       </w:rPr>
       <w:tblPr/>
@@ -7797,6 +8125,7 @@
     </w:tblStylePr>
     <w:tblStylePr w:type="firstCol">
       <w:rPr>
+        <w:rFonts w:eastAsia="黑体"/>
         <w:b/>
         <w:bCs/>
         <w:color w:themeColor="background1" w:val="FFFFFF"/>
@@ -7816,6 +8145,7 @@
     </w:tblStylePr>
     <w:tblStylePr w:type="lastCol">
       <w:rPr>
+        <w:rFonts w:eastAsia="黑体"/>
         <w:b/>
         <w:bCs/>
         <w:color w:themeColor="background1" w:val="FFFFFF"/>
@@ -7864,6 +8194,7 @@
     </w:tblStylePr>
     <w:tblStylePr w:type="nwCell">
       <w:rPr>
+        <w:rFonts w:eastAsia="黑体"/>
         <w:color w:themeColor="background1" w:val="FFFFFF"/>
       </w:rPr>
       <w:tblPr/>
@@ -7907,6 +8238,7 @@
         <w:spacing w:after="0" w:before="0" w:line="240" w:lineRule="auto"/>
       </w:pPr>
       <w:rPr>
+        <w:rFonts w:eastAsia="黑体"/>
         <w:b/>
         <w:bCs/>
         <w:color w:themeColor="background1" w:val="FFFFFF"/>
@@ -7929,6 +8261,7 @@
         <w:spacing w:after="0" w:before="0" w:line="240" w:lineRule="auto"/>
       </w:pPr>
       <w:rPr>
+        <w:rFonts w:eastAsia="黑体"/>
         <w:color w:val="auto"/>
       </w:rPr>
       <w:tblPr/>
@@ -7946,6 +8279,7 @@
     </w:tblStylePr>
     <w:tblStylePr w:type="firstCol">
       <w:rPr>
+        <w:rFonts w:eastAsia="黑体"/>
         <w:b/>
         <w:bCs/>
         <w:color w:themeColor="background1" w:val="FFFFFF"/>
@@ -7965,6 +8299,7 @@
     </w:tblStylePr>
     <w:tblStylePr w:type="lastCol">
       <w:rPr>
+        <w:rFonts w:eastAsia="黑体"/>
         <w:b/>
         <w:bCs/>
         <w:color w:themeColor="background1" w:val="FFFFFF"/>
@@ -8013,6 +8348,7 @@
     </w:tblStylePr>
     <w:tblStylePr w:type="nwCell">
       <w:rPr>
+        <w:rFonts w:eastAsia="黑体"/>
         <w:color w:themeColor="background1" w:val="FFFFFF"/>
       </w:rPr>
       <w:tblPr/>
@@ -8056,6 +8392,7 @@
         <w:spacing w:after="0" w:before="0" w:line="240" w:lineRule="auto"/>
       </w:pPr>
       <w:rPr>
+        <w:rFonts w:eastAsia="黑体"/>
         <w:b/>
         <w:bCs/>
         <w:color w:themeColor="background1" w:val="FFFFFF"/>
@@ -8078,6 +8415,7 @@
         <w:spacing w:after="0" w:before="0" w:line="240" w:lineRule="auto"/>
       </w:pPr>
       <w:rPr>
+        <w:rFonts w:eastAsia="黑体"/>
         <w:color w:val="auto"/>
       </w:rPr>
       <w:tblPr/>
@@ -8095,6 +8433,7 @@
     </w:tblStylePr>
     <w:tblStylePr w:type="firstCol">
       <w:rPr>
+        <w:rFonts w:eastAsia="黑体"/>
         <w:b/>
         <w:bCs/>
         <w:color w:themeColor="background1" w:val="FFFFFF"/>
@@ -8114,6 +8453,7 @@
     </w:tblStylePr>
     <w:tblStylePr w:type="lastCol">
       <w:rPr>
+        <w:rFonts w:eastAsia="黑体"/>
         <w:b/>
         <w:bCs/>
         <w:color w:themeColor="background1" w:val="FFFFFF"/>
@@ -8162,6 +8502,7 @@
     </w:tblStylePr>
     <w:tblStylePr w:type="nwCell">
       <w:rPr>
+        <w:rFonts w:eastAsia="黑体"/>
         <w:color w:themeColor="background1" w:val="FFFFFF"/>
       </w:rPr>
       <w:tblPr/>
@@ -8205,6 +8546,7 @@
         <w:spacing w:after="0" w:before="0" w:line="240" w:lineRule="auto"/>
       </w:pPr>
       <w:rPr>
+        <w:rFonts w:eastAsia="黑体"/>
         <w:b/>
         <w:bCs/>
         <w:color w:themeColor="background1" w:val="FFFFFF"/>
@@ -8227,6 +8569,7 @@
         <w:spacing w:after="0" w:before="0" w:line="240" w:lineRule="auto"/>
       </w:pPr>
       <w:rPr>
+        <w:rFonts w:eastAsia="黑体"/>
         <w:color w:val="auto"/>
       </w:rPr>
       <w:tblPr/>
@@ -8244,6 +8587,7 @@
     </w:tblStylePr>
     <w:tblStylePr w:type="firstCol">
       <w:rPr>
+        <w:rFonts w:eastAsia="黑体"/>
         <w:b/>
         <w:bCs/>
         <w:color w:themeColor="background1" w:val="FFFFFF"/>
@@ -8263,6 +8607,7 @@
     </w:tblStylePr>
     <w:tblStylePr w:type="lastCol">
       <w:rPr>
+        <w:rFonts w:eastAsia="黑体"/>
         <w:b/>
         <w:bCs/>
         <w:color w:themeColor="background1" w:val="FFFFFF"/>
@@ -8311,6 +8656,7 @@
     </w:tblStylePr>
     <w:tblStylePr w:type="nwCell">
       <w:rPr>
+        <w:rFonts w:eastAsia="黑体"/>
         <w:color w:themeColor="background1" w:val="FFFFFF"/>
       </w:rPr>
       <w:tblPr/>
@@ -8354,6 +8700,7 @@
         <w:spacing w:after="0" w:before="0" w:line="240" w:lineRule="auto"/>
       </w:pPr>
       <w:rPr>
+        <w:rFonts w:eastAsia="黑体"/>
         <w:b/>
         <w:bCs/>
         <w:color w:themeColor="background1" w:val="FFFFFF"/>
@@ -8376,6 +8723,7 @@
         <w:spacing w:after="0" w:before="0" w:line="240" w:lineRule="auto"/>
       </w:pPr>
       <w:rPr>
+        <w:rFonts w:eastAsia="黑体"/>
         <w:color w:val="auto"/>
       </w:rPr>
       <w:tblPr/>
@@ -8393,6 +8741,7 @@
     </w:tblStylePr>
     <w:tblStylePr w:type="firstCol">
       <w:rPr>
+        <w:rFonts w:eastAsia="黑体"/>
         <w:b/>
         <w:bCs/>
         <w:color w:themeColor="background1" w:val="FFFFFF"/>
@@ -8412,6 +8761,7 @@
     </w:tblStylePr>
     <w:tblStylePr w:type="lastCol">
       <w:rPr>
+        <w:rFonts w:eastAsia="黑体"/>
         <w:b/>
         <w:bCs/>
         <w:color w:themeColor="background1" w:val="FFFFFF"/>
@@ -8460,6 +8810,7 @@
     </w:tblStylePr>
     <w:tblStylePr w:type="nwCell">
       <w:rPr>
+        <w:rFonts w:eastAsia="黑体"/>
         <w:color w:themeColor="background1" w:val="FFFFFF"/>
       </w:rPr>
       <w:tblPr/>
@@ -8503,6 +8854,7 @@
         <w:spacing w:after="0" w:before="0" w:line="240" w:lineRule="auto"/>
       </w:pPr>
       <w:rPr>
+        <w:rFonts w:eastAsia="黑体"/>
         <w:b/>
         <w:bCs/>
         <w:color w:themeColor="background1" w:val="FFFFFF"/>
@@ -8525,6 +8877,7 @@
         <w:spacing w:after="0" w:before="0" w:line="240" w:lineRule="auto"/>
       </w:pPr>
       <w:rPr>
+        <w:rFonts w:eastAsia="黑体"/>
         <w:color w:val="auto"/>
       </w:rPr>
       <w:tblPr/>
@@ -8542,6 +8895,7 @@
     </w:tblStylePr>
     <w:tblStylePr w:type="firstCol">
       <w:rPr>
+        <w:rFonts w:eastAsia="黑体"/>
         <w:b/>
         <w:bCs/>
         <w:color w:themeColor="background1" w:val="FFFFFF"/>
@@ -8561,6 +8915,7 @@
     </w:tblStylePr>
     <w:tblStylePr w:type="lastCol">
       <w:rPr>
+        <w:rFonts w:eastAsia="黑体"/>
         <w:b/>
         <w:bCs/>
         <w:color w:themeColor="background1" w:val="FFFFFF"/>
@@ -8609,6 +8964,7 @@
     </w:tblStylePr>
     <w:tblStylePr w:type="nwCell">
       <w:rPr>
+        <w:rFonts w:eastAsia="黑体"/>
         <w:color w:themeColor="background1" w:val="FFFFFF"/>
       </w:rPr>
       <w:tblPr/>
@@ -8633,6 +8989,7 @@
       <w:spacing w:after="0" w:line="240" w:lineRule="auto"/>
     </w:pPr>
     <w:rPr>
+      <w:rFonts w:eastAsia="黑体"/>
       <w:color w:themeColor="text1" w:val="000000"/>
     </w:rPr>
     <w:tblPr>
@@ -8652,7 +9009,7 @@
     </w:tblPr>
     <w:tblStylePr w:type="firstRow">
       <w:rPr>
-        <w:rFonts w:asciiTheme="majorHAnsi" w:cstheme="majorBidi" w:eastAsiaTheme="majorEastAsia" w:hAnsiTheme="majorHAnsi"/>
+        <w:rFonts w:asciiTheme="majorHAnsi" w:cstheme="majorBidi" w:hAnsiTheme="majorHAnsi" w:eastAsia="黑体"/>
       </w:rPr>
       <w:tblPr/>
       <w:tcPr>
@@ -8664,6 +9021,7 @@
     </w:tblStylePr>
     <w:tblStylePr w:type="lastRow">
       <w:rPr>
+        <w:rFonts w:eastAsia="黑体"/>
         <w:b/>
         <w:bCs/>
         <w:color w:themeColor="text2" w:val="1F497D"/>
@@ -8678,12 +9036,14 @@
     </w:tblStylePr>
     <w:tblStylePr w:type="firstCol">
       <w:rPr>
+        <w:rFonts w:eastAsia="黑体"/>
         <w:b/>
         <w:bCs/>
       </w:rPr>
     </w:tblStylePr>
     <w:tblStylePr w:type="lastCol">
       <w:rPr>
+        <w:rFonts w:eastAsia="黑体"/>
         <w:b/>
         <w:bCs/>
       </w:rPr>
@@ -8717,6 +9077,7 @@
       <w:spacing w:after="0" w:line="240" w:lineRule="auto"/>
     </w:pPr>
     <w:rPr>
+      <w:rFonts w:eastAsia="黑体"/>
       <w:color w:themeColor="text1" w:val="000000"/>
     </w:rPr>
     <w:tblPr>
@@ -8736,7 +9097,7 @@
     </w:tblPr>
     <w:tblStylePr w:type="firstRow">
       <w:rPr>
-        <w:rFonts w:asciiTheme="majorHAnsi" w:cstheme="majorBidi" w:eastAsiaTheme="majorEastAsia" w:hAnsiTheme="majorHAnsi"/>
+        <w:rFonts w:asciiTheme="majorHAnsi" w:cstheme="majorBidi" w:hAnsiTheme="majorHAnsi" w:eastAsia="黑体"/>
       </w:rPr>
       <w:tblPr/>
       <w:tcPr>
@@ -8748,6 +9109,7 @@
     </w:tblStylePr>
     <w:tblStylePr w:type="lastRow">
       <w:rPr>
+        <w:rFonts w:eastAsia="黑体"/>
         <w:b/>
         <w:bCs/>
         <w:color w:themeColor="text2" w:val="1F497D"/>
@@ -8762,12 +9124,14 @@
     </w:tblStylePr>
     <w:tblStylePr w:type="firstCol">
       <w:rPr>
+        <w:rFonts w:eastAsia="黑体"/>
         <w:b/>
         <w:bCs/>
       </w:rPr>
     </w:tblStylePr>
     <w:tblStylePr w:type="lastCol">
       <w:rPr>
+        <w:rFonts w:eastAsia="黑体"/>
         <w:b/>
         <w:bCs/>
       </w:rPr>
@@ -8801,6 +9165,7 @@
       <w:spacing w:after="0" w:line="240" w:lineRule="auto"/>
     </w:pPr>
     <w:rPr>
+      <w:rFonts w:eastAsia="黑体"/>
       <w:color w:themeColor="text1" w:val="000000"/>
     </w:rPr>
     <w:tblPr>
@@ -8820,7 +9185,7 @@
     </w:tblPr>
     <w:tblStylePr w:type="firstRow">
       <w:rPr>
-        <w:rFonts w:asciiTheme="majorHAnsi" w:cstheme="majorBidi" w:eastAsiaTheme="majorEastAsia" w:hAnsiTheme="majorHAnsi"/>
+        <w:rFonts w:asciiTheme="majorHAnsi" w:cstheme="majorBidi" w:hAnsiTheme="majorHAnsi" w:eastAsia="黑体"/>
       </w:rPr>
       <w:tblPr/>
       <w:tcPr>
@@ -8832,6 +9197,7 @@
     </w:tblStylePr>
     <w:tblStylePr w:type="lastRow">
       <w:rPr>
+        <w:rFonts w:eastAsia="黑体"/>
         <w:b/>
         <w:bCs/>
         <w:color w:themeColor="text2" w:val="1F497D"/>
@@ -8846,12 +9212,14 @@
     </w:tblStylePr>
     <w:tblStylePr w:type="firstCol">
       <w:rPr>
+        <w:rFonts w:eastAsia="黑体"/>
         <w:b/>
         <w:bCs/>
       </w:rPr>
     </w:tblStylePr>
     <w:tblStylePr w:type="lastCol">
       <w:rPr>
+        <w:rFonts w:eastAsia="黑体"/>
         <w:b/>
         <w:bCs/>
       </w:rPr>
@@ -8885,6 +9253,7 @@
       <w:spacing w:after="0" w:line="240" w:lineRule="auto"/>
     </w:pPr>
     <w:rPr>
+      <w:rFonts w:eastAsia="黑体"/>
       <w:color w:themeColor="text1" w:val="000000"/>
     </w:rPr>
     <w:tblPr>
@@ -8904,7 +9273,7 @@
     </w:tblPr>
     <w:tblStylePr w:type="firstRow">
       <w:rPr>
-        <w:rFonts w:asciiTheme="majorHAnsi" w:cstheme="majorBidi" w:eastAsiaTheme="majorEastAsia" w:hAnsiTheme="majorHAnsi"/>
+        <w:rFonts w:asciiTheme="majorHAnsi" w:cstheme="majorBidi" w:hAnsiTheme="majorHAnsi" w:eastAsia="黑体"/>
       </w:rPr>
       <w:tblPr/>
       <w:tcPr>
@@ -8916,6 +9285,7 @@
     </w:tblStylePr>
     <w:tblStylePr w:type="lastRow">
       <w:rPr>
+        <w:rFonts w:eastAsia="黑体"/>
         <w:b/>
         <w:bCs/>
         <w:color w:themeColor="text2" w:val="1F497D"/>
@@ -8930,12 +9300,14 @@
     </w:tblStylePr>
     <w:tblStylePr w:type="firstCol">
       <w:rPr>
+        <w:rFonts w:eastAsia="黑体"/>
         <w:b/>
         <w:bCs/>
       </w:rPr>
     </w:tblStylePr>
     <w:tblStylePr w:type="lastCol">
       <w:rPr>
+        <w:rFonts w:eastAsia="黑体"/>
         <w:b/>
         <w:bCs/>
       </w:rPr>
@@ -8969,6 +9341,7 @@
       <w:spacing w:after="0" w:line="240" w:lineRule="auto"/>
     </w:pPr>
     <w:rPr>
+      <w:rFonts w:eastAsia="黑体"/>
       <w:color w:themeColor="text1" w:val="000000"/>
     </w:rPr>
     <w:tblPr>
@@ -8988,7 +9361,7 @@
     </w:tblPr>
     <w:tblStylePr w:type="firstRow">
       <w:rPr>
-        <w:rFonts w:asciiTheme="majorHAnsi" w:cstheme="majorBidi" w:eastAsiaTheme="majorEastAsia" w:hAnsiTheme="majorHAnsi"/>
+        <w:rFonts w:asciiTheme="majorHAnsi" w:cstheme="majorBidi" w:hAnsiTheme="majorHAnsi" w:eastAsia="黑体"/>
       </w:rPr>
       <w:tblPr/>
       <w:tcPr>
@@ -9000,6 +9373,7 @@
     </w:tblStylePr>
     <w:tblStylePr w:type="lastRow">
       <w:rPr>
+        <w:rFonts w:eastAsia="黑体"/>
         <w:b/>
         <w:bCs/>
         <w:color w:themeColor="text2" w:val="1F497D"/>
@@ -9014,12 +9388,14 @@
     </w:tblStylePr>
     <w:tblStylePr w:type="firstCol">
       <w:rPr>
+        <w:rFonts w:eastAsia="黑体"/>
         <w:b/>
         <w:bCs/>
       </w:rPr>
     </w:tblStylePr>
     <w:tblStylePr w:type="lastCol">
       <w:rPr>
+        <w:rFonts w:eastAsia="黑体"/>
         <w:b/>
         <w:bCs/>
       </w:rPr>
@@ -9053,6 +9429,7 @@
       <w:spacing w:after="0" w:line="240" w:lineRule="auto"/>
     </w:pPr>
     <w:rPr>
+      <w:rFonts w:eastAsia="黑体"/>
       <w:color w:themeColor="text1" w:val="000000"/>
     </w:rPr>
     <w:tblPr>
@@ -9072,7 +9449,7 @@
     </w:tblPr>
     <w:tblStylePr w:type="firstRow">
       <w:rPr>
-        <w:rFonts w:asciiTheme="majorHAnsi" w:cstheme="majorBidi" w:eastAsiaTheme="majorEastAsia" w:hAnsiTheme="majorHAnsi"/>
+        <w:rFonts w:asciiTheme="majorHAnsi" w:cstheme="majorBidi" w:hAnsiTheme="majorHAnsi" w:eastAsia="黑体"/>
       </w:rPr>
       <w:tblPr/>
       <w:tcPr>
@@ -9084,6 +9461,7 @@
     </w:tblStylePr>
     <w:tblStylePr w:type="lastRow">
       <w:rPr>
+        <w:rFonts w:eastAsia="黑体"/>
         <w:b/>
         <w:bCs/>
         <w:color w:themeColor="text2" w:val="1F497D"/>
@@ -9098,12 +9476,14 @@
     </w:tblStylePr>
     <w:tblStylePr w:type="firstCol">
       <w:rPr>
+        <w:rFonts w:eastAsia="黑体"/>
         <w:b/>
         <w:bCs/>
       </w:rPr>
     </w:tblStylePr>
     <w:tblStylePr w:type="lastCol">
       <w:rPr>
+        <w:rFonts w:eastAsia="黑体"/>
         <w:b/>
         <w:bCs/>
       </w:rPr>
@@ -9137,6 +9517,7 @@
       <w:spacing w:after="0" w:line="240" w:lineRule="auto"/>
     </w:pPr>
     <w:rPr>
+      <w:rFonts w:eastAsia="黑体"/>
       <w:color w:themeColor="text1" w:val="000000"/>
     </w:rPr>
     <w:tblPr>
@@ -9156,7 +9537,7 @@
     </w:tblPr>
     <w:tblStylePr w:type="firstRow">
       <w:rPr>
-        <w:rFonts w:asciiTheme="majorHAnsi" w:cstheme="majorBidi" w:eastAsiaTheme="majorEastAsia" w:hAnsiTheme="majorHAnsi"/>
+        <w:rFonts w:asciiTheme="majorHAnsi" w:cstheme="majorBidi" w:hAnsiTheme="majorHAnsi" w:eastAsia="黑体"/>
       </w:rPr>
       <w:tblPr/>
       <w:tcPr>
@@ -9168,6 +9549,7 @@
     </w:tblStylePr>
     <w:tblStylePr w:type="lastRow">
       <w:rPr>
+        <w:rFonts w:eastAsia="黑体"/>
         <w:b/>
         <w:bCs/>
         <w:color w:themeColor="text2" w:val="1F497D"/>
@@ -9182,12 +9564,14 @@
     </w:tblStylePr>
     <w:tblStylePr w:type="firstCol">
       <w:rPr>
+        <w:rFonts w:eastAsia="黑体"/>
         <w:b/>
         <w:bCs/>
       </w:rPr>
     </w:tblStylePr>
     <w:tblStylePr w:type="lastCol">
       <w:rPr>
+        <w:rFonts w:eastAsia="黑体"/>
         <w:b/>
         <w:bCs/>
       </w:rPr>
@@ -9221,7 +9605,7 @@
       <w:spacing w:after="0" w:line="240" w:lineRule="auto"/>
     </w:pPr>
     <w:rPr>
-      <w:rFonts w:asciiTheme="majorHAnsi" w:cstheme="majorBidi" w:eastAsiaTheme="majorEastAsia" w:hAnsiTheme="majorHAnsi"/>
+      <w:rFonts w:asciiTheme="majorHAnsi" w:cstheme="majorBidi" w:hAnsiTheme="majorHAnsi" w:eastAsia="黑体"/>
       <w:color w:themeColor="text1" w:val="000000"/>
     </w:rPr>
     <w:tblPr>
@@ -9243,6 +9627,7 @@
     </w:tblPr>
     <w:tblStylePr w:type="firstRow">
       <w:rPr>
+        <w:rFonts w:eastAsia="黑体"/>
         <w:sz w:val="24"/>
         <w:szCs w:val="24"/>
       </w:rPr>
@@ -9349,7 +9734,7 @@
       <w:spacing w:after="0" w:line="240" w:lineRule="auto"/>
     </w:pPr>
     <w:rPr>
-      <w:rFonts w:asciiTheme="majorHAnsi" w:cstheme="majorBidi" w:eastAsiaTheme="majorEastAsia" w:hAnsiTheme="majorHAnsi"/>
+      <w:rFonts w:asciiTheme="majorHAnsi" w:cstheme="majorBidi" w:hAnsiTheme="majorHAnsi" w:eastAsia="黑体"/>
       <w:color w:themeColor="text1" w:val="000000"/>
     </w:rPr>
     <w:tblPr>
@@ -9371,6 +9756,7 @@
     </w:tblPr>
     <w:tblStylePr w:type="firstRow">
       <w:rPr>
+        <w:rFonts w:eastAsia="黑体"/>
         <w:sz w:val="24"/>
         <w:szCs w:val="24"/>
       </w:rPr>
@@ -9477,7 +9863,7 @@
       <w:spacing w:after="0" w:line="240" w:lineRule="auto"/>
     </w:pPr>
     <w:rPr>
-      <w:rFonts w:asciiTheme="majorHAnsi" w:cstheme="majorBidi" w:eastAsiaTheme="majorEastAsia" w:hAnsiTheme="majorHAnsi"/>
+      <w:rFonts w:asciiTheme="majorHAnsi" w:cstheme="majorBidi" w:hAnsiTheme="majorHAnsi" w:eastAsia="黑体"/>
       <w:color w:themeColor="text1" w:val="000000"/>
     </w:rPr>
     <w:tblPr>
@@ -9499,6 +9885,7 @@
     </w:tblPr>
     <w:tblStylePr w:type="firstRow">
       <w:rPr>
+        <w:rFonts w:eastAsia="黑体"/>
         <w:sz w:val="24"/>
         <w:szCs w:val="24"/>
       </w:rPr>
@@ -9605,7 +9992,7 @@
       <w:spacing w:after="0" w:line="240" w:lineRule="auto"/>
     </w:pPr>
     <w:rPr>
-      <w:rFonts w:asciiTheme="majorHAnsi" w:cstheme="majorBidi" w:eastAsiaTheme="majorEastAsia" w:hAnsiTheme="majorHAnsi"/>
+      <w:rFonts w:asciiTheme="majorHAnsi" w:cstheme="majorBidi" w:hAnsiTheme="majorHAnsi" w:eastAsia="黑体"/>
       <w:color w:themeColor="text1" w:val="000000"/>
     </w:rPr>
     <w:tblPr>
@@ -9627,6 +10014,7 @@
     </w:tblPr>
     <w:tblStylePr w:type="firstRow">
       <w:rPr>
+        <w:rFonts w:eastAsia="黑体"/>
         <w:sz w:val="24"/>
         <w:szCs w:val="24"/>
       </w:rPr>
@@ -9733,7 +10121,7 @@
       <w:spacing w:after="0" w:line="240" w:lineRule="auto"/>
     </w:pPr>
     <w:rPr>
-      <w:rFonts w:asciiTheme="majorHAnsi" w:cstheme="majorBidi" w:eastAsiaTheme="majorEastAsia" w:hAnsiTheme="majorHAnsi"/>
+      <w:rFonts w:asciiTheme="majorHAnsi" w:cstheme="majorBidi" w:hAnsiTheme="majorHAnsi" w:eastAsia="黑体"/>
       <w:color w:themeColor="text1" w:val="000000"/>
     </w:rPr>
     <w:tblPr>
@@ -9755,6 +10143,7 @@
     </w:tblPr>
     <w:tblStylePr w:type="firstRow">
       <w:rPr>
+        <w:rFonts w:eastAsia="黑体"/>
         <w:sz w:val="24"/>
         <w:szCs w:val="24"/>
       </w:rPr>
@@ -9861,7 +10250,7 @@
       <w:spacing w:after="0" w:line="240" w:lineRule="auto"/>
     </w:pPr>
     <w:rPr>
-      <w:rFonts w:asciiTheme="majorHAnsi" w:cstheme="majorBidi" w:eastAsiaTheme="majorEastAsia" w:hAnsiTheme="majorHAnsi"/>
+      <w:rFonts w:asciiTheme="majorHAnsi" w:cstheme="majorBidi" w:hAnsiTheme="majorHAnsi" w:eastAsia="黑体"/>
       <w:color w:themeColor="text1" w:val="000000"/>
     </w:rPr>
     <w:tblPr>
@@ -9883,6 +10272,7 @@
     </w:tblPr>
     <w:tblStylePr w:type="firstRow">
       <w:rPr>
+        <w:rFonts w:eastAsia="黑体"/>
         <w:sz w:val="24"/>
         <w:szCs w:val="24"/>
       </w:rPr>
@@ -9989,7 +10379,7 @@
       <w:spacing w:after="0" w:line="240" w:lineRule="auto"/>
     </w:pPr>
     <w:rPr>
-      <w:rFonts w:asciiTheme="majorHAnsi" w:cstheme="majorBidi" w:eastAsiaTheme="majorEastAsia" w:hAnsiTheme="majorHAnsi"/>
+      <w:rFonts w:asciiTheme="majorHAnsi" w:cstheme="majorBidi" w:hAnsiTheme="majorHAnsi" w:eastAsia="黑体"/>
       <w:color w:themeColor="text1" w:val="000000"/>
     </w:rPr>
     <w:tblPr>
@@ -10011,6 +10401,7 @@
     </w:tblPr>
     <w:tblStylePr w:type="firstRow">
       <w:rPr>
+        <w:rFonts w:eastAsia="黑体"/>
         <w:sz w:val="24"/>
         <w:szCs w:val="24"/>
       </w:rPr>
@@ -10140,12 +10531,14 @@
     </w:tcPr>
     <w:tblStylePr w:type="firstRow">
       <w:rPr>
+        <w:rFonts w:eastAsia="黑体"/>
         <w:b/>
         <w:bCs/>
       </w:rPr>
     </w:tblStylePr>
     <w:tblStylePr w:type="lastRow">
       <w:rPr>
+        <w:rFonts w:eastAsia="黑体"/>
         <w:b/>
         <w:bCs/>
       </w:rPr>
@@ -10158,12 +10551,14 @@
     </w:tblStylePr>
     <w:tblStylePr w:type="firstCol">
       <w:rPr>
+        <w:rFonts w:eastAsia="黑体"/>
         <w:b/>
         <w:bCs/>
       </w:rPr>
     </w:tblStylePr>
     <w:tblStylePr w:type="lastCol">
       <w:rPr>
+        <w:rFonts w:eastAsia="黑体"/>
         <w:b/>
         <w:bCs/>
       </w:rPr>
@@ -10213,12 +10608,14 @@
     </w:tcPr>
     <w:tblStylePr w:type="firstRow">
       <w:rPr>
+        <w:rFonts w:eastAsia="黑体"/>
         <w:b/>
         <w:bCs/>
       </w:rPr>
     </w:tblStylePr>
     <w:tblStylePr w:type="lastRow">
       <w:rPr>
+        <w:rFonts w:eastAsia="黑体"/>
         <w:b/>
         <w:bCs/>
       </w:rPr>
@@ -10231,12 +10628,14 @@
     </w:tblStylePr>
     <w:tblStylePr w:type="firstCol">
       <w:rPr>
+        <w:rFonts w:eastAsia="黑体"/>
         <w:b/>
         <w:bCs/>
       </w:rPr>
     </w:tblStylePr>
     <w:tblStylePr w:type="lastCol">
       <w:rPr>
+        <w:rFonts w:eastAsia="黑体"/>
         <w:b/>
         <w:bCs/>
       </w:rPr>
@@ -10286,12 +10685,14 @@
     </w:tcPr>
     <w:tblStylePr w:type="firstRow">
       <w:rPr>
+        <w:rFonts w:eastAsia="黑体"/>
         <w:b/>
         <w:bCs/>
       </w:rPr>
     </w:tblStylePr>
     <w:tblStylePr w:type="lastRow">
       <w:rPr>
+        <w:rFonts w:eastAsia="黑体"/>
         <w:b/>
         <w:bCs/>
       </w:rPr>
@@ -10304,12 +10705,14 @@
     </w:tblStylePr>
     <w:tblStylePr w:type="firstCol">
       <w:rPr>
+        <w:rFonts w:eastAsia="黑体"/>
         <w:b/>
         <w:bCs/>
       </w:rPr>
     </w:tblStylePr>
     <w:tblStylePr w:type="lastCol">
       <w:rPr>
+        <w:rFonts w:eastAsia="黑体"/>
         <w:b/>
         <w:bCs/>
       </w:rPr>
@@ -10359,12 +10762,14 @@
     </w:tcPr>
     <w:tblStylePr w:type="firstRow">
       <w:rPr>
+        <w:rFonts w:eastAsia="黑体"/>
         <w:b/>
         <w:bCs/>
       </w:rPr>
     </w:tblStylePr>
     <w:tblStylePr w:type="lastRow">
       <w:rPr>
+        <w:rFonts w:eastAsia="黑体"/>
         <w:b/>
         <w:bCs/>
       </w:rPr>
@@ -10377,12 +10782,14 @@
     </w:tblStylePr>
     <w:tblStylePr w:type="firstCol">
       <w:rPr>
+        <w:rFonts w:eastAsia="黑体"/>
         <w:b/>
         <w:bCs/>
       </w:rPr>
     </w:tblStylePr>
     <w:tblStylePr w:type="lastCol">
       <w:rPr>
+        <w:rFonts w:eastAsia="黑体"/>
         <w:b/>
         <w:bCs/>
       </w:rPr>
@@ -10432,12 +10839,14 @@
     </w:tcPr>
     <w:tblStylePr w:type="firstRow">
       <w:rPr>
+        <w:rFonts w:eastAsia="黑体"/>
         <w:b/>
         <w:bCs/>
       </w:rPr>
     </w:tblStylePr>
     <w:tblStylePr w:type="lastRow">
       <w:rPr>
+        <w:rFonts w:eastAsia="黑体"/>
         <w:b/>
         <w:bCs/>
       </w:rPr>
@@ -10450,12 +10859,14 @@
     </w:tblStylePr>
     <w:tblStylePr w:type="firstCol">
       <w:rPr>
+        <w:rFonts w:eastAsia="黑体"/>
         <w:b/>
         <w:bCs/>
       </w:rPr>
     </w:tblStylePr>
     <w:tblStylePr w:type="lastCol">
       <w:rPr>
+        <w:rFonts w:eastAsia="黑体"/>
         <w:b/>
         <w:bCs/>
       </w:rPr>
@@ -10505,12 +10916,14 @@
     </w:tcPr>
     <w:tblStylePr w:type="firstRow">
       <w:rPr>
+        <w:rFonts w:eastAsia="黑体"/>
         <w:b/>
         <w:bCs/>
       </w:rPr>
     </w:tblStylePr>
     <w:tblStylePr w:type="lastRow">
       <w:rPr>
+        <w:rFonts w:eastAsia="黑体"/>
         <w:b/>
         <w:bCs/>
       </w:rPr>
@@ -10523,12 +10936,14 @@
     </w:tblStylePr>
     <w:tblStylePr w:type="firstCol">
       <w:rPr>
+        <w:rFonts w:eastAsia="黑体"/>
         <w:b/>
         <w:bCs/>
       </w:rPr>
     </w:tblStylePr>
     <w:tblStylePr w:type="lastCol">
       <w:rPr>
+        <w:rFonts w:eastAsia="黑体"/>
         <w:b/>
         <w:bCs/>
       </w:rPr>
@@ -10578,12 +10993,14 @@
     </w:tcPr>
     <w:tblStylePr w:type="firstRow">
       <w:rPr>
+        <w:rFonts w:eastAsia="黑体"/>
         <w:b/>
         <w:bCs/>
       </w:rPr>
     </w:tblStylePr>
     <w:tblStylePr w:type="lastRow">
       <w:rPr>
+        <w:rFonts w:eastAsia="黑体"/>
         <w:b/>
         <w:bCs/>
       </w:rPr>
@@ -10596,12 +11013,14 @@
     </w:tblStylePr>
     <w:tblStylePr w:type="firstCol">
       <w:rPr>
+        <w:rFonts w:eastAsia="黑体"/>
         <w:b/>
         <w:bCs/>
       </w:rPr>
     </w:tblStylePr>
     <w:tblStylePr w:type="lastCol">
       <w:rPr>
+        <w:rFonts w:eastAsia="黑体"/>
         <w:b/>
         <w:bCs/>
       </w:rPr>
@@ -10628,7 +11047,7 @@
       <w:spacing w:after="0" w:line="240" w:lineRule="auto"/>
     </w:pPr>
     <w:rPr>
-      <w:rFonts w:asciiTheme="majorHAnsi" w:cstheme="majorBidi" w:eastAsiaTheme="majorEastAsia" w:hAnsiTheme="majorHAnsi"/>
+      <w:rFonts w:asciiTheme="majorHAnsi" w:cstheme="majorBidi" w:hAnsiTheme="majorHAnsi" w:eastAsia="黑体"/>
       <w:color w:themeColor="text1" w:val="000000"/>
     </w:rPr>
     <w:tblPr>
@@ -10655,6 +11074,7 @@
     </w:tcPr>
     <w:tblStylePr w:type="firstRow">
       <w:rPr>
+        <w:rFonts w:eastAsia="黑体"/>
         <w:b/>
         <w:bCs/>
         <w:color w:themeColor="text1" w:val="000000"/>
@@ -10666,6 +11086,7 @@
     </w:tblStylePr>
     <w:tblStylePr w:type="lastRow">
       <w:rPr>
+        <w:rFonts w:eastAsia="黑体"/>
         <w:b/>
         <w:bCs/>
         <w:color w:themeColor="text1" w:val="000000"/>
@@ -10685,6 +11106,7 @@
     </w:tblStylePr>
     <w:tblStylePr w:type="firstCol">
       <w:rPr>
+        <w:rFonts w:eastAsia="黑体"/>
         <w:b/>
         <w:bCs/>
         <w:color w:themeColor="text1" w:val="000000"/>
@@ -10704,6 +11126,7 @@
     </w:tblStylePr>
     <w:tblStylePr w:type="lastCol">
       <w:rPr>
+        <w:rFonts w:eastAsia="黑体"/>
         <w:b w:val="0"/>
         <w:bCs w:val="0"/>
         <w:color w:themeColor="text1" w:val="000000"/>
@@ -10753,7 +11176,7 @@
       <w:spacing w:after="0" w:line="240" w:lineRule="auto"/>
     </w:pPr>
     <w:rPr>
-      <w:rFonts w:asciiTheme="majorHAnsi" w:cstheme="majorBidi" w:eastAsiaTheme="majorEastAsia" w:hAnsiTheme="majorHAnsi"/>
+      <w:rFonts w:asciiTheme="majorHAnsi" w:cstheme="majorBidi" w:hAnsiTheme="majorHAnsi" w:eastAsia="黑体"/>
       <w:color w:themeColor="text1" w:val="000000"/>
     </w:rPr>
     <w:tblPr>
@@ -10780,6 +11203,7 @@
     </w:tcPr>
     <w:tblStylePr w:type="firstRow">
       <w:rPr>
+        <w:rFonts w:eastAsia="黑体"/>
         <w:b/>
         <w:bCs/>
         <w:color w:themeColor="text1" w:val="000000"/>
@@ -10791,6 +11215,7 @@
     </w:tblStylePr>
     <w:tblStylePr w:type="lastRow">
       <w:rPr>
+        <w:rFonts w:eastAsia="黑体"/>
         <w:b/>
         <w:bCs/>
         <w:color w:themeColor="text1" w:val="000000"/>
@@ -10810,6 +11235,7 @@
     </w:tblStylePr>
     <w:tblStylePr w:type="firstCol">
       <w:rPr>
+        <w:rFonts w:eastAsia="黑体"/>
         <w:b/>
         <w:bCs/>
         <w:color w:themeColor="text1" w:val="000000"/>
@@ -10829,6 +11255,7 @@
     </w:tblStylePr>
     <w:tblStylePr w:type="lastCol">
       <w:rPr>
+        <w:rFonts w:eastAsia="黑体"/>
         <w:b w:val="0"/>
         <w:bCs w:val="0"/>
         <w:color w:themeColor="text1" w:val="000000"/>
@@ -10878,7 +11305,7 @@
       <w:spacing w:after="0" w:line="240" w:lineRule="auto"/>
     </w:pPr>
     <w:rPr>
-      <w:rFonts w:asciiTheme="majorHAnsi" w:cstheme="majorBidi" w:eastAsiaTheme="majorEastAsia" w:hAnsiTheme="majorHAnsi"/>
+      <w:rFonts w:asciiTheme="majorHAnsi" w:cstheme="majorBidi" w:hAnsiTheme="majorHAnsi" w:eastAsia="黑体"/>
       <w:color w:themeColor="text1" w:val="000000"/>
     </w:rPr>
     <w:tblPr>
@@ -10905,6 +11332,7 @@
     </w:tcPr>
     <w:tblStylePr w:type="firstRow">
       <w:rPr>
+        <w:rFonts w:eastAsia="黑体"/>
         <w:b/>
         <w:bCs/>
         <w:color w:themeColor="text1" w:val="000000"/>
@@ -10916,6 +11344,7 @@
     </w:tblStylePr>
     <w:tblStylePr w:type="lastRow">
       <w:rPr>
+        <w:rFonts w:eastAsia="黑体"/>
         <w:b/>
         <w:bCs/>
         <w:color w:themeColor="text1" w:val="000000"/>
@@ -10935,6 +11364,7 @@
     </w:tblStylePr>
     <w:tblStylePr w:type="firstCol">
       <w:rPr>
+        <w:rFonts w:eastAsia="黑体"/>
         <w:b/>
         <w:bCs/>
         <w:color w:themeColor="text1" w:val="000000"/>
@@ -10954,6 +11384,7 @@
     </w:tblStylePr>
     <w:tblStylePr w:type="lastCol">
       <w:rPr>
+        <w:rFonts w:eastAsia="黑体"/>
         <w:b w:val="0"/>
         <w:bCs w:val="0"/>
         <w:color w:themeColor="text1" w:val="000000"/>
@@ -11003,7 +11434,7 @@
       <w:spacing w:after="0" w:line="240" w:lineRule="auto"/>
     </w:pPr>
     <w:rPr>
-      <w:rFonts w:asciiTheme="majorHAnsi" w:cstheme="majorBidi" w:eastAsiaTheme="majorEastAsia" w:hAnsiTheme="majorHAnsi"/>
+      <w:rFonts w:asciiTheme="majorHAnsi" w:cstheme="majorBidi" w:hAnsiTheme="majorHAnsi" w:eastAsia="黑体"/>
       <w:color w:themeColor="text1" w:val="000000"/>
     </w:rPr>
     <w:tblPr>
@@ -11030,6 +11461,7 @@
     </w:tcPr>
     <w:tblStylePr w:type="firstRow">
       <w:rPr>
+        <w:rFonts w:eastAsia="黑体"/>
         <w:b/>
         <w:bCs/>
         <w:color w:themeColor="text1" w:val="000000"/>
@@ -11041,6 +11473,7 @@
     </w:tblStylePr>
     <w:tblStylePr w:type="lastRow">
       <w:rPr>
+        <w:rFonts w:eastAsia="黑体"/>
         <w:b/>
         <w:bCs/>
         <w:color w:themeColor="text1" w:val="000000"/>
@@ -11060,6 +11493,7 @@
     </w:tblStylePr>
     <w:tblStylePr w:type="firstCol">
       <w:rPr>
+        <w:rFonts w:eastAsia="黑体"/>
         <w:b/>
         <w:bCs/>
         <w:color w:themeColor="text1" w:val="000000"/>
@@ -11079,6 +11513,7 @@
     </w:tblStylePr>
     <w:tblStylePr w:type="lastCol">
       <w:rPr>
+        <w:rFonts w:eastAsia="黑体"/>
         <w:b w:val="0"/>
         <w:bCs w:val="0"/>
         <w:color w:themeColor="text1" w:val="000000"/>
@@ -11128,7 +11563,7 @@
       <w:spacing w:after="0" w:line="240" w:lineRule="auto"/>
     </w:pPr>
     <w:rPr>
-      <w:rFonts w:asciiTheme="majorHAnsi" w:cstheme="majorBidi" w:eastAsiaTheme="majorEastAsia" w:hAnsiTheme="majorHAnsi"/>
+      <w:rFonts w:asciiTheme="majorHAnsi" w:cstheme="majorBidi" w:hAnsiTheme="majorHAnsi" w:eastAsia="黑体"/>
       <w:color w:themeColor="text1" w:val="000000"/>
     </w:rPr>
     <w:tblPr>
@@ -11155,6 +11590,7 @@
     </w:tcPr>
     <w:tblStylePr w:type="firstRow">
       <w:rPr>
+        <w:rFonts w:eastAsia="黑体"/>
         <w:b/>
         <w:bCs/>
         <w:color w:themeColor="text1" w:val="000000"/>
@@ -11166,6 +11602,7 @@
     </w:tblStylePr>
     <w:tblStylePr w:type="lastRow">
       <w:rPr>
+        <w:rFonts w:eastAsia="黑体"/>
         <w:b/>
         <w:bCs/>
         <w:color w:themeColor="text1" w:val="000000"/>
@@ -11185,6 +11622,7 @@
     </w:tblStylePr>
     <w:tblStylePr w:type="firstCol">
       <w:rPr>
+        <w:rFonts w:eastAsia="黑体"/>
         <w:b/>
         <w:bCs/>
         <w:color w:themeColor="text1" w:val="000000"/>
@@ -11204,6 +11642,7 @@
     </w:tblStylePr>
     <w:tblStylePr w:type="lastCol">
       <w:rPr>
+        <w:rFonts w:eastAsia="黑体"/>
         <w:b w:val="0"/>
         <w:bCs w:val="0"/>
         <w:color w:themeColor="text1" w:val="000000"/>
@@ -11253,7 +11692,7 @@
       <w:spacing w:after="0" w:line="240" w:lineRule="auto"/>
     </w:pPr>
     <w:rPr>
-      <w:rFonts w:asciiTheme="majorHAnsi" w:cstheme="majorBidi" w:eastAsiaTheme="majorEastAsia" w:hAnsiTheme="majorHAnsi"/>
+      <w:rFonts w:asciiTheme="majorHAnsi" w:cstheme="majorBidi" w:hAnsiTheme="majorHAnsi" w:eastAsia="黑体"/>
       <w:color w:themeColor="text1" w:val="000000"/>
     </w:rPr>
     <w:tblPr>
@@ -11280,6 +11719,7 @@
     </w:tcPr>
     <w:tblStylePr w:type="firstRow">
       <w:rPr>
+        <w:rFonts w:eastAsia="黑体"/>
         <w:b/>
         <w:bCs/>
         <w:color w:themeColor="text1" w:val="000000"/>
@@ -11291,6 +11731,7 @@
     </w:tblStylePr>
     <w:tblStylePr w:type="lastRow">
       <w:rPr>
+        <w:rFonts w:eastAsia="黑体"/>
         <w:b/>
         <w:bCs/>
         <w:color w:themeColor="text1" w:val="000000"/>
@@ -11310,6 +11751,7 @@
     </w:tblStylePr>
     <w:tblStylePr w:type="firstCol">
       <w:rPr>
+        <w:rFonts w:eastAsia="黑体"/>
         <w:b/>
         <w:bCs/>
         <w:color w:themeColor="text1" w:val="000000"/>
@@ -11329,6 +11771,7 @@
     </w:tblStylePr>
     <w:tblStylePr w:type="lastCol">
       <w:rPr>
+        <w:rFonts w:eastAsia="黑体"/>
         <w:b w:val="0"/>
         <w:bCs w:val="0"/>
         <w:color w:themeColor="text1" w:val="000000"/>
@@ -11378,7 +11821,7 @@
       <w:spacing w:after="0" w:line="240" w:lineRule="auto"/>
     </w:pPr>
     <w:rPr>
-      <w:rFonts w:asciiTheme="majorHAnsi" w:cstheme="majorBidi" w:eastAsiaTheme="majorEastAsia" w:hAnsiTheme="majorHAnsi"/>
+      <w:rFonts w:asciiTheme="majorHAnsi" w:cstheme="majorBidi" w:hAnsiTheme="majorHAnsi" w:eastAsia="黑体"/>
       <w:color w:themeColor="text1" w:val="000000"/>
     </w:rPr>
     <w:tblPr>
@@ -11405,6 +11848,7 @@
     </w:tcPr>
     <w:tblStylePr w:type="firstRow">
       <w:rPr>
+        <w:rFonts w:eastAsia="黑体"/>
         <w:b/>
         <w:bCs/>
         <w:color w:themeColor="text1" w:val="000000"/>
@@ -11416,6 +11860,7 @@
     </w:tblStylePr>
     <w:tblStylePr w:type="lastRow">
       <w:rPr>
+        <w:rFonts w:eastAsia="黑体"/>
         <w:b/>
         <w:bCs/>
         <w:color w:themeColor="text1" w:val="000000"/>
@@ -11435,6 +11880,7 @@
     </w:tblStylePr>
     <w:tblStylePr w:type="firstCol">
       <w:rPr>
+        <w:rFonts w:eastAsia="黑体"/>
         <w:b/>
         <w:bCs/>
         <w:color w:themeColor="text1" w:val="000000"/>
@@ -11454,6 +11900,7 @@
     </w:tblStylePr>
     <w:tblStylePr w:type="lastCol">
       <w:rPr>
+        <w:rFonts w:eastAsia="黑体"/>
         <w:b w:val="0"/>
         <w:bCs w:val="0"/>
         <w:color w:themeColor="text1" w:val="000000"/>
@@ -11526,6 +11973,7 @@
     </w:tcPr>
     <w:tblStylePr w:type="firstRow">
       <w:rPr>
+        <w:rFonts w:eastAsia="黑体"/>
         <w:b/>
         <w:bCs/>
         <w:i w:val="0"/>
@@ -11547,6 +11995,7 @@
     </w:tblStylePr>
     <w:tblStylePr w:type="lastRow">
       <w:rPr>
+        <w:rFonts w:eastAsia="黑体"/>
         <w:b/>
         <w:bCs/>
         <w:i w:val="0"/>
@@ -11568,6 +12017,7 @@
     </w:tblStylePr>
     <w:tblStylePr w:type="firstCol">
       <w:rPr>
+        <w:rFonts w:eastAsia="黑体"/>
         <w:b/>
         <w:bCs/>
         <w:i w:val="0"/>
@@ -11587,6 +12037,7 @@
     </w:tblStylePr>
     <w:tblStylePr w:type="lastCol">
       <w:rPr>
+        <w:rFonts w:eastAsia="黑体"/>
         <w:b/>
         <w:bCs/>
         <w:i w:val="0"/>
@@ -11667,6 +12118,7 @@
     </w:tcPr>
     <w:tblStylePr w:type="firstRow">
       <w:rPr>
+        <w:rFonts w:eastAsia="黑体"/>
         <w:b/>
         <w:bCs/>
         <w:i w:val="0"/>
@@ -11688,6 +12140,7 @@
     </w:tblStylePr>
     <w:tblStylePr w:type="lastRow">
       <w:rPr>
+        <w:rFonts w:eastAsia="黑体"/>
         <w:b/>
         <w:bCs/>
         <w:i w:val="0"/>
@@ -11709,6 +12162,7 @@
     </w:tblStylePr>
     <w:tblStylePr w:type="firstCol">
       <w:rPr>
+        <w:rFonts w:eastAsia="黑体"/>
         <w:b/>
         <w:bCs/>
         <w:i w:val="0"/>
@@ -11728,6 +12182,7 @@
     </w:tblStylePr>
     <w:tblStylePr w:type="lastCol">
       <w:rPr>
+        <w:rFonts w:eastAsia="黑体"/>
         <w:b/>
         <w:bCs/>
         <w:i w:val="0"/>
@@ -11808,6 +12263,7 @@
     </w:tcPr>
     <w:tblStylePr w:type="firstRow">
       <w:rPr>
+        <w:rFonts w:eastAsia="黑体"/>
         <w:b/>
         <w:bCs/>
         <w:i w:val="0"/>
@@ -11829,6 +12285,7 @@
     </w:tblStylePr>
     <w:tblStylePr w:type="lastRow">
       <w:rPr>
+        <w:rFonts w:eastAsia="黑体"/>
         <w:b/>
         <w:bCs/>
         <w:i w:val="0"/>
@@ -11850,6 +12307,7 @@
     </w:tblStylePr>
     <w:tblStylePr w:type="firstCol">
       <w:rPr>
+        <w:rFonts w:eastAsia="黑体"/>
         <w:b/>
         <w:bCs/>
         <w:i w:val="0"/>
@@ -11869,6 +12327,7 @@
     </w:tblStylePr>
     <w:tblStylePr w:type="lastCol">
       <w:rPr>
+        <w:rFonts w:eastAsia="黑体"/>
         <w:b/>
         <w:bCs/>
         <w:i w:val="0"/>
@@ -11949,6 +12408,7 @@
     </w:tcPr>
     <w:tblStylePr w:type="firstRow">
       <w:rPr>
+        <w:rFonts w:eastAsia="黑体"/>
         <w:b/>
         <w:bCs/>
         <w:i w:val="0"/>
@@ -11970,6 +12430,7 @@
     </w:tblStylePr>
     <w:tblStylePr w:type="lastRow">
       <w:rPr>
+        <w:rFonts w:eastAsia="黑体"/>
         <w:b/>
         <w:bCs/>
         <w:i w:val="0"/>
@@ -11991,6 +12452,7 @@
     </w:tblStylePr>
     <w:tblStylePr w:type="firstCol">
       <w:rPr>
+        <w:rFonts w:eastAsia="黑体"/>
         <w:b/>
         <w:bCs/>
         <w:i w:val="0"/>
@@ -12010,6 +12472,7 @@
     </w:tblStylePr>
     <w:tblStylePr w:type="lastCol">
       <w:rPr>
+        <w:rFonts w:eastAsia="黑体"/>
         <w:b/>
         <w:bCs/>
         <w:i w:val="0"/>
@@ -12090,6 +12553,7 @@
     </w:tcPr>
     <w:tblStylePr w:type="firstRow">
       <w:rPr>
+        <w:rFonts w:eastAsia="黑体"/>
         <w:b/>
         <w:bCs/>
         <w:i w:val="0"/>
@@ -12111,6 +12575,7 @@
     </w:tblStylePr>
     <w:tblStylePr w:type="lastRow">
       <w:rPr>
+        <w:rFonts w:eastAsia="黑体"/>
         <w:b/>
         <w:bCs/>
         <w:i w:val="0"/>
@@ -12132,6 +12597,7 @@
     </w:tblStylePr>
     <w:tblStylePr w:type="firstCol">
       <w:rPr>
+        <w:rFonts w:eastAsia="黑体"/>
         <w:b/>
         <w:bCs/>
         <w:i w:val="0"/>
@@ -12151,6 +12617,7 @@
     </w:tblStylePr>
     <w:tblStylePr w:type="lastCol">
       <w:rPr>
+        <w:rFonts w:eastAsia="黑体"/>
         <w:b/>
         <w:bCs/>
         <w:i w:val="0"/>
@@ -12231,6 +12698,7 @@
     </w:tcPr>
     <w:tblStylePr w:type="firstRow">
       <w:rPr>
+        <w:rFonts w:eastAsia="黑体"/>
         <w:b/>
         <w:bCs/>
         <w:i w:val="0"/>
@@ -12252,6 +12720,7 @@
     </w:tblStylePr>
     <w:tblStylePr w:type="lastRow">
       <w:rPr>
+        <w:rFonts w:eastAsia="黑体"/>
         <w:b/>
         <w:bCs/>
         <w:i w:val="0"/>
@@ -12273,6 +12742,7 @@
     </w:tblStylePr>
     <w:tblStylePr w:type="firstCol">
       <w:rPr>
+        <w:rFonts w:eastAsia="黑体"/>
         <w:b/>
         <w:bCs/>
         <w:i w:val="0"/>
@@ -12292,6 +12762,7 @@
     </w:tblStylePr>
     <w:tblStylePr w:type="lastCol">
       <w:rPr>
+        <w:rFonts w:eastAsia="黑体"/>
         <w:b/>
         <w:bCs/>
         <w:i w:val="0"/>
@@ -12372,6 +12843,7 @@
     </w:tcPr>
     <w:tblStylePr w:type="firstRow">
       <w:rPr>
+        <w:rFonts w:eastAsia="黑体"/>
         <w:b/>
         <w:bCs/>
         <w:i w:val="0"/>
@@ -12393,6 +12865,7 @@
     </w:tblStylePr>
     <w:tblStylePr w:type="lastRow">
       <w:rPr>
+        <w:rFonts w:eastAsia="黑体"/>
         <w:b/>
         <w:bCs/>
         <w:i w:val="0"/>
@@ -12414,6 +12887,7 @@
     </w:tblStylePr>
     <w:tblStylePr w:type="firstCol">
       <w:rPr>
+        <w:rFonts w:eastAsia="黑体"/>
         <w:b/>
         <w:bCs/>
         <w:i w:val="0"/>
@@ -12433,6 +12907,7 @@
     </w:tblStylePr>
     <w:tblStylePr w:type="lastCol">
       <w:rPr>
+        <w:rFonts w:eastAsia="黑体"/>
         <w:b/>
         <w:bCs/>
         <w:i w:val="0"/>
@@ -12490,6 +12965,7 @@
       <w:spacing w:after="0" w:line="240" w:lineRule="auto"/>
     </w:pPr>
     <w:rPr>
+      <w:rFonts w:eastAsia="黑体"/>
       <w:color w:themeColor="background1" w:val="FFFFFF"/>
     </w:rPr>
     <w:tblPr>
@@ -12508,6 +12984,7 @@
     </w:tcPr>
     <w:tblStylePr w:type="firstRow">
       <w:rPr>
+        <w:rFonts w:eastAsia="黑体"/>
         <w:b/>
         <w:bCs/>
       </w:rPr>
@@ -12604,6 +13081,7 @@
       <w:spacing w:after="0" w:line="240" w:lineRule="auto"/>
     </w:pPr>
     <w:rPr>
+      <w:rFonts w:eastAsia="黑体"/>
       <w:color w:themeColor="background1" w:val="FFFFFF"/>
     </w:rPr>
     <w:tblPr>
@@ -12622,6 +13100,7 @@
     </w:tcPr>
     <w:tblStylePr w:type="firstRow">
       <w:rPr>
+        <w:rFonts w:eastAsia="黑体"/>
         <w:b/>
         <w:bCs/>
       </w:rPr>
@@ -12718,6 +13197,7 @@
       <w:spacing w:after="0" w:line="240" w:lineRule="auto"/>
     </w:pPr>
     <w:rPr>
+      <w:rFonts w:eastAsia="黑体"/>
       <w:color w:themeColor="background1" w:val="FFFFFF"/>
     </w:rPr>
     <w:tblPr>
@@ -12736,6 +13216,7 @@
     </w:tcPr>
     <w:tblStylePr w:type="firstRow">
       <w:rPr>
+        <w:rFonts w:eastAsia="黑体"/>
         <w:b/>
         <w:bCs/>
       </w:rPr>
@@ -12832,6 +13313,7 @@
       <w:spacing w:after="0" w:line="240" w:lineRule="auto"/>
     </w:pPr>
     <w:rPr>
+      <w:rFonts w:eastAsia="黑体"/>
       <w:color w:themeColor="background1" w:val="FFFFFF"/>
     </w:rPr>
     <w:tblPr>
@@ -12850,6 +13332,7 @@
     </w:tcPr>
     <w:tblStylePr w:type="firstRow">
       <w:rPr>
+        <w:rFonts w:eastAsia="黑体"/>
         <w:b/>
         <w:bCs/>
       </w:rPr>
@@ -12946,6 +13429,7 @@
       <w:spacing w:after="0" w:line="240" w:lineRule="auto"/>
     </w:pPr>
     <w:rPr>
+      <w:rFonts w:eastAsia="黑体"/>
       <w:color w:themeColor="background1" w:val="FFFFFF"/>
     </w:rPr>
     <w:tblPr>
@@ -12964,6 +13448,7 @@
     </w:tcPr>
     <w:tblStylePr w:type="firstRow">
       <w:rPr>
+        <w:rFonts w:eastAsia="黑体"/>
         <w:b/>
         <w:bCs/>
       </w:rPr>
@@ -13060,6 +13545,7 @@
       <w:spacing w:after="0" w:line="240" w:lineRule="auto"/>
     </w:pPr>
     <w:rPr>
+      <w:rFonts w:eastAsia="黑体"/>
       <w:color w:themeColor="background1" w:val="FFFFFF"/>
     </w:rPr>
     <w:tblPr>
@@ -13078,6 +13564,7 @@
     </w:tcPr>
     <w:tblStylePr w:type="firstRow">
       <w:rPr>
+        <w:rFonts w:eastAsia="黑体"/>
         <w:b/>
         <w:bCs/>
       </w:rPr>
@@ -13174,6 +13661,7 @@
       <w:spacing w:after="0" w:line="240" w:lineRule="auto"/>
     </w:pPr>
     <w:rPr>
+      <w:rFonts w:eastAsia="黑体"/>
       <w:color w:themeColor="background1" w:val="FFFFFF"/>
     </w:rPr>
     <w:tblPr>
@@ -13192,6 +13680,7 @@
     </w:tcPr>
     <w:tblStylePr w:type="firstRow">
       <w:rPr>
+        <w:rFonts w:eastAsia="黑体"/>
         <w:b/>
         <w:bCs/>
       </w:rPr>
@@ -13288,6 +13777,7 @@
       <w:spacing w:after="0" w:line="240" w:lineRule="auto"/>
     </w:pPr>
     <w:rPr>
+      <w:rFonts w:eastAsia="黑体"/>
       <w:color w:themeColor="text1" w:val="000000"/>
     </w:rPr>
     <w:tblPr>
@@ -13314,6 +13804,7 @@
     </w:tcPr>
     <w:tblStylePr w:type="firstRow">
       <w:rPr>
+        <w:rFonts w:eastAsia="黑体"/>
         <w:b/>
         <w:bCs/>
       </w:rPr>
@@ -13332,6 +13823,7 @@
     </w:tblStylePr>
     <w:tblStylePr w:type="lastRow">
       <w:rPr>
+        <w:rFonts w:eastAsia="黑体"/>
         <w:b/>
         <w:bCs/>
         <w:color w:themeColor="background1" w:val="FFFFFF"/>
@@ -13346,6 +13838,7 @@
     </w:tblStylePr>
     <w:tblStylePr w:type="firstCol">
       <w:rPr>
+        <w:rFonts w:eastAsia="黑体"/>
         <w:color w:themeColor="background1" w:val="FFFFFF"/>
       </w:rPr>
       <w:tblPr/>
@@ -13363,6 +13856,7 @@
     </w:tblStylePr>
     <w:tblStylePr w:type="lastCol">
       <w:rPr>
+        <w:rFonts w:eastAsia="黑体"/>
         <w:color w:themeColor="background1" w:val="FFFFFF"/>
       </w:rPr>
       <w:tblPr/>
@@ -13392,11 +13886,13 @@
     </w:tblStylePr>
     <w:tblStylePr w:type="neCell">
       <w:rPr>
+        <w:rFonts w:eastAsia="黑体"/>
         <w:color w:themeColor="text1" w:val="000000"/>
       </w:rPr>
     </w:tblStylePr>
     <w:tblStylePr w:type="nwCell">
       <w:rPr>
+        <w:rFonts w:eastAsia="黑体"/>
         <w:color w:themeColor="text1" w:val="000000"/>
       </w:rPr>
     </w:tblStylePr>
@@ -13410,6 +13906,7 @@
       <w:spacing w:after="0" w:line="240" w:lineRule="auto"/>
     </w:pPr>
     <w:rPr>
+      <w:rFonts w:eastAsia="黑体"/>
       <w:color w:themeColor="text1" w:val="000000"/>
     </w:rPr>
     <w:tblPr>
@@ -13436,6 +13933,7 @@
     </w:tcPr>
     <w:tblStylePr w:type="firstRow">
       <w:rPr>
+        <w:rFonts w:eastAsia="黑体"/>
         <w:b/>
         <w:bCs/>
       </w:rPr>
@@ -13454,6 +13952,7 @@
     </w:tblStylePr>
     <w:tblStylePr w:type="lastRow">
       <w:rPr>
+        <w:rFonts w:eastAsia="黑体"/>
         <w:b/>
         <w:bCs/>
         <w:color w:themeColor="background1" w:val="FFFFFF"/>
@@ -13468,6 +13967,7 @@
     </w:tblStylePr>
     <w:tblStylePr w:type="firstCol">
       <w:rPr>
+        <w:rFonts w:eastAsia="黑体"/>
         <w:color w:themeColor="background1" w:val="FFFFFF"/>
       </w:rPr>
       <w:tblPr/>
@@ -13485,6 +13985,7 @@
     </w:tblStylePr>
     <w:tblStylePr w:type="lastCol">
       <w:rPr>
+        <w:rFonts w:eastAsia="黑体"/>
         <w:color w:themeColor="background1" w:val="FFFFFF"/>
       </w:rPr>
       <w:tblPr/>
@@ -13514,11 +14015,13 @@
     </w:tblStylePr>
     <w:tblStylePr w:type="neCell">
       <w:rPr>
+        <w:rFonts w:eastAsia="黑体"/>
         <w:color w:themeColor="text1" w:val="000000"/>
       </w:rPr>
     </w:tblStylePr>
     <w:tblStylePr w:type="nwCell">
       <w:rPr>
+        <w:rFonts w:eastAsia="黑体"/>
         <w:color w:themeColor="text1" w:val="000000"/>
       </w:rPr>
     </w:tblStylePr>
@@ -13532,6 +14035,7 @@
       <w:spacing w:after="0" w:line="240" w:lineRule="auto"/>
     </w:pPr>
     <w:rPr>
+      <w:rFonts w:eastAsia="黑体"/>
       <w:color w:themeColor="text1" w:val="000000"/>
     </w:rPr>
     <w:tblPr>
@@ -13558,6 +14062,7 @@
     </w:tcPr>
     <w:tblStylePr w:type="firstRow">
       <w:rPr>
+        <w:rFonts w:eastAsia="黑体"/>
         <w:b/>
         <w:bCs/>
       </w:rPr>
@@ -13576,6 +14081,7 @@
     </w:tblStylePr>
     <w:tblStylePr w:type="lastRow">
       <w:rPr>
+        <w:rFonts w:eastAsia="黑体"/>
         <w:b/>
         <w:bCs/>
         <w:color w:themeColor="background1" w:val="FFFFFF"/>
@@ -13590,6 +14096,7 @@
     </w:tblStylePr>
     <w:tblStylePr w:type="firstCol">
       <w:rPr>
+        <w:rFonts w:eastAsia="黑体"/>
         <w:color w:themeColor="background1" w:val="FFFFFF"/>
       </w:rPr>
       <w:tblPr/>
@@ -13607,6 +14114,7 @@
     </w:tblStylePr>
     <w:tblStylePr w:type="lastCol">
       <w:rPr>
+        <w:rFonts w:eastAsia="黑体"/>
         <w:color w:themeColor="background1" w:val="FFFFFF"/>
       </w:rPr>
       <w:tblPr/>
@@ -13636,11 +14144,13 @@
     </w:tblStylePr>
     <w:tblStylePr w:type="neCell">
       <w:rPr>
+        <w:rFonts w:eastAsia="黑体"/>
         <w:color w:themeColor="text1" w:val="000000"/>
       </w:rPr>
     </w:tblStylePr>
     <w:tblStylePr w:type="nwCell">
       <w:rPr>
+        <w:rFonts w:eastAsia="黑体"/>
         <w:color w:themeColor="text1" w:val="000000"/>
       </w:rPr>
     </w:tblStylePr>
@@ -13654,6 +14164,7 @@
       <w:spacing w:after="0" w:line="240" w:lineRule="auto"/>
     </w:pPr>
     <w:rPr>
+      <w:rFonts w:eastAsia="黑体"/>
       <w:color w:themeColor="text1" w:val="000000"/>
     </w:rPr>
     <w:tblPr>
@@ -13680,6 +14191,7 @@
     </w:tcPr>
     <w:tblStylePr w:type="firstRow">
       <w:rPr>
+        <w:rFonts w:eastAsia="黑体"/>
         <w:b/>
         <w:bCs/>
       </w:rPr>
@@ -13698,6 +14210,7 @@
     </w:tblStylePr>
     <w:tblStylePr w:type="lastRow">
       <w:rPr>
+        <w:rFonts w:eastAsia="黑体"/>
         <w:b/>
         <w:bCs/>
         <w:color w:themeColor="background1" w:val="FFFFFF"/>
@@ -13712,6 +14225,7 @@
     </w:tblStylePr>
     <w:tblStylePr w:type="firstCol">
       <w:rPr>
+        <w:rFonts w:eastAsia="黑体"/>
         <w:color w:themeColor="background1" w:val="FFFFFF"/>
       </w:rPr>
       <w:tblPr/>
@@ -13729,6 +14243,7 @@
     </w:tblStylePr>
     <w:tblStylePr w:type="lastCol">
       <w:rPr>
+        <w:rFonts w:eastAsia="黑体"/>
         <w:color w:themeColor="background1" w:val="FFFFFF"/>
       </w:rPr>
       <w:tblPr/>
@@ -13766,6 +14281,7 @@
       <w:spacing w:after="0" w:line="240" w:lineRule="auto"/>
     </w:pPr>
     <w:rPr>
+      <w:rFonts w:eastAsia="黑体"/>
       <w:color w:themeColor="text1" w:val="000000"/>
     </w:rPr>
     <w:tblPr>
@@ -13792,6 +14308,7 @@
     </w:tcPr>
     <w:tblStylePr w:type="firstRow">
       <w:rPr>
+        <w:rFonts w:eastAsia="黑体"/>
         <w:b/>
         <w:bCs/>
       </w:rPr>
@@ -13810,6 +14327,7 @@
     </w:tblStylePr>
     <w:tblStylePr w:type="lastRow">
       <w:rPr>
+        <w:rFonts w:eastAsia="黑体"/>
         <w:b/>
         <w:bCs/>
         <w:color w:themeColor="background1" w:val="FFFFFF"/>
@@ -13824,6 +14342,7 @@
     </w:tblStylePr>
     <w:tblStylePr w:type="firstCol">
       <w:rPr>
+        <w:rFonts w:eastAsia="黑体"/>
         <w:color w:themeColor="background1" w:val="FFFFFF"/>
       </w:rPr>
       <w:tblPr/>
@@ -13841,6 +14360,7 @@
     </w:tblStylePr>
     <w:tblStylePr w:type="lastCol">
       <w:rPr>
+        <w:rFonts w:eastAsia="黑体"/>
         <w:color w:themeColor="background1" w:val="FFFFFF"/>
       </w:rPr>
       <w:tblPr/>
@@ -13870,11 +14390,13 @@
     </w:tblStylePr>
     <w:tblStylePr w:type="neCell">
       <w:rPr>
+        <w:rFonts w:eastAsia="黑体"/>
         <w:color w:themeColor="text1" w:val="000000"/>
       </w:rPr>
     </w:tblStylePr>
     <w:tblStylePr w:type="nwCell">
       <w:rPr>
+        <w:rFonts w:eastAsia="黑体"/>
         <w:color w:themeColor="text1" w:val="000000"/>
       </w:rPr>
     </w:tblStylePr>
@@ -13888,6 +14410,7 @@
       <w:spacing w:after="0" w:line="240" w:lineRule="auto"/>
     </w:pPr>
     <w:rPr>
+      <w:rFonts w:eastAsia="黑体"/>
       <w:color w:themeColor="text1" w:val="000000"/>
     </w:rPr>
     <w:tblPr>
@@ -13914,6 +14437,7 @@
     </w:tcPr>
     <w:tblStylePr w:type="firstRow">
       <w:rPr>
+        <w:rFonts w:eastAsia="黑体"/>
         <w:b/>
         <w:bCs/>
       </w:rPr>
@@ -13932,6 +14456,7 @@
     </w:tblStylePr>
     <w:tblStylePr w:type="lastRow">
       <w:rPr>
+        <w:rFonts w:eastAsia="黑体"/>
         <w:b/>
         <w:bCs/>
         <w:color w:themeColor="background1" w:val="FFFFFF"/>
@@ -13946,6 +14471,7 @@
     </w:tblStylePr>
     <w:tblStylePr w:type="firstCol">
       <w:rPr>
+        <w:rFonts w:eastAsia="黑体"/>
         <w:color w:themeColor="background1" w:val="FFFFFF"/>
       </w:rPr>
       <w:tblPr/>
@@ -13963,6 +14489,7 @@
     </w:tblStylePr>
     <w:tblStylePr w:type="lastCol">
       <w:rPr>
+        <w:rFonts w:eastAsia="黑体"/>
         <w:color w:themeColor="background1" w:val="FFFFFF"/>
       </w:rPr>
       <w:tblPr/>
@@ -13992,11 +14519,13 @@
     </w:tblStylePr>
     <w:tblStylePr w:type="neCell">
       <w:rPr>
+        <w:rFonts w:eastAsia="黑体"/>
         <w:color w:themeColor="text1" w:val="000000"/>
       </w:rPr>
     </w:tblStylePr>
     <w:tblStylePr w:type="nwCell">
       <w:rPr>
+        <w:rFonts w:eastAsia="黑体"/>
         <w:color w:themeColor="text1" w:val="000000"/>
       </w:rPr>
     </w:tblStylePr>
@@ -14010,6 +14539,7 @@
       <w:spacing w:after="0" w:line="240" w:lineRule="auto"/>
     </w:pPr>
     <w:rPr>
+      <w:rFonts w:eastAsia="黑体"/>
       <w:color w:themeColor="text1" w:val="000000"/>
     </w:rPr>
     <w:tblPr>
@@ -14036,6 +14566,7 @@
     </w:tcPr>
     <w:tblStylePr w:type="firstRow">
       <w:rPr>
+        <w:rFonts w:eastAsia="黑体"/>
         <w:b/>
         <w:bCs/>
       </w:rPr>
@@ -14054,6 +14585,7 @@
     </w:tblStylePr>
     <w:tblStylePr w:type="lastRow">
       <w:rPr>
+        <w:rFonts w:eastAsia="黑体"/>
         <w:b/>
         <w:bCs/>
         <w:color w:themeColor="background1" w:val="FFFFFF"/>
@@ -14068,6 +14600,7 @@
     </w:tblStylePr>
     <w:tblStylePr w:type="firstCol">
       <w:rPr>
+        <w:rFonts w:eastAsia="黑体"/>
         <w:color w:themeColor="background1" w:val="FFFFFF"/>
       </w:rPr>
       <w:tblPr/>
@@ -14085,6 +14618,7 @@
     </w:tblStylePr>
     <w:tblStylePr w:type="lastCol">
       <w:rPr>
+        <w:rFonts w:eastAsia="黑体"/>
         <w:color w:themeColor="background1" w:val="FFFFFF"/>
       </w:rPr>
       <w:tblPr/>
@@ -14114,11 +14648,13 @@
     </w:tblStylePr>
     <w:tblStylePr w:type="neCell">
       <w:rPr>
+        <w:rFonts w:eastAsia="黑体"/>
         <w:color w:themeColor="text1" w:val="000000"/>
       </w:rPr>
     </w:tblStylePr>
     <w:tblStylePr w:type="nwCell">
       <w:rPr>
+        <w:rFonts w:eastAsia="黑体"/>
         <w:color w:themeColor="text1" w:val="000000"/>
       </w:rPr>
     </w:tblStylePr>
@@ -14132,6 +14668,7 @@
       <w:spacing w:after="0" w:line="240" w:lineRule="auto"/>
     </w:pPr>
     <w:rPr>
+      <w:rFonts w:eastAsia="黑体"/>
       <w:color w:themeColor="text1" w:val="000000"/>
     </w:rPr>
     <w:tblPr>
@@ -14150,6 +14687,7 @@
     </w:tcPr>
     <w:tblStylePr w:type="firstRow">
       <w:rPr>
+        <w:rFonts w:eastAsia="黑体"/>
         <w:b/>
         <w:bCs/>
         <w:color w:themeColor="background1" w:val="FFFFFF"/>
@@ -14164,6 +14702,7 @@
     </w:tblStylePr>
     <w:tblStylePr w:type="lastRow">
       <w:rPr>
+        <w:rFonts w:eastAsia="黑体"/>
         <w:b/>
         <w:bCs/>
         <w:color w:themeColor="accent2" w:themeShade="CC" w:val="9E3A38"/>
@@ -14178,12 +14717,14 @@
     </w:tblStylePr>
     <w:tblStylePr w:type="firstCol">
       <w:rPr>
+        <w:rFonts w:eastAsia="黑体"/>
         <w:b/>
         <w:bCs/>
       </w:rPr>
     </w:tblStylePr>
     <w:tblStylePr w:type="lastCol">
       <w:rPr>
+        <w:rFonts w:eastAsia="黑体"/>
         <w:b/>
         <w:bCs/>
       </w:rPr>
@@ -14218,6 +14759,7 @@
       <w:spacing w:after="0" w:line="240" w:lineRule="auto"/>
     </w:pPr>
     <w:rPr>
+      <w:rFonts w:eastAsia="黑体"/>
       <w:color w:themeColor="text1" w:val="000000"/>
     </w:rPr>
     <w:tblPr>
@@ -14236,6 +14778,7 @@
     </w:tcPr>
     <w:tblStylePr w:type="firstRow">
       <w:rPr>
+        <w:rFonts w:eastAsia="黑体"/>
         <w:b/>
         <w:bCs/>
         <w:color w:themeColor="background1" w:val="FFFFFF"/>
@@ -14250,6 +14793,7 @@
     </w:tblStylePr>
     <w:tblStylePr w:type="lastRow">
       <w:rPr>
+        <w:rFonts w:eastAsia="黑体"/>
         <w:b/>
         <w:bCs/>
         <w:color w:themeColor="accent2" w:themeShade="CC" w:val="9E3A38"/>
@@ -14264,12 +14808,14 @@
     </w:tblStylePr>
     <w:tblStylePr w:type="firstCol">
       <w:rPr>
+        <w:rFonts w:eastAsia="黑体"/>
         <w:b/>
         <w:bCs/>
       </w:rPr>
     </w:tblStylePr>
     <w:tblStylePr w:type="lastCol">
       <w:rPr>
+        <w:rFonts w:eastAsia="黑体"/>
         <w:b/>
         <w:bCs/>
       </w:rPr>
@@ -14304,6 +14850,7 @@
       <w:spacing w:after="0" w:line="240" w:lineRule="auto"/>
     </w:pPr>
     <w:rPr>
+      <w:rFonts w:eastAsia="黑体"/>
       <w:color w:themeColor="text1" w:val="000000"/>
     </w:rPr>
     <w:tblPr>
@@ -14322,6 +14869,7 @@
     </w:tcPr>
     <w:tblStylePr w:type="firstRow">
       <w:rPr>
+        <w:rFonts w:eastAsia="黑体"/>
         <w:b/>
         <w:bCs/>
         <w:color w:themeColor="background1" w:val="FFFFFF"/>
@@ -14336,6 +14884,7 @@
     </w:tblStylePr>
     <w:tblStylePr w:type="lastRow">
       <w:rPr>
+        <w:rFonts w:eastAsia="黑体"/>
         <w:b/>
         <w:bCs/>
         <w:color w:themeColor="accent2" w:themeShade="CC" w:val="9E3A38"/>
@@ -14350,12 +14899,14 @@
     </w:tblStylePr>
     <w:tblStylePr w:type="firstCol">
       <w:rPr>
+        <w:rFonts w:eastAsia="黑体"/>
         <w:b/>
         <w:bCs/>
       </w:rPr>
     </w:tblStylePr>
     <w:tblStylePr w:type="lastCol">
       <w:rPr>
+        <w:rFonts w:eastAsia="黑体"/>
         <w:b/>
         <w:bCs/>
       </w:rPr>
@@ -14390,6 +14941,7 @@
       <w:spacing w:after="0" w:line="240" w:lineRule="auto"/>
     </w:pPr>
     <w:rPr>
+      <w:rFonts w:eastAsia="黑体"/>
       <w:color w:themeColor="text1" w:val="000000"/>
     </w:rPr>
     <w:tblPr>
@@ -14408,6 +14960,7 @@
     </w:tcPr>
     <w:tblStylePr w:type="firstRow">
       <w:rPr>
+        <w:rFonts w:eastAsia="黑体"/>
         <w:b/>
         <w:bCs/>
         <w:color w:themeColor="background1" w:val="FFFFFF"/>
@@ -14422,6 +14975,7 @@
     </w:tblStylePr>
     <w:tblStylePr w:type="lastRow">
       <w:rPr>
+        <w:rFonts w:eastAsia="黑体"/>
         <w:b/>
         <w:bCs/>
         <w:color w:themeColor="accent4" w:themeShade="CC" w:val="664E82"/>
@@ -14436,12 +14990,14 @@
     </w:tblStylePr>
     <w:tblStylePr w:type="firstCol">
       <w:rPr>
+        <w:rFonts w:eastAsia="黑体"/>
         <w:b/>
         <w:bCs/>
       </w:rPr>
     </w:tblStylePr>
     <w:tblStylePr w:type="lastCol">
       <w:rPr>
+        <w:rFonts w:eastAsia="黑体"/>
         <w:b/>
         <w:bCs/>
       </w:rPr>
@@ -14476,6 +15032,7 @@
       <w:spacing w:after="0" w:line="240" w:lineRule="auto"/>
     </w:pPr>
     <w:rPr>
+      <w:rFonts w:eastAsia="黑体"/>
       <w:color w:themeColor="text1" w:val="000000"/>
     </w:rPr>
     <w:tblPr>
@@ -14494,6 +15051,7 @@
     </w:tcPr>
     <w:tblStylePr w:type="firstRow">
       <w:rPr>
+        <w:rFonts w:eastAsia="黑体"/>
         <w:b/>
         <w:bCs/>
         <w:color w:themeColor="background1" w:val="FFFFFF"/>
@@ -14508,6 +15066,7 @@
     </w:tblStylePr>
     <w:tblStylePr w:type="lastRow">
       <w:rPr>
+        <w:rFonts w:eastAsia="黑体"/>
         <w:b/>
         <w:bCs/>
         <w:color w:themeColor="accent3" w:themeShade="CC" w:val="7E9C40"/>
@@ -14522,12 +15081,14 @@
     </w:tblStylePr>
     <w:tblStylePr w:type="firstCol">
       <w:rPr>
+        <w:rFonts w:eastAsia="黑体"/>
         <w:b/>
         <w:bCs/>
       </w:rPr>
     </w:tblStylePr>
     <w:tblStylePr w:type="lastCol">
       <w:rPr>
+        <w:rFonts w:eastAsia="黑体"/>
         <w:b/>
         <w:bCs/>
       </w:rPr>
@@ -14562,6 +15123,7 @@
       <w:spacing w:after="0" w:line="240" w:lineRule="auto"/>
     </w:pPr>
     <w:rPr>
+      <w:rFonts w:eastAsia="黑体"/>
       <w:color w:themeColor="text1" w:val="000000"/>
     </w:rPr>
     <w:tblPr>
@@ -14580,6 +15142,7 @@
     </w:tcPr>
     <w:tblStylePr w:type="firstRow">
       <w:rPr>
+        <w:rFonts w:eastAsia="黑体"/>
         <w:b/>
         <w:bCs/>
         <w:color w:themeColor="background1" w:val="FFFFFF"/>
@@ -14594,6 +15157,7 @@
     </w:tblStylePr>
     <w:tblStylePr w:type="lastRow">
       <w:rPr>
+        <w:rFonts w:eastAsia="黑体"/>
         <w:b/>
         <w:bCs/>
         <w:color w:themeColor="accent6" w:themeShade="CC" w:val="F2730A"/>
@@ -14608,12 +15172,14 @@
     </w:tblStylePr>
     <w:tblStylePr w:type="firstCol">
       <w:rPr>
+        <w:rFonts w:eastAsia="黑体"/>
         <w:b/>
         <w:bCs/>
       </w:rPr>
     </w:tblStylePr>
     <w:tblStylePr w:type="lastCol">
       <w:rPr>
+        <w:rFonts w:eastAsia="黑体"/>
         <w:b/>
         <w:bCs/>
       </w:rPr>
@@ -14648,6 +15214,7 @@
       <w:spacing w:after="0" w:line="240" w:lineRule="auto"/>
     </w:pPr>
     <w:rPr>
+      <w:rFonts w:eastAsia="黑体"/>
       <w:color w:themeColor="text1" w:val="000000"/>
     </w:rPr>
     <w:tblPr>
@@ -14666,6 +15233,7 @@
     </w:tcPr>
     <w:tblStylePr w:type="firstRow">
       <w:rPr>
+        <w:rFonts w:eastAsia="黑体"/>
         <w:b/>
         <w:bCs/>
         <w:color w:themeColor="background1" w:val="FFFFFF"/>
@@ -14680,6 +15248,7 @@
     </w:tblStylePr>
     <w:tblStylePr w:type="lastRow">
       <w:rPr>
+        <w:rFonts w:eastAsia="黑体"/>
         <w:b/>
         <w:bCs/>
         <w:color w:themeColor="accent5" w:themeShade="CC" w:val="348DA5"/>
@@ -14694,12 +15263,14 @@
     </w:tblStylePr>
     <w:tblStylePr w:type="firstCol">
       <w:rPr>
+        <w:rFonts w:eastAsia="黑体"/>
         <w:b/>
         <w:bCs/>
       </w:rPr>
     </w:tblStylePr>
     <w:tblStylePr w:type="lastCol">
       <w:rPr>
+        <w:rFonts w:eastAsia="黑体"/>
         <w:b/>
         <w:bCs/>
       </w:rPr>
@@ -14734,6 +15305,7 @@
       <w:spacing w:after="0" w:line="240" w:lineRule="auto"/>
     </w:pPr>
     <w:rPr>
+      <w:rFonts w:eastAsia="黑体"/>
       <w:color w:themeColor="text1" w:val="000000"/>
     </w:rPr>
     <w:tblPr>
@@ -14755,6 +15327,7 @@
     </w:tcPr>
     <w:tblStylePr w:type="firstRow">
       <w:rPr>
+        <w:rFonts w:eastAsia="黑体"/>
         <w:b/>
         <w:bCs/>
       </w:rPr>
@@ -14765,6 +15338,7 @@
     </w:tblStylePr>
     <w:tblStylePr w:type="lastRow">
       <w:rPr>
+        <w:rFonts w:eastAsia="黑体"/>
         <w:b/>
         <w:bCs/>
         <w:color w:themeColor="text1" w:val="000000"/>
@@ -14776,6 +15350,7 @@
     </w:tblStylePr>
     <w:tblStylePr w:type="firstCol">
       <w:rPr>
+        <w:rFonts w:eastAsia="黑体"/>
         <w:color w:themeColor="background1" w:val="FFFFFF"/>
       </w:rPr>
       <w:tblPr/>
@@ -14785,6 +15360,7 @@
     </w:tblStylePr>
     <w:tblStylePr w:type="lastCol">
       <w:rPr>
+        <w:rFonts w:eastAsia="黑体"/>
         <w:color w:themeColor="background1" w:val="FFFFFF"/>
       </w:rPr>
       <w:tblPr/>
@@ -14814,6 +15390,7 @@
       <w:spacing w:after="0" w:line="240" w:lineRule="auto"/>
     </w:pPr>
     <w:rPr>
+      <w:rFonts w:eastAsia="黑体"/>
       <w:color w:themeColor="text1" w:val="000000"/>
     </w:rPr>
     <w:tblPr>
@@ -14835,6 +15412,7 @@
     </w:tcPr>
     <w:tblStylePr w:type="firstRow">
       <w:rPr>
+        <w:rFonts w:eastAsia="黑体"/>
         <w:b/>
         <w:bCs/>
       </w:rPr>
@@ -14845,6 +15423,7 @@
     </w:tblStylePr>
     <w:tblStylePr w:type="lastRow">
       <w:rPr>
+        <w:rFonts w:eastAsia="黑体"/>
         <w:b/>
         <w:bCs/>
         <w:color w:themeColor="text1" w:val="000000"/>
@@ -14856,6 +15435,7 @@
     </w:tblStylePr>
     <w:tblStylePr w:type="firstCol">
       <w:rPr>
+        <w:rFonts w:eastAsia="黑体"/>
         <w:color w:themeColor="background1" w:val="FFFFFF"/>
       </w:rPr>
       <w:tblPr/>
@@ -14865,6 +15445,7 @@
     </w:tblStylePr>
     <w:tblStylePr w:type="lastCol">
       <w:rPr>
+        <w:rFonts w:eastAsia="黑体"/>
         <w:color w:themeColor="background1" w:val="FFFFFF"/>
       </w:rPr>
       <w:tblPr/>
@@ -14894,6 +15475,7 @@
       <w:spacing w:after="0" w:line="240" w:lineRule="auto"/>
     </w:pPr>
     <w:rPr>
+      <w:rFonts w:eastAsia="黑体"/>
       <w:color w:themeColor="text1" w:val="000000"/>
     </w:rPr>
     <w:tblPr>
@@ -14915,6 +15497,7 @@
     </w:tcPr>
     <w:tblStylePr w:type="firstRow">
       <w:rPr>
+        <w:rFonts w:eastAsia="黑体"/>
         <w:b/>
         <w:bCs/>
       </w:rPr>
@@ -14925,6 +15508,7 @@
     </w:tblStylePr>
     <w:tblStylePr w:type="lastRow">
       <w:rPr>
+        <w:rFonts w:eastAsia="黑体"/>
         <w:b/>
         <w:bCs/>
         <w:color w:themeColor="text1" w:val="000000"/>
@@ -14936,6 +15520,7 @@
     </w:tblStylePr>
     <w:tblStylePr w:type="firstCol">
       <w:rPr>
+        <w:rFonts w:eastAsia="黑体"/>
         <w:color w:themeColor="background1" w:val="FFFFFF"/>
       </w:rPr>
       <w:tblPr/>
@@ -14945,6 +15530,7 @@
     </w:tblStylePr>
     <w:tblStylePr w:type="lastCol">
       <w:rPr>
+        <w:rFonts w:eastAsia="黑体"/>
         <w:color w:themeColor="background1" w:val="FFFFFF"/>
       </w:rPr>
       <w:tblPr/>
@@ -14974,6 +15560,7 @@
       <w:spacing w:after="0" w:line="240" w:lineRule="auto"/>
     </w:pPr>
     <w:rPr>
+      <w:rFonts w:eastAsia="黑体"/>
       <w:color w:themeColor="text1" w:val="000000"/>
     </w:rPr>
     <w:tblPr>
@@ -14995,6 +15582,7 @@
     </w:tcPr>
     <w:tblStylePr w:type="firstRow">
       <w:rPr>
+        <w:rFonts w:eastAsia="黑体"/>
         <w:b/>
         <w:bCs/>
       </w:rPr>
@@ -15005,6 +15593,7 @@
     </w:tblStylePr>
     <w:tblStylePr w:type="lastRow">
       <w:rPr>
+        <w:rFonts w:eastAsia="黑体"/>
         <w:b/>
         <w:bCs/>
         <w:color w:themeColor="text1" w:val="000000"/>
@@ -15016,6 +15605,7 @@
     </w:tblStylePr>
     <w:tblStylePr w:type="firstCol">
       <w:rPr>
+        <w:rFonts w:eastAsia="黑体"/>
         <w:color w:themeColor="background1" w:val="FFFFFF"/>
       </w:rPr>
       <w:tblPr/>
@@ -15025,6 +15615,7 @@
     </w:tblStylePr>
     <w:tblStylePr w:type="lastCol">
       <w:rPr>
+        <w:rFonts w:eastAsia="黑体"/>
         <w:color w:themeColor="background1" w:val="FFFFFF"/>
       </w:rPr>
       <w:tblPr/>
@@ -15054,6 +15645,7 @@
       <w:spacing w:after="0" w:line="240" w:lineRule="auto"/>
     </w:pPr>
     <w:rPr>
+      <w:rFonts w:eastAsia="黑体"/>
       <w:color w:themeColor="text1" w:val="000000"/>
     </w:rPr>
     <w:tblPr>
@@ -15075,6 +15667,7 @@
     </w:tcPr>
     <w:tblStylePr w:type="firstRow">
       <w:rPr>
+        <w:rFonts w:eastAsia="黑体"/>
         <w:b/>
         <w:bCs/>
       </w:rPr>
@@ -15085,6 +15678,7 @@
     </w:tblStylePr>
     <w:tblStylePr w:type="lastRow">
       <w:rPr>
+        <w:rFonts w:eastAsia="黑体"/>
         <w:b/>
         <w:bCs/>
         <w:color w:themeColor="text1" w:val="000000"/>
@@ -15096,6 +15690,7 @@
     </w:tblStylePr>
     <w:tblStylePr w:type="firstCol">
       <w:rPr>
+        <w:rFonts w:eastAsia="黑体"/>
         <w:color w:themeColor="background1" w:val="FFFFFF"/>
       </w:rPr>
       <w:tblPr/>
@@ -15105,6 +15700,7 @@
     </w:tblStylePr>
     <w:tblStylePr w:type="lastCol">
       <w:rPr>
+        <w:rFonts w:eastAsia="黑体"/>
         <w:color w:themeColor="background1" w:val="FFFFFF"/>
       </w:rPr>
       <w:tblPr/>
@@ -15134,6 +15730,7 @@
       <w:spacing w:after="0" w:line="240" w:lineRule="auto"/>
     </w:pPr>
     <w:rPr>
+      <w:rFonts w:eastAsia="黑体"/>
       <w:color w:themeColor="text1" w:val="000000"/>
     </w:rPr>
     <w:tblPr>
@@ -15155,6 +15752,7 @@
     </w:tcPr>
     <w:tblStylePr w:type="firstRow">
       <w:rPr>
+        <w:rFonts w:eastAsia="黑体"/>
         <w:b/>
         <w:bCs/>
       </w:rPr>
@@ -15165,6 +15763,7 @@
     </w:tblStylePr>
     <w:tblStylePr w:type="lastRow">
       <w:rPr>
+        <w:rFonts w:eastAsia="黑体"/>
         <w:b/>
         <w:bCs/>
         <w:color w:themeColor="text1" w:val="000000"/>
@@ -15176,6 +15775,7 @@
     </w:tblStylePr>
     <w:tblStylePr w:type="firstCol">
       <w:rPr>
+        <w:rFonts w:eastAsia="黑体"/>
         <w:color w:themeColor="background1" w:val="FFFFFF"/>
       </w:rPr>
       <w:tblPr/>
@@ -15185,6 +15785,7 @@
     </w:tblStylePr>
     <w:tblStylePr w:type="lastCol">
       <w:rPr>
+        <w:rFonts w:eastAsia="黑体"/>
         <w:color w:themeColor="background1" w:val="FFFFFF"/>
       </w:rPr>
       <w:tblPr/>
@@ -15214,6 +15815,7 @@
       <w:spacing w:after="0" w:line="240" w:lineRule="auto"/>
     </w:pPr>
     <w:rPr>
+      <w:rFonts w:eastAsia="黑体"/>
       <w:color w:themeColor="text1" w:val="000000"/>
     </w:rPr>
     <w:tblPr>
@@ -15235,6 +15837,7 @@
     </w:tcPr>
     <w:tblStylePr w:type="firstRow">
       <w:rPr>
+        <w:rFonts w:eastAsia="黑体"/>
         <w:b/>
         <w:bCs/>
       </w:rPr>
@@ -15245,6 +15848,7 @@
     </w:tblStylePr>
     <w:tblStylePr w:type="lastRow">
       <w:rPr>
+        <w:rFonts w:eastAsia="黑体"/>
         <w:b/>
         <w:bCs/>
         <w:color w:themeColor="text1" w:val="000000"/>
@@ -15256,6 +15860,7 @@
     </w:tblStylePr>
     <w:tblStylePr w:type="firstCol">
       <w:rPr>
+        <w:rFonts w:eastAsia="黑体"/>
         <w:color w:themeColor="background1" w:val="FFFFFF"/>
       </w:rPr>
       <w:tblPr/>
@@ -15265,6 +15870,7 @@
     </w:tblStylePr>
     <w:tblStylePr w:type="lastCol">
       <w:rPr>
+        <w:rFonts w:eastAsia="黑体"/>
         <w:color w:themeColor="background1" w:val="FFFFFF"/>
       </w:rPr>
       <w:tblPr/>
@@ -15297,6 +15903,7 @@
     <w:name w:val="KeywordTok"/>
     <w:basedOn w:val="VerbatimChar"/>
     <w:rPr>
+      <w:rFonts w:eastAsia="黑体"/>
       <w:b/>
       <w:color w:val="007020"/>
     </w:rPr>
@@ -15305,6 +15912,7 @@
     <w:name w:val="DataTypeTok"/>
     <w:basedOn w:val="VerbatimChar"/>
     <w:rPr>
+      <w:rFonts w:eastAsia="黑体"/>
       <w:color w:val="902000"/>
     </w:rPr>
   </w:style>
@@ -15312,6 +15920,7 @@
     <w:name w:val="DecValTok"/>
     <w:basedOn w:val="VerbatimChar"/>
     <w:rPr>
+      <w:rFonts w:eastAsia="黑体"/>
       <w:color w:val="40a070"/>
     </w:rPr>
   </w:style>
@@ -15319,6 +15928,7 @@
     <w:name w:val="BaseNTok"/>
     <w:basedOn w:val="VerbatimChar"/>
     <w:rPr>
+      <w:rFonts w:eastAsia="黑体"/>
       <w:color w:val="40a070"/>
     </w:rPr>
   </w:style>
@@ -15326,6 +15936,7 @@
     <w:name w:val="FloatTok"/>
     <w:basedOn w:val="VerbatimChar"/>
     <w:rPr>
+      <w:rFonts w:eastAsia="黑体"/>
       <w:color w:val="40a070"/>
     </w:rPr>
   </w:style>
@@ -15333,6 +15944,7 @@
     <w:name w:val="ConstantTok"/>
     <w:basedOn w:val="VerbatimChar"/>
     <w:rPr>
+      <w:rFonts w:eastAsia="黑体"/>
       <w:color w:val="880000"/>
     </w:rPr>
   </w:style>
@@ -15340,6 +15952,7 @@
     <w:name w:val="CharTok"/>
     <w:basedOn w:val="VerbatimChar"/>
     <w:rPr>
+      <w:rFonts w:eastAsia="黑体"/>
       <w:color w:val="4070a0"/>
     </w:rPr>
   </w:style>
@@ -15347,6 +15960,7 @@
     <w:name w:val="SpecialCharTok"/>
     <w:basedOn w:val="VerbatimChar"/>
     <w:rPr>
+      <w:rFonts w:eastAsia="黑体"/>
       <w:color w:val="4070a0"/>
     </w:rPr>
   </w:style>
@@ -15354,6 +15968,7 @@
     <w:name w:val="StringTok"/>
     <w:basedOn w:val="VerbatimChar"/>
     <w:rPr>
+      <w:rFonts w:eastAsia="黑体"/>
       <w:color w:val="4070a0"/>
     </w:rPr>
   </w:style>
@@ -15361,6 +15976,7 @@
     <w:name w:val="VerbatimStringTok"/>
     <w:basedOn w:val="VerbatimChar"/>
     <w:rPr>
+      <w:rFonts w:eastAsia="黑体"/>
       <w:color w:val="4070a0"/>
     </w:rPr>
   </w:style>
@@ -15368,6 +15984,7 @@
     <w:name w:val="SpecialStringTok"/>
     <w:basedOn w:val="VerbatimChar"/>
     <w:rPr>
+      <w:rFonts w:eastAsia="黑体"/>
       <w:color w:val="bb6688"/>
     </w:rPr>
   </w:style>
@@ -15375,6 +15992,7 @@
     <w:name w:val="ImportTok"/>
     <w:basedOn w:val="VerbatimChar"/>
     <w:rPr>
+      <w:rFonts w:eastAsia="黑体"/>
       <w:b/>
       <w:color w:val="008000"/>
     </w:rPr>
@@ -15383,6 +16001,7 @@
     <w:name w:val="CommentTok"/>
     <w:basedOn w:val="VerbatimChar"/>
     <w:rPr>
+      <w:rFonts w:eastAsia="黑体"/>
       <w:i/>
       <w:color w:val="60a0b0"/>
     </w:rPr>
@@ -15391,6 +16010,7 @@
     <w:name w:val="DocumentationTok"/>
     <w:basedOn w:val="VerbatimChar"/>
     <w:rPr>
+      <w:rFonts w:eastAsia="黑体"/>
       <w:i/>
       <w:color w:val="ba2121"/>
     </w:rPr>
@@ -15399,6 +16019,7 @@
     <w:name w:val="AnnotationTok"/>
     <w:basedOn w:val="VerbatimChar"/>
     <w:rPr>
+      <w:rFonts w:eastAsia="黑体"/>
       <w:b/>
       <w:i/>
       <w:color w:val="60a0b0"/>
@@ -15408,6 +16029,7 @@
     <w:name w:val="CommentVarTok"/>
     <w:basedOn w:val="VerbatimChar"/>
     <w:rPr>
+      <w:rFonts w:eastAsia="黑体"/>
       <w:b/>
       <w:i/>
       <w:color w:val="60a0b0"/>
@@ -15417,6 +16039,7 @@
     <w:name w:val="OtherTok"/>
     <w:basedOn w:val="VerbatimChar"/>
     <w:rPr>
+      <w:rFonts w:eastAsia="黑体"/>
       <w:color w:val="007020"/>
     </w:rPr>
   </w:style>
@@ -15424,6 +16047,7 @@
     <w:name w:val="FunctionTok"/>
     <w:basedOn w:val="VerbatimChar"/>
     <w:rPr>
+      <w:rFonts w:eastAsia="黑体"/>
       <w:color w:val="06287e"/>
     </w:rPr>
   </w:style>
@@ -15431,6 +16055,7 @@
     <w:name w:val="VariableTok"/>
     <w:basedOn w:val="VerbatimChar"/>
     <w:rPr>
+      <w:rFonts w:eastAsia="黑体"/>
       <w:color w:val="19177c"/>
     </w:rPr>
   </w:style>
@@ -15438,6 +16063,7 @@
     <w:name w:val="ControlFlowTok"/>
     <w:basedOn w:val="VerbatimChar"/>
     <w:rPr>
+      <w:rFonts w:eastAsia="黑体"/>
       <w:b/>
       <w:color w:val="007020"/>
     </w:rPr>
@@ -15446,6 +16072,7 @@
     <w:name w:val="OperatorTok"/>
     <w:basedOn w:val="VerbatimChar"/>
     <w:rPr>
+      <w:rFonts w:eastAsia="黑体"/>
       <w:color w:val="666666"/>
     </w:rPr>
   </w:style>
@@ -15453,18 +16080,22 @@
     <w:name w:val="BuiltInTok"/>
     <w:basedOn w:val="VerbatimChar"/>
     <w:rPr>
+      <w:rFonts w:eastAsia="黑体"/>
       <w:color w:val="008000"/>
     </w:rPr>
   </w:style>
   <w:style w:type="character" w:customStyle="1" w:styleId="ExtensionTok">
     <w:name w:val="ExtensionTok"/>
     <w:basedOn w:val="VerbatimChar"/>
-    <w:rPr/>
+    <w:rPr>
+      <w:rFonts w:eastAsia="黑体"/>
+    </w:rPr>
   </w:style>
   <w:style w:type="character" w:customStyle="1" w:styleId="PreprocessorTok">
     <w:name w:val="PreprocessorTok"/>
     <w:basedOn w:val="VerbatimChar"/>
     <w:rPr>
+      <w:rFonts w:eastAsia="黑体"/>
       <w:color w:val="bc7a00"/>
     </w:rPr>
   </w:style>
@@ -15472,18 +16103,22 @@
     <w:name w:val="AttributeTok"/>
     <w:basedOn w:val="VerbatimChar"/>
     <w:rPr>
+      <w:rFonts w:eastAsia="黑体"/>
       <w:color w:val="7d9029"/>
     </w:rPr>
   </w:style>
   <w:style w:type="character" w:customStyle="1" w:styleId="RegionMarkerTok">
     <w:name w:val="RegionMarkerTok"/>
     <w:basedOn w:val="VerbatimChar"/>
-    <w:rPr/>
+    <w:rPr>
+      <w:rFonts w:eastAsia="黑体"/>
+    </w:rPr>
   </w:style>
   <w:style w:type="character" w:customStyle="1" w:styleId="InformationTok">
     <w:name w:val="InformationTok"/>
     <w:basedOn w:val="VerbatimChar"/>
     <w:rPr>
+      <w:rFonts w:eastAsia="黑体"/>
       <w:b/>
       <w:i/>
       <w:color w:val="60a0b0"/>
@@ -15493,6 +16128,7 @@
     <w:name w:val="WarningTok"/>
     <w:basedOn w:val="VerbatimChar"/>
     <w:rPr>
+      <w:rFonts w:eastAsia="黑体"/>
       <w:b/>
       <w:i/>
       <w:color w:val="60a0b0"/>
@@ -15502,6 +16138,7 @@
     <w:name w:val="AlertTok"/>
     <w:basedOn w:val="VerbatimChar"/>
     <w:rPr>
+      <w:rFonts w:eastAsia="黑体"/>
       <w:b/>
       <w:color w:val="ff0000"/>
     </w:rPr>
@@ -15510,6 +16147,7 @@
     <w:name w:val="ErrorTok"/>
     <w:basedOn w:val="VerbatimChar"/>
     <w:rPr>
+      <w:rFonts w:eastAsia="黑体"/>
       <w:b/>
       <w:color w:val="ff0000"/>
     </w:rPr>
@@ -15517,7 +16155,9 @@
   <w:style w:type="character" w:customStyle="1" w:styleId="NormalTok">
     <w:name w:val="NormalTok"/>
     <w:basedOn w:val="VerbatimChar"/>
-    <w:rPr/>
+    <w:rPr>
+      <w:rFonts w:eastAsia="黑体"/>
+    </w:rPr>
   </w:style>
 </w:styles>
 </file>
@@ -15566,12 +16206,12 @@
     <a:fontScheme name="Office">
       <a:majorFont>
         <a:latin typeface="Calibri"/>
-        <a:ea typeface=""/>
+        <a:ea typeface="黑体"/>
         <a:cs typeface=""/>
         <a:font script="Jpan" typeface="ＭＳ ゴシック"/>
         <a:font script="Hang" typeface="맑은 고딕"/>
-        <a:font script="Hans" typeface="宋体"/>
-        <a:font script="Hant" typeface="新細明體"/>
+        <a:font script="Hans" typeface="黑体"/>
+        <a:font script="Hant" typeface="黑体"/>
         <a:font script="Arab" typeface="Times New Roman"/>
         <a:font script="Hebr" typeface="Times New Roman"/>
         <a:font script="Thai" typeface="Angsana New"/>
@@ -15601,12 +16241,12 @@
       </a:majorFont>
       <a:minorFont>
         <a:latin typeface="Cambria"/>
-        <a:ea typeface=""/>
+        <a:ea typeface="黑体"/>
         <a:cs typeface=""/>
         <a:font script="Jpan" typeface="ＭＳ 明朝"/>
         <a:font script="Hang" typeface="맑은 고딕"/>
-        <a:font script="Hans" typeface="宋体"/>
-        <a:font script="Hant" typeface="新細明體"/>
+        <a:font script="Hans" typeface="黑体"/>
+        <a:font script="Hant" typeface="黑体"/>
         <a:font script="Arab" typeface="Arial"/>
         <a:font script="Hebr" typeface="Arial"/>
         <a:font script="Thai" typeface="Cordia New"/>

--- a/06-转换电路/02-数模转换DAC/电流舵型DAC电路/电流舵型DAC电路.docx
+++ b/06-转换电路/02-数模转换DAC/电流舵型DAC电路/电流舵型DAC电路.docx
@@ -3135,7 +3135,7 @@
           <w:color w:val="555555"/>
           <w:sz w:val="21"/>
         </w:rPr>
-        <w:t>材料收集者：杜文杰，WX手机：19519196569，QQ:3478827729</w:t>
+        <w:t>材料收集者：杜文杰，微信/手机：19519196569，QQ:3478827729</w:t>
       </w:r>
     </w:p>
     <w:sectPr>
